--- a/docassemble/SmallEstateAffidavit/data/templates/small_estate_affidavit.docx
+++ b/docassemble/SmallEstateAffidavit/data/templates/small_estate_affidavit.docx
@@ -5,83 +5,172 @@
     <w:p>
       <w:pPr>
         <w:rPr>
+          <w:rFonts w:ascii="Verdana" w:hAnsi="Verdana" w:cs="Arial"/>
           <w:b/>
           <w:bCs/>
         </w:rPr>
       </w:pPr>
       <w:r>
         <w:rPr>
+          <w:rFonts w:ascii="Verdana" w:hAnsi="Verdana" w:cs="Arial"/>
           <w:b/>
           <w:bCs/>
         </w:rPr>
         <w:t>Small Estate Affidavit</w:t>
       </w:r>
     </w:p>
-    <w:p/>
-    <w:p>
-      <w:r>
+    <w:p>
+      <w:pPr>
+        <w:rPr>
+          <w:rFonts w:ascii="Verdana" w:hAnsi="Verdana" w:cs="Arial"/>
+        </w:rPr>
+      </w:pPr>
+    </w:p>
+    <w:p>
+      <w:pPr>
+        <w:rPr>
+          <w:rFonts w:ascii="Verdana" w:hAnsi="Verdana" w:cs="Arial"/>
+        </w:rPr>
+      </w:pPr>
+      <w:r>
+        <w:rPr>
+          <w:rFonts w:ascii="Verdana" w:hAnsi="Verdana" w:cs="Arial"/>
+        </w:rPr>
         <w:t xml:space="preserve">I, </w:t>
       </w:r>
       <w:r>
+        <w:rPr>
+          <w:rFonts w:ascii="Verdana" w:hAnsi="Verdana" w:cs="Arial"/>
+        </w:rPr>
         <w:t>{{</w:t>
       </w:r>
-      <w:r>
-        <w:t>return_user_name(users[0])</w:t>
-      </w:r>
-      <w:r>
+      <w:proofErr w:type="spellStart"/>
+      <w:r>
+        <w:rPr>
+          <w:rFonts w:ascii="Verdana" w:hAnsi="Verdana" w:cs="Arial"/>
+        </w:rPr>
+        <w:t>return_user_name</w:t>
+      </w:r>
+      <w:proofErr w:type="spellEnd"/>
+      <w:r>
+        <w:rPr>
+          <w:rFonts w:ascii="Verdana" w:hAnsi="Verdana" w:cs="Arial"/>
+        </w:rPr>
+        <w:t>(users[0])</w:t>
+      </w:r>
+      <w:r>
+        <w:rPr>
+          <w:rFonts w:ascii="Verdana" w:hAnsi="Verdana" w:cs="Arial"/>
+        </w:rPr>
         <w:t>}}</w:t>
       </w:r>
       <w:r>
+        <w:rPr>
+          <w:rFonts w:ascii="Verdana" w:hAnsi="Verdana" w:cs="Arial"/>
+        </w:rPr>
         <w:t xml:space="preserve"> on oath state:</w:t>
       </w:r>
     </w:p>
-    <w:p/>
+    <w:p>
+      <w:pPr>
+        <w:rPr>
+          <w:rFonts w:ascii="Verdana" w:hAnsi="Verdana" w:cs="Arial"/>
+        </w:rPr>
+      </w:pPr>
+    </w:p>
     <w:p>
       <w:pPr>
         <w:numPr>
           <w:ilvl w:val="0"/>
           <w:numId w:val="3"/>
         </w:numPr>
-      </w:pPr>
-      <w:r>
+        <w:rPr>
+          <w:rFonts w:ascii="Verdana" w:hAnsi="Verdana" w:cs="Arial"/>
+        </w:rPr>
+      </w:pPr>
+      <w:r>
+        <w:rPr>
+          <w:rFonts w:ascii="Verdana" w:hAnsi="Verdana" w:cs="Arial"/>
+        </w:rPr>
         <w:t xml:space="preserve">(a) My address is: </w:t>
       </w:r>
       <w:r>
-        <w:t>{{users[0].address.on_one_line</w:t>
-      </w:r>
-      <w:r>
+        <w:rPr>
+          <w:rFonts w:ascii="Verdana" w:hAnsi="Verdana" w:cs="Arial"/>
+        </w:rPr>
+        <w:t>{{users[0].</w:t>
+      </w:r>
+      <w:proofErr w:type="spellStart"/>
+      <w:r>
+        <w:rPr>
+          <w:rFonts w:ascii="Verdana" w:hAnsi="Verdana" w:cs="Arial"/>
+        </w:rPr>
+        <w:t>address.on_one_line</w:t>
+      </w:r>
+      <w:proofErr w:type="spellEnd"/>
+      <w:r>
+        <w:rPr>
+          <w:rFonts w:ascii="Verdana" w:hAnsi="Verdana" w:cs="Arial"/>
+        </w:rPr>
         <w:t>(bare=True</w:t>
       </w:r>
       <w:r>
+        <w:rPr>
+          <w:rFonts w:ascii="Verdana" w:hAnsi="Verdana" w:cs="Arial"/>
+        </w:rPr>
         <w:t>)</w:t>
       </w:r>
       <w:r>
+        <w:rPr>
+          <w:rFonts w:ascii="Verdana" w:hAnsi="Verdana" w:cs="Arial"/>
+        </w:rPr>
         <w:t>}}</w:t>
       </w:r>
       <w:r>
+        <w:rPr>
+          <w:rFonts w:ascii="Verdana" w:hAnsi="Verdana" w:cs="Arial"/>
+        </w:rPr>
         <w:t>.</w:t>
       </w:r>
     </w:p>
     <w:p>
       <w:pPr>
         <w:ind w:firstLine="720"/>
-      </w:pPr>
-      <w:r>
+        <w:rPr>
+          <w:rFonts w:ascii="Verdana" w:hAnsi="Verdana" w:cs="Arial"/>
+        </w:rPr>
+      </w:pPr>
+      <w:r>
+        <w:rPr>
+          <w:rFonts w:ascii="Verdana" w:hAnsi="Verdana" w:cs="Arial"/>
+        </w:rPr>
         <w:t>(</w:t>
       </w:r>
       <w:r>
+        <w:rPr>
+          <w:rFonts w:ascii="Verdana" w:hAnsi="Verdana" w:cs="Arial"/>
+        </w:rPr>
         <w:t>b</w:t>
       </w:r>
       <w:r>
+        <w:rPr>
+          <w:rFonts w:ascii="Verdana" w:hAnsi="Verdana" w:cs="Arial"/>
+        </w:rPr>
         <w:t xml:space="preserve">) I understand that, if I am an out of state resident, I submit myself to the jurisdiction of Illinois courts for all matters related to the preparation and use of this affidavit. My agent for service of process in Illinois is: </w:t>
       </w:r>
     </w:p>
-    <w:p/>
+    <w:p>
+      <w:pPr>
+        <w:rPr>
+          <w:rFonts w:ascii="Verdana" w:hAnsi="Verdana" w:cs="Arial"/>
+        </w:rPr>
+      </w:pPr>
+    </w:p>
     <w:tbl>
       <w:tblPr>
         <w:tblStyle w:val="TableGrid"/>
-        <w:tblW w:w="8550" w:type="dxa"/>
-        <w:tblInd w:w="828" w:type="dxa"/>
+        <w:tblW w:w="9360" w:type="dxa"/>
+        <w:tblInd w:w="270" w:type="dxa"/>
         <w:tblBorders>
           <w:top w:val="none" w:sz="0" w:space="0" w:color="auto"/>
           <w:left w:val="none" w:sz="0" w:space="0" w:color="auto"/>
@@ -90,40 +179,84 @@
           <w:insideH w:val="none" w:sz="0" w:space="0" w:color="auto"/>
           <w:insideV w:val="none" w:sz="0" w:space="0" w:color="auto"/>
         </w:tblBorders>
+        <w:tblLayout w:type="fixed"/>
         <w:tblLook w:val="04A0" w:firstRow="1" w:lastRow="0" w:firstColumn="1" w:lastColumn="0" w:noHBand="0" w:noVBand="1"/>
       </w:tblPr>
       <w:tblGrid>
-        <w:gridCol w:w="2427"/>
-        <w:gridCol w:w="6123"/>
+        <w:gridCol w:w="2205"/>
+        <w:gridCol w:w="7155"/>
       </w:tblGrid>
       <w:tr>
         <w:tc>
           <w:tcPr>
-            <w:tcW w:w="2880" w:type="dxa"/>
-            <w:hideMark/>
-          </w:tcPr>
-          <w:p>
-            <w:pPr>
-              <w:spacing w:after="160" w:line="278" w:lineRule="auto"/>
-            </w:pPr>
-            <w:r>
+            <w:tcW w:w="2205" w:type="dxa"/>
+            <w:hideMark/>
+          </w:tcPr>
+          <w:p>
+            <w:pPr>
+              <w:spacing w:after="160" w:line="278" w:lineRule="auto"/>
+              <w:rPr>
+                <w:rFonts w:ascii="Verdana" w:hAnsi="Verdana" w:cs="Arial"/>
+              </w:rPr>
+            </w:pPr>
+            <w:r>
+              <w:rPr>
+                <w:rFonts w:ascii="Verdana" w:hAnsi="Verdana" w:cs="Arial"/>
+              </w:rPr>
               <w:t>NAME:</w:t>
             </w:r>
           </w:p>
         </w:tc>
         <w:tc>
           <w:tcPr>
-            <w:tcW w:w="5670" w:type="dxa"/>
-            <w:hideMark/>
-          </w:tcPr>
-          <w:p>
-            <w:pPr>
-              <w:spacing w:after="160" w:line="278" w:lineRule="auto"/>
-            </w:pPr>
-            <w:r>
-              <w:t>{% if agent_needed(users[0]) %}{{agent.name_full()}}</w:t>
-            </w:r>
-            <w:r>
+            <w:tcW w:w="7155" w:type="dxa"/>
+            <w:hideMark/>
+          </w:tcPr>
+          <w:p>
+            <w:pPr>
+              <w:spacing w:after="160" w:line="278" w:lineRule="auto"/>
+              <w:rPr>
+                <w:rFonts w:ascii="Verdana" w:hAnsi="Verdana" w:cs="Arial"/>
+              </w:rPr>
+            </w:pPr>
+            <w:r>
+              <w:rPr>
+                <w:rFonts w:ascii="Verdana" w:hAnsi="Verdana" w:cs="Arial"/>
+              </w:rPr>
+              <w:t xml:space="preserve">{% if </w:t>
+            </w:r>
+            <w:proofErr w:type="spellStart"/>
+            <w:r>
+              <w:rPr>
+                <w:rFonts w:ascii="Verdana" w:hAnsi="Verdana" w:cs="Arial"/>
+              </w:rPr>
+              <w:t>agent_needed</w:t>
+            </w:r>
+            <w:proofErr w:type="spellEnd"/>
+            <w:r>
+              <w:rPr>
+                <w:rFonts w:ascii="Verdana" w:hAnsi="Verdana" w:cs="Arial"/>
+              </w:rPr>
+              <w:t>(users[0]) %}{{</w:t>
+            </w:r>
+            <w:proofErr w:type="spellStart"/>
+            <w:r>
+              <w:rPr>
+                <w:rFonts w:ascii="Verdana" w:hAnsi="Verdana" w:cs="Arial"/>
+              </w:rPr>
+              <w:t>agent.name_full</w:t>
+            </w:r>
+            <w:proofErr w:type="spellEnd"/>
+            <w:r>
+              <w:rPr>
+                <w:rFonts w:ascii="Verdana" w:hAnsi="Verdana" w:cs="Arial"/>
+              </w:rPr>
+              <w:t>()}}</w:t>
+            </w:r>
+            <w:r>
+              <w:rPr>
+                <w:rFonts w:ascii="Verdana" w:hAnsi="Verdana" w:cs="Arial"/>
+              </w:rPr>
               <w:t>{% endif %}</w:t>
             </w:r>
           </w:p>
@@ -132,31 +265,74 @@
       <w:tr>
         <w:tc>
           <w:tcPr>
-            <w:tcW w:w="2880" w:type="dxa"/>
-            <w:hideMark/>
-          </w:tcPr>
-          <w:p>
-            <w:pPr>
-              <w:spacing w:after="160" w:line="278" w:lineRule="auto"/>
-            </w:pPr>
-            <w:r>
+            <w:tcW w:w="2205" w:type="dxa"/>
+            <w:hideMark/>
+          </w:tcPr>
+          <w:p>
+            <w:pPr>
+              <w:spacing w:after="160" w:line="278" w:lineRule="auto"/>
+              <w:rPr>
+                <w:rFonts w:ascii="Verdana" w:hAnsi="Verdana" w:cs="Arial"/>
+              </w:rPr>
+            </w:pPr>
+            <w:r>
+              <w:rPr>
+                <w:rFonts w:ascii="Verdana" w:hAnsi="Verdana" w:cs="Arial"/>
+              </w:rPr>
               <w:t>ADDRESS:</w:t>
             </w:r>
           </w:p>
         </w:tc>
         <w:tc>
           <w:tcPr>
-            <w:tcW w:w="5670" w:type="dxa"/>
-            <w:hideMark/>
-          </w:tcPr>
-          <w:p>
-            <w:pPr>
-              <w:spacing w:after="160" w:line="278" w:lineRule="auto"/>
-            </w:pPr>
-            <w:r>
-              <w:t>{% if agent_needed(users[0]) %}{{agent.address.line_one(bare=True)}}</w:t>
-            </w:r>
-            <w:r>
+            <w:tcW w:w="7155" w:type="dxa"/>
+            <w:hideMark/>
+          </w:tcPr>
+          <w:p>
+            <w:pPr>
+              <w:spacing w:after="160" w:line="278" w:lineRule="auto"/>
+              <w:rPr>
+                <w:rFonts w:ascii="Verdana" w:hAnsi="Verdana" w:cs="Arial"/>
+              </w:rPr>
+            </w:pPr>
+            <w:r>
+              <w:rPr>
+                <w:rFonts w:ascii="Verdana" w:hAnsi="Verdana" w:cs="Arial"/>
+              </w:rPr>
+              <w:t xml:space="preserve">{% if </w:t>
+            </w:r>
+            <w:proofErr w:type="spellStart"/>
+            <w:r>
+              <w:rPr>
+                <w:rFonts w:ascii="Verdana" w:hAnsi="Verdana" w:cs="Arial"/>
+              </w:rPr>
+              <w:t>agent_needed</w:t>
+            </w:r>
+            <w:proofErr w:type="spellEnd"/>
+            <w:r>
+              <w:rPr>
+                <w:rFonts w:ascii="Verdana" w:hAnsi="Verdana" w:cs="Arial"/>
+              </w:rPr>
+              <w:t>(users[0]) %}{{</w:t>
+            </w:r>
+            <w:proofErr w:type="spellStart"/>
+            <w:r>
+              <w:rPr>
+                <w:rFonts w:ascii="Verdana" w:hAnsi="Verdana" w:cs="Arial"/>
+              </w:rPr>
+              <w:t>agent.address.line_one</w:t>
+            </w:r>
+            <w:proofErr w:type="spellEnd"/>
+            <w:r>
+              <w:rPr>
+                <w:rFonts w:ascii="Verdana" w:hAnsi="Verdana" w:cs="Arial"/>
+              </w:rPr>
+              <w:t>(bare=True)}}</w:t>
+            </w:r>
+            <w:r>
+              <w:rPr>
+                <w:rFonts w:ascii="Verdana" w:hAnsi="Verdana" w:cs="Arial"/>
+              </w:rPr>
               <w:t>{% endif %}</w:t>
             </w:r>
           </w:p>
@@ -165,31 +341,74 @@
       <w:tr>
         <w:tc>
           <w:tcPr>
-            <w:tcW w:w="2880" w:type="dxa"/>
-            <w:hideMark/>
-          </w:tcPr>
-          <w:p>
-            <w:pPr>
-              <w:spacing w:after="160" w:line="278" w:lineRule="auto"/>
-            </w:pPr>
-            <w:r>
+            <w:tcW w:w="2205" w:type="dxa"/>
+            <w:hideMark/>
+          </w:tcPr>
+          <w:p>
+            <w:pPr>
+              <w:spacing w:after="160" w:line="278" w:lineRule="auto"/>
+              <w:rPr>
+                <w:rFonts w:ascii="Verdana" w:hAnsi="Verdana" w:cs="Arial"/>
+              </w:rPr>
+            </w:pPr>
+            <w:r>
+              <w:rPr>
+                <w:rFonts w:ascii="Verdana" w:hAnsi="Verdana" w:cs="Arial"/>
+              </w:rPr>
               <w:t>CITY:</w:t>
             </w:r>
           </w:p>
         </w:tc>
         <w:tc>
           <w:tcPr>
-            <w:tcW w:w="5670" w:type="dxa"/>
-            <w:hideMark/>
-          </w:tcPr>
-          <w:p>
-            <w:pPr>
-              <w:spacing w:after="160" w:line="278" w:lineRule="auto"/>
-            </w:pPr>
-            <w:r>
-              <w:t>{% if agent_needed(users[0]) %}{{agent.address.line_two()}}</w:t>
-            </w:r>
-            <w:r>
+            <w:tcW w:w="7155" w:type="dxa"/>
+            <w:hideMark/>
+          </w:tcPr>
+          <w:p>
+            <w:pPr>
+              <w:spacing w:after="160" w:line="278" w:lineRule="auto"/>
+              <w:rPr>
+                <w:rFonts w:ascii="Verdana" w:hAnsi="Verdana" w:cs="Arial"/>
+              </w:rPr>
+            </w:pPr>
+            <w:r>
+              <w:rPr>
+                <w:rFonts w:ascii="Verdana" w:hAnsi="Verdana" w:cs="Arial"/>
+              </w:rPr>
+              <w:t xml:space="preserve">{% if </w:t>
+            </w:r>
+            <w:proofErr w:type="spellStart"/>
+            <w:r>
+              <w:rPr>
+                <w:rFonts w:ascii="Verdana" w:hAnsi="Verdana" w:cs="Arial"/>
+              </w:rPr>
+              <w:t>agent_needed</w:t>
+            </w:r>
+            <w:proofErr w:type="spellEnd"/>
+            <w:r>
+              <w:rPr>
+                <w:rFonts w:ascii="Verdana" w:hAnsi="Verdana" w:cs="Arial"/>
+              </w:rPr>
+              <w:t>(users[0]) %}{{</w:t>
+            </w:r>
+            <w:proofErr w:type="spellStart"/>
+            <w:r>
+              <w:rPr>
+                <w:rFonts w:ascii="Verdana" w:hAnsi="Verdana" w:cs="Arial"/>
+              </w:rPr>
+              <w:t>agent.address.line_two</w:t>
+            </w:r>
+            <w:proofErr w:type="spellEnd"/>
+            <w:r>
+              <w:rPr>
+                <w:rFonts w:ascii="Verdana" w:hAnsi="Verdana" w:cs="Arial"/>
+              </w:rPr>
+              <w:t>()}}</w:t>
+            </w:r>
+            <w:r>
+              <w:rPr>
+                <w:rFonts w:ascii="Verdana" w:hAnsi="Verdana" w:cs="Arial"/>
+              </w:rPr>
               <w:t xml:space="preserve"> {% endif %}</w:t>
             </w:r>
           </w:p>
@@ -198,147 +417,378 @@
       <w:tr>
         <w:tc>
           <w:tcPr>
-            <w:tcW w:w="2880" w:type="dxa"/>
-            <w:hideMark/>
-          </w:tcPr>
-          <w:p>
-            <w:pPr>
-              <w:spacing w:after="160" w:line="278" w:lineRule="auto"/>
-            </w:pPr>
-            <w:r>
+            <w:tcW w:w="2205" w:type="dxa"/>
+            <w:hideMark/>
+          </w:tcPr>
+          <w:p>
+            <w:pPr>
+              <w:spacing w:after="160" w:line="278" w:lineRule="auto"/>
+              <w:rPr>
+                <w:rFonts w:ascii="Verdana" w:hAnsi="Verdana" w:cs="Arial"/>
+              </w:rPr>
+            </w:pPr>
+            <w:r>
+              <w:rPr>
+                <w:rFonts w:ascii="Verdana" w:hAnsi="Verdana" w:cs="Arial"/>
+              </w:rPr>
               <w:t>TELEPHONE (IF ANY):</w:t>
             </w:r>
           </w:p>
         </w:tc>
         <w:tc>
           <w:tcPr>
-            <w:tcW w:w="5670" w:type="dxa"/>
-            <w:hideMark/>
-          </w:tcPr>
-          <w:p>
-            <w:pPr>
-              <w:spacing w:after="160" w:line="278" w:lineRule="auto"/>
-            </w:pPr>
-            <w:r>
-              <w:t>{% if agent_needed(users[0]</w:t>
-            </w:r>
-            <w:r>
+            <w:tcW w:w="7155" w:type="dxa"/>
+            <w:hideMark/>
+          </w:tcPr>
+          <w:p>
+            <w:pPr>
+              <w:spacing w:after="160" w:line="278" w:lineRule="auto"/>
+              <w:rPr>
+                <w:rFonts w:ascii="Verdana" w:hAnsi="Verdana" w:cs="Arial"/>
+              </w:rPr>
+            </w:pPr>
+            <w:r>
+              <w:rPr>
+                <w:rFonts w:ascii="Verdana" w:hAnsi="Verdana" w:cs="Arial"/>
+              </w:rPr>
+              <w:t xml:space="preserve">{% if </w:t>
+            </w:r>
+            <w:proofErr w:type="spellStart"/>
+            <w:r>
+              <w:rPr>
+                <w:rFonts w:ascii="Verdana" w:hAnsi="Verdana" w:cs="Arial"/>
+              </w:rPr>
+              <w:t>agent_needed</w:t>
+            </w:r>
+            <w:proofErr w:type="spellEnd"/>
+            <w:r>
+              <w:rPr>
+                <w:rFonts w:ascii="Verdana" w:hAnsi="Verdana" w:cs="Arial"/>
+              </w:rPr>
+              <w:t>(users[0]</w:t>
+            </w:r>
+            <w:r>
+              <w:rPr>
+                <w:rFonts w:ascii="Verdana" w:hAnsi="Verdana" w:cs="Arial"/>
+              </w:rPr>
               <w:t>)</w:t>
             </w:r>
             <w:r>
-              <w:t xml:space="preserve"> %}{{phone_number_formatted(agent.phone_number)}}</w:t>
-            </w:r>
-            <w:r>
+              <w:rPr>
+                <w:rFonts w:ascii="Verdana" w:hAnsi="Verdana" w:cs="Arial"/>
+              </w:rPr>
+              <w:t xml:space="preserve"> %}{{</w:t>
+            </w:r>
+            <w:proofErr w:type="spellStart"/>
+            <w:r>
+              <w:rPr>
+                <w:rFonts w:ascii="Verdana" w:hAnsi="Verdana" w:cs="Arial"/>
+              </w:rPr>
+              <w:t>phone_number_formatted</w:t>
+            </w:r>
+            <w:proofErr w:type="spellEnd"/>
+            <w:r>
+              <w:rPr>
+                <w:rFonts w:ascii="Verdana" w:hAnsi="Verdana" w:cs="Arial"/>
+              </w:rPr>
+              <w:t>(</w:t>
+            </w:r>
+            <w:proofErr w:type="spellStart"/>
+            <w:r>
+              <w:rPr>
+                <w:rFonts w:ascii="Verdana" w:hAnsi="Verdana" w:cs="Arial"/>
+              </w:rPr>
+              <w:t>agent.phone_number</w:t>
+            </w:r>
+            <w:proofErr w:type="spellEnd"/>
+            <w:r>
+              <w:rPr>
+                <w:rFonts w:ascii="Verdana" w:hAnsi="Verdana" w:cs="Arial"/>
+              </w:rPr>
+              <w:t>)}}</w:t>
+            </w:r>
+            <w:r>
+              <w:rPr>
+                <w:rFonts w:ascii="Verdana" w:hAnsi="Verdana" w:cs="Arial"/>
+              </w:rPr>
               <w:t>{% endif %}</w:t>
             </w:r>
           </w:p>
         </w:tc>
       </w:tr>
     </w:tbl>
-    <w:p/>
-    <w:p>
-      <w:r>
+    <w:p>
+      <w:pPr>
+        <w:rPr>
+          <w:rFonts w:ascii="Verdana" w:hAnsi="Verdana" w:cs="Arial"/>
+        </w:rPr>
+      </w:pPr>
+    </w:p>
+    <w:p>
+      <w:pPr>
+        <w:rPr>
+          <w:rFonts w:ascii="Verdana" w:hAnsi="Verdana" w:cs="Arial"/>
+        </w:rPr>
+      </w:pPr>
+      <w:r>
+        <w:rPr>
+          <w:rFonts w:ascii="Verdana" w:hAnsi="Verdana" w:cs="Arial"/>
+        </w:rPr>
         <w:t>I understand that if no person is named above as my agent for service or, if for any reason, service on the named person cannot be effectuated, the clerk of the circuit court of</w:t>
       </w:r>
       <w:r>
+        <w:rPr>
+          <w:rFonts w:ascii="Verdana" w:hAnsi="Verdana" w:cs="Arial"/>
+        </w:rPr>
         <w:t xml:space="preserve"> {{</w:t>
       </w:r>
-      <w:r>
+      <w:proofErr w:type="spellStart"/>
+      <w:r>
+        <w:rPr>
+          <w:rFonts w:ascii="Verdana" w:hAnsi="Verdana" w:cs="Arial"/>
+        </w:rPr>
         <w:t>trial_court.address.county</w:t>
       </w:r>
-      <w:r>
+      <w:proofErr w:type="spellEnd"/>
+      <w:r>
+        <w:rPr>
+          <w:rFonts w:ascii="Verdana" w:hAnsi="Verdana" w:cs="Arial"/>
+        </w:rPr>
         <w:t>}} County,</w:t>
       </w:r>
       <w:r>
+        <w:rPr>
+          <w:rFonts w:ascii="Verdana" w:hAnsi="Verdana" w:cs="Arial"/>
+        </w:rPr>
         <w:t xml:space="preserve"> Illinois is recognized by Illinois law as my agent for service of process. </w:t>
       </w:r>
     </w:p>
-    <w:p/>
+    <w:p>
+      <w:pPr>
+        <w:rPr>
+          <w:rFonts w:ascii="Verdana" w:hAnsi="Verdana" w:cs="Arial"/>
+        </w:rPr>
+      </w:pPr>
+    </w:p>
     <w:p>
       <w:pPr>
         <w:numPr>
           <w:ilvl w:val="0"/>
           <w:numId w:val="3"/>
         </w:numPr>
-      </w:pPr>
-      <w:r>
+        <w:rPr>
+          <w:rFonts w:ascii="Verdana" w:hAnsi="Verdana" w:cs="Arial"/>
+        </w:rPr>
+      </w:pPr>
+      <w:r>
+        <w:rPr>
+          <w:rFonts w:ascii="Verdana" w:hAnsi="Verdana" w:cs="Arial"/>
+        </w:rPr>
         <w:t xml:space="preserve">The decedent's name is </w:t>
       </w:r>
       <w:r>
-        <w:t>{{decedent.name_full()}}</w:t>
-      </w:r>
-      <w:r>
+        <w:rPr>
+          <w:rFonts w:ascii="Verdana" w:hAnsi="Verdana" w:cs="Arial"/>
+        </w:rPr>
+        <w:t>{{</w:t>
+      </w:r>
+      <w:proofErr w:type="spellStart"/>
+      <w:r>
+        <w:rPr>
+          <w:rFonts w:ascii="Verdana" w:hAnsi="Verdana" w:cs="Arial"/>
+        </w:rPr>
+        <w:t>decedent.name_full</w:t>
+      </w:r>
+      <w:proofErr w:type="spellEnd"/>
+      <w:r>
+        <w:rPr>
+          <w:rFonts w:ascii="Verdana" w:hAnsi="Verdana" w:cs="Arial"/>
+        </w:rPr>
+        <w:t>()}}</w:t>
+      </w:r>
+      <w:r>
+        <w:rPr>
+          <w:rFonts w:ascii="Verdana" w:hAnsi="Verdana" w:cs="Arial"/>
+        </w:rPr>
         <w:t xml:space="preserve">. </w:t>
       </w:r>
     </w:p>
-    <w:p/>
+    <w:p>
+      <w:pPr>
+        <w:rPr>
+          <w:rFonts w:ascii="Verdana" w:hAnsi="Verdana" w:cs="Arial"/>
+        </w:rPr>
+      </w:pPr>
+    </w:p>
     <w:p>
       <w:pPr>
         <w:numPr>
           <w:ilvl w:val="0"/>
           <w:numId w:val="3"/>
         </w:numPr>
-      </w:pPr>
-      <w:r>
+        <w:rPr>
+          <w:rFonts w:ascii="Verdana" w:hAnsi="Verdana" w:cs="Arial"/>
+        </w:rPr>
+      </w:pPr>
+      <w:r>
+        <w:rPr>
+          <w:rFonts w:ascii="Verdana" w:hAnsi="Verdana" w:cs="Arial"/>
+        </w:rPr>
         <w:t xml:space="preserve">The date of the decedent's death was </w:t>
       </w:r>
       <w:r>
-        <w:t>{{death_date}}</w:t>
-      </w:r>
-      <w:r>
+        <w:rPr>
+          <w:rFonts w:ascii="Verdana" w:hAnsi="Verdana" w:cs="Arial"/>
+        </w:rPr>
+        <w:t>{{</w:t>
+      </w:r>
+      <w:proofErr w:type="spellStart"/>
+      <w:r>
+        <w:rPr>
+          <w:rFonts w:ascii="Verdana" w:hAnsi="Verdana" w:cs="Arial"/>
+        </w:rPr>
+        <w:t>death_date</w:t>
+      </w:r>
+      <w:proofErr w:type="spellEnd"/>
+      <w:r>
+        <w:rPr>
+          <w:rFonts w:ascii="Verdana" w:hAnsi="Verdana" w:cs="Arial"/>
+        </w:rPr>
+        <w:t>}}</w:t>
+      </w:r>
+      <w:r>
+        <w:rPr>
+          <w:rFonts w:ascii="Verdana" w:hAnsi="Verdana" w:cs="Arial"/>
+        </w:rPr>
         <w:t>, and I have attached a copy of the death certificate hereto.</w:t>
       </w:r>
     </w:p>
-    <w:p/>
+    <w:p>
+      <w:pPr>
+        <w:rPr>
+          <w:rFonts w:ascii="Verdana" w:hAnsi="Verdana" w:cs="Arial"/>
+        </w:rPr>
+      </w:pPr>
+    </w:p>
     <w:p>
       <w:pPr>
         <w:numPr>
           <w:ilvl w:val="0"/>
           <w:numId w:val="3"/>
         </w:numPr>
-      </w:pPr>
-      <w:r>
+        <w:rPr>
+          <w:rFonts w:ascii="Verdana" w:hAnsi="Verdana" w:cs="Arial"/>
+        </w:rPr>
+      </w:pPr>
+      <w:r>
+        <w:rPr>
+          <w:rFonts w:ascii="Verdana" w:hAnsi="Verdana" w:cs="Arial"/>
+        </w:rPr>
         <w:lastRenderedPageBreak/>
         <w:t xml:space="preserve">The decedent's place of residence immediately before the decedent’s death was </w:t>
       </w:r>
       <w:r>
-        <w:t>{{decedent.address.on_one_line(bare=True)}}</w:t>
-      </w:r>
-      <w:r>
+        <w:rPr>
+          <w:rFonts w:ascii="Verdana" w:hAnsi="Verdana" w:cs="Arial"/>
+        </w:rPr>
+        <w:t>{{</w:t>
+      </w:r>
+      <w:proofErr w:type="spellStart"/>
+      <w:r>
+        <w:rPr>
+          <w:rFonts w:ascii="Verdana" w:hAnsi="Verdana" w:cs="Arial"/>
+        </w:rPr>
+        <w:t>decedent.address.on_one_line</w:t>
+      </w:r>
+      <w:proofErr w:type="spellEnd"/>
+      <w:r>
+        <w:rPr>
+          <w:rFonts w:ascii="Verdana" w:hAnsi="Verdana" w:cs="Arial"/>
+        </w:rPr>
+        <w:t>(bare=True)}}</w:t>
+      </w:r>
+      <w:r>
+        <w:rPr>
+          <w:rFonts w:ascii="Verdana" w:hAnsi="Verdana" w:cs="Arial"/>
+        </w:rPr>
         <w:t>;</w:t>
       </w:r>
     </w:p>
-    <w:p/>
+    <w:p>
+      <w:pPr>
+        <w:rPr>
+          <w:rFonts w:ascii="Verdana" w:hAnsi="Verdana" w:cs="Arial"/>
+        </w:rPr>
+      </w:pPr>
+    </w:p>
     <w:p>
       <w:pPr>
         <w:numPr>
           <w:ilvl w:val="0"/>
           <w:numId w:val="3"/>
         </w:numPr>
-      </w:pPr>
-      <w:r>
+        <w:rPr>
+          <w:rFonts w:ascii="Verdana" w:hAnsi="Verdana" w:cs="Arial"/>
+        </w:rPr>
+      </w:pPr>
+      <w:r>
+        <w:rPr>
+          <w:rFonts w:ascii="Verdana" w:hAnsi="Verdana" w:cs="Arial"/>
+        </w:rPr>
         <w:t xml:space="preserve">No letters of office are now outstanding on the decedent's estate and no petition for letters is contemplated or pending in Illinois or in any other jurisdiction, to my knowledge; </w:t>
       </w:r>
     </w:p>
-    <w:p/>
+    <w:p>
+      <w:pPr>
+        <w:rPr>
+          <w:rFonts w:ascii="Verdana" w:hAnsi="Verdana" w:cs="Arial"/>
+        </w:rPr>
+      </w:pPr>
+    </w:p>
     <w:p>
       <w:pPr>
         <w:numPr>
           <w:ilvl w:val="0"/>
           <w:numId w:val="3"/>
         </w:numPr>
-      </w:pPr>
-      <w:r>
+        <w:rPr>
+          <w:rFonts w:ascii="Verdana" w:hAnsi="Verdana" w:cs="Arial"/>
+        </w:rPr>
+      </w:pPr>
+      <w:r>
+        <w:rPr>
+          <w:rFonts w:ascii="Verdana" w:hAnsi="Verdana" w:cs="Arial"/>
+        </w:rPr>
         <w:t>(a) Excluding motor vehicles registered with the Secretary of State, the decedent's entire personal estate passing to any party either by intestacy or under a will, does not exceed $150,000. (Here, list each asset, e.g., cash, stock, and its fair market value.); and</w:t>
       </w:r>
     </w:p>
-    <w:p/>
-    <w:p>
-      <w:r>
+    <w:p>
+      <w:pPr>
+        <w:rPr>
+          <w:rFonts w:ascii="Verdana" w:hAnsi="Verdana" w:cs="Arial"/>
+        </w:rPr>
+      </w:pPr>
+    </w:p>
+    <w:p>
+      <w:pPr>
+        <w:rPr>
+          <w:rFonts w:ascii="Verdana" w:hAnsi="Verdana" w:cs="Arial"/>
+        </w:rPr>
+      </w:pPr>
+      <w:r>
+        <w:rPr>
+          <w:rFonts w:ascii="Verdana" w:hAnsi="Verdana" w:cs="Arial"/>
+        </w:rPr>
         <w:t>(b) Any motor vehicles registered with the Secretary of State in the decedent's entire personal estate passing to any party either by intestacy or under a will. (Here, list a description of each motor vehicle by make, body type, year, and vehicle identification number.);</w:t>
       </w:r>
     </w:p>
-    <w:p/>
+    <w:p>
+      <w:pPr>
+        <w:rPr>
+          <w:rFonts w:ascii="Verdana" w:hAnsi="Verdana" w:cs="Arial"/>
+        </w:rPr>
+      </w:pPr>
+    </w:p>
     <w:tbl>
       <w:tblPr>
         <w:tblStyle w:val="TableGrid"/>
@@ -359,6 +809,9 @@
         <w:gridCol w:w="2088"/>
       </w:tblGrid>
       <w:tr>
+        <w:trPr>
+          <w:cantSplit/>
+        </w:trPr>
         <w:tc>
           <w:tcPr>
             <w:tcW w:w="3330" w:type="dxa"/>
@@ -366,13 +819,16 @@
           </w:tcPr>
           <w:p>
             <w:pPr>
-              <w:spacing w:after="160" w:line="278" w:lineRule="auto"/>
-              <w:rPr>
+              <w:keepNext/>
+              <w:spacing w:after="160" w:line="278" w:lineRule="auto"/>
+              <w:rPr>
+                <w:rFonts w:ascii="Verdana" w:hAnsi="Verdana" w:cs="Arial"/>
                 <w:b/>
               </w:rPr>
             </w:pPr>
             <w:r>
               <w:rPr>
+                <w:rFonts w:ascii="Verdana" w:hAnsi="Verdana" w:cs="Arial"/>
                 <w:b/>
               </w:rPr>
               <w:t>Asset</w:t>
@@ -388,11 +844,13 @@
             <w:pPr>
               <w:spacing w:after="160" w:line="278" w:lineRule="auto"/>
               <w:rPr>
+                <w:rFonts w:ascii="Verdana" w:hAnsi="Verdana" w:cs="Arial"/>
                 <w:b/>
               </w:rPr>
             </w:pPr>
             <w:r>
               <w:rPr>
+                <w:rFonts w:ascii="Verdana" w:hAnsi="Verdana" w:cs="Arial"/>
                 <w:b/>
               </w:rPr>
               <w:t>Description</w:t>
@@ -408,11 +866,13 @@
             <w:pPr>
               <w:spacing w:after="160" w:line="278" w:lineRule="auto"/>
               <w:rPr>
+                <w:rFonts w:ascii="Verdana" w:hAnsi="Verdana" w:cs="Arial"/>
                 <w:b/>
               </w:rPr>
             </w:pPr>
             <w:r>
               <w:rPr>
+                <w:rFonts w:ascii="Verdana" w:hAnsi="Verdana" w:cs="Arial"/>
                 <w:b/>
               </w:rPr>
               <w:t>Value</w:t>
@@ -422,7 +882,16 @@
       </w:tr>
     </w:tbl>
     <w:p>
-      <w:r>
+      <w:pPr>
+        <w:keepNext/>
+        <w:rPr>
+          <w:rFonts w:ascii="Verdana" w:hAnsi="Verdana" w:cs="Arial"/>
+        </w:rPr>
+      </w:pPr>
+      <w:r>
+        <w:rPr>
+          <w:rFonts w:ascii="Verdana" w:hAnsi="Verdana" w:cs="Arial"/>
+        </w:rPr>
         <w:t>{% for asset in assets %}</w:t>
       </w:r>
     </w:p>
@@ -447,6 +916,9 @@
         <w:gridCol w:w="2160"/>
       </w:tblGrid>
       <w:tr>
+        <w:trPr>
+          <w:cantSplit/>
+        </w:trPr>
         <w:tc>
           <w:tcPr>
             <w:tcW w:w="3353" w:type="dxa"/>
@@ -455,9 +927,29 @@
           <w:p>
             <w:pPr>
               <w:spacing w:after="160" w:line="278" w:lineRule="auto"/>
-            </w:pPr>
-            <w:r>
-              <w:t>{{asset.type}}</w:t>
+              <w:rPr>
+                <w:rFonts w:ascii="Verdana" w:hAnsi="Verdana" w:cs="Arial"/>
+              </w:rPr>
+            </w:pPr>
+            <w:r>
+              <w:rPr>
+                <w:rFonts w:ascii="Verdana" w:hAnsi="Verdana" w:cs="Arial"/>
+              </w:rPr>
+              <w:t>{{</w:t>
+            </w:r>
+            <w:proofErr w:type="spellStart"/>
+            <w:r>
+              <w:rPr>
+                <w:rFonts w:ascii="Verdana" w:hAnsi="Verdana" w:cs="Arial"/>
+              </w:rPr>
+              <w:t>asset.type</w:t>
+            </w:r>
+            <w:proofErr w:type="spellEnd"/>
+            <w:r>
+              <w:rPr>
+                <w:rFonts w:ascii="Verdana" w:hAnsi="Verdana" w:cs="Arial"/>
+              </w:rPr>
+              <w:t>}}</w:t>
             </w:r>
           </w:p>
         </w:tc>
@@ -469,8 +961,14 @@
           <w:p>
             <w:pPr>
               <w:spacing w:after="160" w:line="278" w:lineRule="auto"/>
-            </w:pPr>
-            <w:r>
+              <w:rPr>
+                <w:rFonts w:ascii="Verdana" w:hAnsi="Verdana" w:cs="Arial"/>
+              </w:rPr>
+            </w:pPr>
+            <w:r>
+              <w:rPr>
+                <w:rFonts w:ascii="Verdana" w:hAnsi="Verdana" w:cs="Arial"/>
+              </w:rPr>
               <w:t>{{asset.name}}</w:t>
             </w:r>
           </w:p>
@@ -483,49 +981,255 @@
           <w:p>
             <w:pPr>
               <w:spacing w:after="160" w:line="278" w:lineRule="auto"/>
-            </w:pPr>
-            <w:r>
-              <w:t>{{currency(asset.value)}}</w:t>
+              <w:rPr>
+                <w:rFonts w:ascii="Verdana" w:hAnsi="Verdana" w:cs="Arial"/>
+              </w:rPr>
+            </w:pPr>
+            <w:r>
+              <w:rPr>
+                <w:rFonts w:ascii="Verdana" w:hAnsi="Verdana" w:cs="Arial"/>
+              </w:rPr>
+              <w:t>{{currency(</w:t>
+            </w:r>
+            <w:proofErr w:type="spellStart"/>
+            <w:r>
+              <w:rPr>
+                <w:rFonts w:ascii="Verdana" w:hAnsi="Verdana" w:cs="Arial"/>
+              </w:rPr>
+              <w:t>asset.value</w:t>
+            </w:r>
+            <w:proofErr w:type="spellEnd"/>
+            <w:r>
+              <w:rPr>
+                <w:rFonts w:ascii="Verdana" w:hAnsi="Verdana" w:cs="Arial"/>
+              </w:rPr>
+              <w:t>)}}</w:t>
             </w:r>
           </w:p>
         </w:tc>
       </w:tr>
     </w:tbl>
     <w:p>
-      <w:r>
-        <w:t>{% endfor %}</w:t>
-      </w:r>
-    </w:p>
-    <w:p>
-      <w:r>
-        <w:t>{% if unclaimed_property %}</w:t>
-      </w:r>
-    </w:p>
-    <w:p>
-      <w:r>
+      <w:pPr>
+        <w:rPr>
+          <w:rFonts w:ascii="Verdana" w:hAnsi="Verdana" w:cs="Arial"/>
+        </w:rPr>
+      </w:pPr>
+      <w:r>
+        <w:rPr>
+          <w:rFonts w:ascii="Verdana" w:hAnsi="Verdana" w:cs="Arial"/>
+        </w:rPr>
+        <w:t xml:space="preserve">{% </w:t>
+      </w:r>
+      <w:proofErr w:type="spellStart"/>
+      <w:r>
+        <w:rPr>
+          <w:rFonts w:ascii="Verdana" w:hAnsi="Verdana" w:cs="Arial"/>
+        </w:rPr>
+        <w:t>endfor</w:t>
+      </w:r>
+      <w:proofErr w:type="spellEnd"/>
+      <w:r>
+        <w:rPr>
+          <w:rFonts w:ascii="Verdana" w:hAnsi="Verdana" w:cs="Arial"/>
+        </w:rPr>
+        <w:t xml:space="preserve"> %}</w:t>
+      </w:r>
+    </w:p>
+    <w:p>
+      <w:pPr>
+        <w:rPr>
+          <w:rFonts w:ascii="Verdana" w:hAnsi="Verdana" w:cs="Arial"/>
+        </w:rPr>
+      </w:pPr>
+      <w:r>
+        <w:rPr>
+          <w:rFonts w:ascii="Verdana" w:hAnsi="Verdana" w:cs="Arial"/>
+        </w:rPr>
+        <w:t xml:space="preserve">{% if </w:t>
+      </w:r>
+      <w:proofErr w:type="spellStart"/>
+      <w:r>
+        <w:rPr>
+          <w:rFonts w:ascii="Verdana" w:hAnsi="Verdana" w:cs="Arial"/>
+        </w:rPr>
+        <w:t>unclaimed_property</w:t>
+      </w:r>
+      <w:proofErr w:type="spellEnd"/>
+      <w:r>
+        <w:rPr>
+          <w:rFonts w:ascii="Verdana" w:hAnsi="Verdana" w:cs="Arial"/>
+        </w:rPr>
+        <w:t xml:space="preserve"> %}</w:t>
+      </w:r>
+    </w:p>
+    <w:p>
+      <w:pPr>
+        <w:rPr>
+          <w:rFonts w:ascii="Verdana" w:hAnsi="Verdana" w:cs="Arial"/>
+        </w:rPr>
+      </w:pPr>
+      <w:r>
+        <w:rPr>
+          <w:rFonts w:ascii="Verdana" w:hAnsi="Verdana" w:cs="Arial"/>
+        </w:rPr>
         <w:t>Funds and/or assets held with the Illinois Treasurer’s Office</w:t>
       </w:r>
     </w:p>
     <w:p>
-      <w:r>
+      <w:pPr>
+        <w:rPr>
+          <w:rFonts w:ascii="Verdana" w:hAnsi="Verdana" w:cs="Arial"/>
+        </w:rPr>
+      </w:pPr>
+      <w:r>
+        <w:rPr>
+          <w:rFonts w:ascii="Verdana" w:hAnsi="Verdana" w:cs="Arial"/>
+        </w:rPr>
         <w:t>{% endif %}</w:t>
       </w:r>
     </w:p>
-    <w:p/>
-    <w:p>
-      <w:r>
+    <w:p>
+      <w:pPr>
+        <w:rPr>
+          <w:rFonts w:ascii="Verdana" w:hAnsi="Verdana" w:cs="Arial"/>
+        </w:rPr>
+      </w:pPr>
+    </w:p>
+    <w:p>
+      <w:pPr>
+        <w:rPr>
+          <w:rFonts w:ascii="Verdana" w:hAnsi="Verdana" w:cs="Arial"/>
+        </w:rPr>
+      </w:pPr>
+      <w:r>
+        <w:rPr>
+          <w:rFonts w:ascii="Verdana" w:hAnsi="Verdana" w:cs="Arial"/>
+        </w:rPr>
         <w:t xml:space="preserve">{% if not </w:t>
       </w:r>
-      <w:r>
-        <w:t>funeral_debts.there_are_any and not decedent.was_married and not decedents.there_are_any and not trust_property.there_are_any and not us_debts.there_are_any and not employee_debts.there_are_any and not illinois_debts.there_are_any</w:t>
-      </w:r>
-      <w:r>
+      <w:proofErr w:type="spellStart"/>
+      <w:r>
+        <w:rPr>
+          <w:rFonts w:ascii="Verdana" w:hAnsi="Verdana" w:cs="Arial"/>
+        </w:rPr>
+        <w:t>funeral_debts.there_are_any</w:t>
+      </w:r>
+      <w:proofErr w:type="spellEnd"/>
+      <w:r>
+        <w:rPr>
+          <w:rFonts w:ascii="Verdana" w:hAnsi="Verdana" w:cs="Arial"/>
+        </w:rPr>
+        <w:t xml:space="preserve"> and not </w:t>
+      </w:r>
+      <w:proofErr w:type="spellStart"/>
+      <w:r>
+        <w:rPr>
+          <w:rFonts w:ascii="Verdana" w:hAnsi="Verdana" w:cs="Arial"/>
+        </w:rPr>
+        <w:t>decedent.was_married</w:t>
+      </w:r>
+      <w:proofErr w:type="spellEnd"/>
+      <w:r>
+        <w:rPr>
+          <w:rFonts w:ascii="Verdana" w:hAnsi="Verdana" w:cs="Arial"/>
+        </w:rPr>
+        <w:t xml:space="preserve"> and not </w:t>
+      </w:r>
+      <w:proofErr w:type="spellStart"/>
+      <w:r>
+        <w:rPr>
+          <w:rFonts w:ascii="Verdana" w:hAnsi="Verdana" w:cs="Arial"/>
+        </w:rPr>
+        <w:t>decedents.there_are_any</w:t>
+      </w:r>
+      <w:proofErr w:type="spellEnd"/>
+      <w:r>
+        <w:rPr>
+          <w:rFonts w:ascii="Verdana" w:hAnsi="Verdana" w:cs="Arial"/>
+        </w:rPr>
+        <w:t xml:space="preserve"> and not </w:t>
+      </w:r>
+      <w:proofErr w:type="spellStart"/>
+      <w:r>
+        <w:rPr>
+          <w:rFonts w:ascii="Verdana" w:hAnsi="Verdana" w:cs="Arial"/>
+        </w:rPr>
+        <w:t>trust_property.there_are_any</w:t>
+      </w:r>
+      <w:proofErr w:type="spellEnd"/>
+      <w:r>
+        <w:rPr>
+          <w:rFonts w:ascii="Verdana" w:hAnsi="Verdana" w:cs="Arial"/>
+        </w:rPr>
+        <w:t xml:space="preserve"> and not </w:t>
+      </w:r>
+      <w:proofErr w:type="spellStart"/>
+      <w:r>
+        <w:rPr>
+          <w:rFonts w:ascii="Verdana" w:hAnsi="Verdana" w:cs="Arial"/>
+        </w:rPr>
+        <w:t>us_debts.there_are_any</w:t>
+      </w:r>
+      <w:proofErr w:type="spellEnd"/>
+      <w:r>
+        <w:rPr>
+          <w:rFonts w:ascii="Verdana" w:hAnsi="Verdana" w:cs="Arial"/>
+        </w:rPr>
+        <w:t xml:space="preserve"> and not </w:t>
+      </w:r>
+      <w:proofErr w:type="spellStart"/>
+      <w:r>
+        <w:rPr>
+          <w:rFonts w:ascii="Verdana" w:hAnsi="Verdana" w:cs="Arial"/>
+        </w:rPr>
+        <w:t>employee_debts.there_are_any</w:t>
+      </w:r>
+      <w:proofErr w:type="spellEnd"/>
+      <w:r>
+        <w:rPr>
+          <w:rFonts w:ascii="Verdana" w:hAnsi="Verdana" w:cs="Arial"/>
+        </w:rPr>
+        <w:t xml:space="preserve"> and not </w:t>
+      </w:r>
+      <w:proofErr w:type="spellStart"/>
+      <w:r>
+        <w:rPr>
+          <w:rFonts w:ascii="Verdana" w:hAnsi="Verdana" w:cs="Arial"/>
+        </w:rPr>
+        <w:t>illinois_debts.there_are_any</w:t>
+      </w:r>
+      <w:proofErr w:type="spellEnd"/>
+      <w:r>
+        <w:rPr>
+          <w:rFonts w:ascii="Verdana" w:hAnsi="Verdana" w:cs="Arial"/>
+        </w:rPr>
         <w:t xml:space="preserve"> </w:t>
       </w:r>
       <w:r>
-        <w:t xml:space="preserve">and not other_debts.there_are_any </w:t>
-      </w:r>
-      <w:r>
+        <w:rPr>
+          <w:rFonts w:ascii="Verdana" w:hAnsi="Verdana" w:cs="Arial"/>
+        </w:rPr>
+        <w:t xml:space="preserve">and not </w:t>
+      </w:r>
+      <w:proofErr w:type="spellStart"/>
+      <w:r>
+        <w:rPr>
+          <w:rFonts w:ascii="Verdana" w:hAnsi="Verdana" w:cs="Arial"/>
+        </w:rPr>
+        <w:t>other_debts.there_are_any</w:t>
+      </w:r>
+      <w:proofErr w:type="spellEnd"/>
+      <w:r>
+        <w:rPr>
+          <w:rFonts w:ascii="Verdana" w:hAnsi="Verdana" w:cs="Arial"/>
+        </w:rPr>
+        <w:t xml:space="preserve"> </w:t>
+      </w:r>
+      <w:r>
+        <w:rPr>
+          <w:rFonts w:ascii="Verdana" w:hAnsi="Verdana" w:cs="Arial"/>
+        </w:rPr>
         <w:t>%}</w:t>
       </w:r>
     </w:p>
@@ -557,8 +1261,14 @@
           <w:p>
             <w:pPr>
               <w:spacing w:after="160" w:line="278" w:lineRule="auto"/>
-            </w:pPr>
-            <w:r>
+              <w:rPr>
+                <w:rFonts w:ascii="Verdana" w:hAnsi="Verdana" w:cs="Arial"/>
+              </w:rPr>
+            </w:pPr>
+            <w:r>
+              <w:rPr>
+                <w:rFonts w:ascii="Verdana" w:hAnsi="Verdana" w:cs="Arial"/>
+              </w:rPr>
               <w:lastRenderedPageBreak/>
               <w:t xml:space="preserve">7.  </w:t>
             </w:r>
@@ -572,8 +1282,14 @@
           <w:p>
             <w:pPr>
               <w:spacing w:after="160" w:line="278" w:lineRule="auto"/>
-            </w:pPr>
-            <w:r>
+              <w:rPr>
+                <w:rFonts w:ascii="Verdana" w:hAnsi="Verdana" w:cs="Arial"/>
+              </w:rPr>
+            </w:pPr>
+            <w:r>
+              <w:rPr>
+                <w:rFonts w:ascii="Verdana" w:hAnsi="Verdana" w:cs="Arial"/>
+              </w:rPr>
               <w:t>All of the decedent's funeral expenses and other debts have been paid.</w:t>
             </w:r>
           </w:p>
@@ -581,7 +1297,15 @@
       </w:tr>
     </w:tbl>
     <w:p>
-      <w:r>
+      <w:pPr>
+        <w:rPr>
+          <w:rFonts w:ascii="Verdana" w:hAnsi="Verdana" w:cs="Arial"/>
+        </w:rPr>
+      </w:pPr>
+      <w:r>
+        <w:rPr>
+          <w:rFonts w:ascii="Verdana" w:hAnsi="Verdana" w:cs="Arial"/>
+        </w:rPr>
         <w:t>{% else %}</w:t>
       </w:r>
     </w:p>
@@ -612,11 +1336,20 @@
           <w:p>
             <w:pPr>
               <w:spacing w:after="160" w:line="278" w:lineRule="auto"/>
-            </w:pPr>
-            <w:r>
+              <w:rPr>
+                <w:rFonts w:ascii="Verdana" w:hAnsi="Verdana" w:cs="Arial"/>
+              </w:rPr>
+            </w:pPr>
+            <w:r>
+              <w:rPr>
+                <w:rFonts w:ascii="Verdana" w:hAnsi="Verdana" w:cs="Arial"/>
+              </w:rPr>
               <w:t xml:space="preserve">7.  </w:t>
             </w:r>
             <w:r>
+              <w:rPr>
+                <w:rFonts w:ascii="Verdana" w:hAnsi="Verdana" w:cs="Arial"/>
+              </w:rPr>
               <w:tab/>
               <w:t>The decedent has the following unpaid expenses and debts:</w:t>
             </w:r>
@@ -624,38 +1357,88 @@
         </w:tc>
       </w:tr>
     </w:tbl>
-    <w:p/>
-    <w:p>
-      <w:pPr>
-        <w:rPr>
+    <w:p>
+      <w:pPr>
+        <w:rPr>
+          <w:rFonts w:ascii="Verdana" w:hAnsi="Verdana" w:cs="Arial"/>
+        </w:rPr>
+      </w:pPr>
+    </w:p>
+    <w:p>
+      <w:pPr>
+        <w:keepNext/>
+        <w:rPr>
+          <w:rFonts w:ascii="Verdana" w:hAnsi="Verdana" w:cs="Arial"/>
           <w:b/>
         </w:rPr>
       </w:pPr>
       <w:r>
         <w:rPr>
+          <w:rFonts w:ascii="Verdana" w:hAnsi="Verdana" w:cs="Arial"/>
           <w:b/>
         </w:rPr>
         <w:t>Class 1 –Funeral and Burial Expenses</w:t>
       </w:r>
     </w:p>
     <w:p>
-      <w:r>
-        <w:t>{% if not funeral_debts</w:t>
-      </w:r>
-      <w:r>
+      <w:pPr>
+        <w:keepNext/>
+        <w:rPr>
+          <w:rFonts w:ascii="Verdana" w:hAnsi="Verdana" w:cs="Arial"/>
+        </w:rPr>
+      </w:pPr>
+      <w:r>
+        <w:rPr>
+          <w:rFonts w:ascii="Verdana" w:hAnsi="Verdana" w:cs="Arial"/>
+        </w:rPr>
+        <w:t xml:space="preserve">{% if not </w:t>
+      </w:r>
+      <w:proofErr w:type="spellStart"/>
+      <w:r>
+        <w:rPr>
+          <w:rFonts w:ascii="Verdana" w:hAnsi="Verdana" w:cs="Arial"/>
+        </w:rPr>
+        <w:t>funeral_debts</w:t>
+      </w:r>
+      <w:r>
+        <w:rPr>
+          <w:rFonts w:ascii="Verdana" w:hAnsi="Verdana" w:cs="Arial"/>
+        </w:rPr>
         <w:t>.there_are_any</w:t>
       </w:r>
-      <w:r>
+      <w:proofErr w:type="spellEnd"/>
+      <w:r>
+        <w:rPr>
+          <w:rFonts w:ascii="Verdana" w:hAnsi="Verdana" w:cs="Arial"/>
+        </w:rPr>
         <w:t xml:space="preserve"> %}</w:t>
       </w:r>
     </w:p>
     <w:p>
-      <w:r>
+      <w:pPr>
+        <w:keepNext/>
+        <w:rPr>
+          <w:rFonts w:ascii="Verdana" w:hAnsi="Verdana" w:cs="Arial"/>
+        </w:rPr>
+      </w:pPr>
+      <w:r>
+        <w:rPr>
+          <w:rFonts w:ascii="Verdana" w:hAnsi="Verdana" w:cs="Arial"/>
+        </w:rPr>
         <w:t>None</w:t>
       </w:r>
     </w:p>
     <w:p>
-      <w:r>
+      <w:pPr>
+        <w:keepNext/>
+        <w:rPr>
+          <w:rFonts w:ascii="Verdana" w:hAnsi="Verdana" w:cs="Arial"/>
+        </w:rPr>
+      </w:pPr>
+      <w:r>
+        <w:rPr>
+          <w:rFonts w:ascii="Verdana" w:hAnsi="Verdana" w:cs="Arial"/>
+        </w:rPr>
         <w:t>{% else %}</w:t>
       </w:r>
     </w:p>
@@ -679,6 +1462,9 @@
         <w:gridCol w:w="2610"/>
       </w:tblGrid>
       <w:tr>
+        <w:trPr>
+          <w:cantSplit/>
+        </w:trPr>
         <w:tc>
           <w:tcPr>
             <w:tcW w:w="2790" w:type="dxa"/>
@@ -686,13 +1472,16 @@
           </w:tcPr>
           <w:p>
             <w:pPr>
-              <w:spacing w:after="160" w:line="278" w:lineRule="auto"/>
-              <w:rPr>
+              <w:keepNext/>
+              <w:spacing w:after="160" w:line="278" w:lineRule="auto"/>
+              <w:rPr>
+                <w:rFonts w:ascii="Verdana" w:hAnsi="Verdana" w:cs="Arial"/>
                 <w:b/>
               </w:rPr>
             </w:pPr>
             <w:r>
               <w:rPr>
+                <w:rFonts w:ascii="Verdana" w:hAnsi="Verdana" w:cs="Arial"/>
                 <w:b/>
               </w:rPr>
               <w:t>Creditor name</w:t>
@@ -708,11 +1497,13 @@
             <w:pPr>
               <w:spacing w:after="160" w:line="278" w:lineRule="auto"/>
               <w:rPr>
+                <w:rFonts w:ascii="Verdana" w:hAnsi="Verdana" w:cs="Arial"/>
                 <w:b/>
               </w:rPr>
             </w:pPr>
             <w:r>
               <w:rPr>
+                <w:rFonts w:ascii="Verdana" w:hAnsi="Verdana" w:cs="Arial"/>
                 <w:b/>
               </w:rPr>
               <w:t>Address</w:t>
@@ -728,11 +1519,13 @@
             <w:pPr>
               <w:spacing w:after="160" w:line="278" w:lineRule="auto"/>
               <w:rPr>
+                <w:rFonts w:ascii="Verdana" w:hAnsi="Verdana" w:cs="Arial"/>
                 <w:b/>
               </w:rPr>
             </w:pPr>
             <w:r>
               <w:rPr>
+                <w:rFonts w:ascii="Verdana" w:hAnsi="Verdana" w:cs="Arial"/>
                 <w:b/>
               </w:rPr>
               <w:t>Amount owed</w:t>
@@ -742,8 +1535,31 @@
       </w:tr>
     </w:tbl>
     <w:p>
-      <w:r>
-        <w:t>{% for debt in funeral_debts %}</w:t>
+      <w:pPr>
+        <w:keepNext/>
+        <w:rPr>
+          <w:rFonts w:ascii="Verdana" w:hAnsi="Verdana" w:cs="Arial"/>
+        </w:rPr>
+      </w:pPr>
+      <w:r>
+        <w:rPr>
+          <w:rFonts w:ascii="Verdana" w:hAnsi="Verdana" w:cs="Arial"/>
+        </w:rPr>
+        <w:t xml:space="preserve">{% for debt in </w:t>
+      </w:r>
+      <w:proofErr w:type="spellStart"/>
+      <w:r>
+        <w:rPr>
+          <w:rFonts w:ascii="Verdana" w:hAnsi="Verdana" w:cs="Arial"/>
+        </w:rPr>
+        <w:t>funeral_debts</w:t>
+      </w:r>
+      <w:proofErr w:type="spellEnd"/>
+      <w:r>
+        <w:rPr>
+          <w:rFonts w:ascii="Verdana" w:hAnsi="Verdana" w:cs="Arial"/>
+        </w:rPr>
+        <w:t xml:space="preserve"> %}</w:t>
       </w:r>
     </w:p>
     <w:tbl>
@@ -767,6 +1583,9 @@
         <w:gridCol w:w="2634"/>
       </w:tblGrid>
       <w:tr>
+        <w:trPr>
+          <w:cantSplit/>
+        </w:trPr>
         <w:tc>
           <w:tcPr>
             <w:tcW w:w="2808" w:type="dxa"/>
@@ -775,9 +1594,29 @@
           <w:p>
             <w:pPr>
               <w:spacing w:after="160" w:line="278" w:lineRule="auto"/>
-            </w:pPr>
-            <w:r>
-              <w:t>{{debt.name.first}}</w:t>
+              <w:rPr>
+                <w:rFonts w:ascii="Verdana" w:hAnsi="Verdana" w:cs="Arial"/>
+              </w:rPr>
+            </w:pPr>
+            <w:r>
+              <w:rPr>
+                <w:rFonts w:ascii="Verdana" w:hAnsi="Verdana" w:cs="Arial"/>
+              </w:rPr>
+              <w:t>{{</w:t>
+            </w:r>
+            <w:proofErr w:type="spellStart"/>
+            <w:r>
+              <w:rPr>
+                <w:rFonts w:ascii="Verdana" w:hAnsi="Verdana" w:cs="Arial"/>
+              </w:rPr>
+              <w:t>debt.name.first</w:t>
+            </w:r>
+            <w:proofErr w:type="spellEnd"/>
+            <w:r>
+              <w:rPr>
+                <w:rFonts w:ascii="Verdana" w:hAnsi="Verdana" w:cs="Arial"/>
+              </w:rPr>
+              <w:t>}}</w:t>
             </w:r>
           </w:p>
         </w:tc>
@@ -788,10 +1627,31 @@
           </w:tcPr>
           <w:p>
             <w:pPr>
-              <w:spacing w:after="160" w:line="278" w:lineRule="auto"/>
-            </w:pPr>
-            <w:r>
-              <w:t>{{ debt.address.on_one_line(bare=True)}}</w:t>
+              <w:keepNext/>
+              <w:spacing w:after="160" w:line="278" w:lineRule="auto"/>
+              <w:rPr>
+                <w:rFonts w:ascii="Verdana" w:hAnsi="Verdana" w:cs="Arial"/>
+              </w:rPr>
+            </w:pPr>
+            <w:r>
+              <w:rPr>
+                <w:rFonts w:ascii="Verdana" w:hAnsi="Verdana" w:cs="Arial"/>
+              </w:rPr>
+              <w:t xml:space="preserve">{{ </w:t>
+            </w:r>
+            <w:proofErr w:type="spellStart"/>
+            <w:r>
+              <w:rPr>
+                <w:rFonts w:ascii="Verdana" w:hAnsi="Verdana" w:cs="Arial"/>
+              </w:rPr>
+              <w:t>debt.address.on_one_line</w:t>
+            </w:r>
+            <w:proofErr w:type="spellEnd"/>
+            <w:r>
+              <w:rPr>
+                <w:rFonts w:ascii="Verdana" w:hAnsi="Verdana" w:cs="Arial"/>
+              </w:rPr>
+              <w:t>(bare=True)}}</w:t>
             </w:r>
           </w:p>
         </w:tc>
@@ -802,72 +1662,197 @@
           </w:tcPr>
           <w:p>
             <w:pPr>
-              <w:spacing w:after="160" w:line="278" w:lineRule="auto"/>
-            </w:pPr>
-            <w:r>
-              <w:t>{{currency(debt.amount)}}</w:t>
+              <w:keepNext/>
+              <w:spacing w:after="160" w:line="278" w:lineRule="auto"/>
+              <w:rPr>
+                <w:rFonts w:ascii="Verdana" w:hAnsi="Verdana" w:cs="Arial"/>
+              </w:rPr>
+            </w:pPr>
+            <w:r>
+              <w:rPr>
+                <w:rFonts w:ascii="Verdana" w:hAnsi="Verdana" w:cs="Arial"/>
+              </w:rPr>
+              <w:t>{{currency(</w:t>
+            </w:r>
+            <w:proofErr w:type="spellStart"/>
+            <w:r>
+              <w:rPr>
+                <w:rFonts w:ascii="Verdana" w:hAnsi="Verdana" w:cs="Arial"/>
+              </w:rPr>
+              <w:t>debt.amount</w:t>
+            </w:r>
+            <w:proofErr w:type="spellEnd"/>
+            <w:r>
+              <w:rPr>
+                <w:rFonts w:ascii="Verdana" w:hAnsi="Verdana" w:cs="Arial"/>
+              </w:rPr>
+              <w:t>)}}</w:t>
             </w:r>
           </w:p>
         </w:tc>
       </w:tr>
     </w:tbl>
     <w:p>
-      <w:r>
-        <w:t>{% endfor</w:t>
-      </w:r>
-      <w:r>
+      <w:pPr>
+        <w:rPr>
+          <w:rFonts w:ascii="Verdana" w:hAnsi="Verdana" w:cs="Arial"/>
+        </w:rPr>
+      </w:pPr>
+      <w:r>
+        <w:rPr>
+          <w:rFonts w:ascii="Verdana" w:hAnsi="Verdana" w:cs="Arial"/>
+        </w:rPr>
+        <w:t xml:space="preserve">{% </w:t>
+      </w:r>
+      <w:proofErr w:type="spellStart"/>
+      <w:r>
+        <w:rPr>
+          <w:rFonts w:ascii="Verdana" w:hAnsi="Verdana" w:cs="Arial"/>
+        </w:rPr>
+        <w:t>endfor</w:t>
+      </w:r>
+      <w:proofErr w:type="spellEnd"/>
+      <w:r>
+        <w:rPr>
+          <w:rFonts w:ascii="Verdana" w:hAnsi="Verdana" w:cs="Arial"/>
+        </w:rPr>
         <w:t xml:space="preserve"> %}</w:t>
       </w:r>
     </w:p>
     <w:p>
-      <w:r>
+      <w:pPr>
+        <w:rPr>
+          <w:rFonts w:ascii="Verdana" w:hAnsi="Verdana" w:cs="Arial"/>
+        </w:rPr>
+      </w:pPr>
+      <w:r>
+        <w:rPr>
+          <w:rFonts w:ascii="Verdana" w:hAnsi="Verdana" w:cs="Arial"/>
+        </w:rPr>
         <w:t>{% endif %}</w:t>
       </w:r>
     </w:p>
-    <w:p/>
-    <w:p>
-      <w:pPr>
-        <w:rPr>
+    <w:p>
+      <w:pPr>
+        <w:rPr>
+          <w:rFonts w:ascii="Verdana" w:hAnsi="Verdana" w:cs="Arial"/>
+        </w:rPr>
+      </w:pPr>
+    </w:p>
+    <w:p>
+      <w:pPr>
+        <w:keepNext/>
+        <w:rPr>
+          <w:rFonts w:ascii="Verdana" w:hAnsi="Verdana" w:cs="Arial"/>
           <w:b/>
         </w:rPr>
       </w:pPr>
       <w:r>
         <w:rPr>
+          <w:rFonts w:ascii="Verdana" w:hAnsi="Verdana" w:cs="Arial"/>
           <w:b/>
         </w:rPr>
-        <w:t>Class 2 – Surviving Spouse's or</w:t>
-      </w:r>
-      <w:r>
-        <w:rPr>
+        <w:lastRenderedPageBreak/>
+        <w:t xml:space="preserve">Class 2 – Surviving </w:t>
+      </w:r>
+      <w:proofErr w:type="spellStart"/>
+      <w:r>
+        <w:rPr>
+          <w:rFonts w:ascii="Verdana" w:hAnsi="Verdana" w:cs="Arial"/>
           <w:b/>
         </w:rPr>
+        <w:t>Spouse's</w:t>
+      </w:r>
+      <w:proofErr w:type="spellEnd"/>
+      <w:r>
+        <w:rPr>
+          <w:rFonts w:ascii="Verdana" w:hAnsi="Verdana" w:cs="Arial"/>
+          <w:b/>
+        </w:rPr>
+        <w:t xml:space="preserve"> or</w:t>
+      </w:r>
+      <w:r>
+        <w:rPr>
+          <w:rFonts w:ascii="Verdana" w:hAnsi="Verdana" w:cs="Arial"/>
+          <w:b/>
+        </w:rPr>
         <w:t xml:space="preserve"> Children’s</w:t>
       </w:r>
       <w:r>
         <w:rPr>
+          <w:rFonts w:ascii="Verdana" w:hAnsi="Verdana" w:cs="Arial"/>
           <w:b/>
         </w:rPr>
         <w:t xml:space="preserve"> Award</w:t>
       </w:r>
     </w:p>
     <w:p>
-      <w:r>
-        <w:t xml:space="preserve">{% if not decedent.was_married and not </w:t>
-      </w:r>
-      <w:r>
+      <w:pPr>
+        <w:keepNext/>
+        <w:rPr>
+          <w:rFonts w:ascii="Verdana" w:hAnsi="Verdana" w:cs="Arial"/>
+        </w:rPr>
+      </w:pPr>
+      <w:r>
+        <w:rPr>
+          <w:rFonts w:ascii="Verdana" w:hAnsi="Verdana" w:cs="Arial"/>
+        </w:rPr>
+        <w:t xml:space="preserve">{% if not </w:t>
+      </w:r>
+      <w:proofErr w:type="spellStart"/>
+      <w:r>
+        <w:rPr>
+          <w:rFonts w:ascii="Verdana" w:hAnsi="Verdana" w:cs="Arial"/>
+        </w:rPr>
+        <w:t>decedent.was_married</w:t>
+      </w:r>
+      <w:proofErr w:type="spellEnd"/>
+      <w:r>
+        <w:rPr>
+          <w:rFonts w:ascii="Verdana" w:hAnsi="Verdana" w:cs="Arial"/>
+        </w:rPr>
+        <w:t xml:space="preserve"> and not </w:t>
+      </w:r>
+      <w:proofErr w:type="spellStart"/>
+      <w:r>
+        <w:rPr>
+          <w:rFonts w:ascii="Verdana" w:hAnsi="Verdana" w:cs="Arial"/>
+        </w:rPr>
         <w:t>dependents.there_are_any</w:t>
       </w:r>
-      <w:r>
+      <w:proofErr w:type="spellEnd"/>
+      <w:r>
+        <w:rPr>
+          <w:rFonts w:ascii="Verdana" w:hAnsi="Verdana" w:cs="Arial"/>
+        </w:rPr>
         <w:t xml:space="preserve"> %}</w:t>
       </w:r>
     </w:p>
     <w:p>
-      <w:r>
+      <w:pPr>
+        <w:keepNext/>
+        <w:rPr>
+          <w:rFonts w:ascii="Verdana" w:hAnsi="Verdana" w:cs="Arial"/>
+        </w:rPr>
+      </w:pPr>
+      <w:r>
+        <w:rPr>
+          <w:rFonts w:ascii="Verdana" w:hAnsi="Verdana" w:cs="Arial"/>
+        </w:rPr>
         <w:t>None</w:t>
       </w:r>
     </w:p>
     <w:p>
-      <w:r>
+      <w:pPr>
+        <w:keepNext/>
+        <w:rPr>
+          <w:rFonts w:ascii="Verdana" w:hAnsi="Verdana" w:cs="Arial"/>
+        </w:rPr>
+      </w:pPr>
+      <w:r>
+        <w:rPr>
+          <w:rFonts w:ascii="Verdana" w:hAnsi="Verdana" w:cs="Arial"/>
+        </w:rPr>
         <w:t>{% else %}</w:t>
       </w:r>
     </w:p>
@@ -891,6 +1876,9 @@
         <w:gridCol w:w="2178"/>
       </w:tblGrid>
       <w:tr>
+        <w:trPr>
+          <w:cantSplit/>
+        </w:trPr>
         <w:tc>
           <w:tcPr>
             <w:tcW w:w="2790" w:type="dxa"/>
@@ -898,13 +1886,16 @@
           </w:tcPr>
           <w:p>
             <w:pPr>
-              <w:spacing w:after="160" w:line="278" w:lineRule="auto"/>
-              <w:rPr>
+              <w:keepNext/>
+              <w:spacing w:after="160" w:line="278" w:lineRule="auto"/>
+              <w:rPr>
+                <w:rFonts w:ascii="Verdana" w:hAnsi="Verdana" w:cs="Arial"/>
                 <w:b/>
               </w:rPr>
             </w:pPr>
             <w:r>
               <w:rPr>
+                <w:rFonts w:ascii="Verdana" w:hAnsi="Verdana" w:cs="Arial"/>
                 <w:b/>
               </w:rPr>
               <w:t>Name</w:t>
@@ -918,13 +1909,16 @@
           </w:tcPr>
           <w:p>
             <w:pPr>
-              <w:spacing w:after="160" w:line="278" w:lineRule="auto"/>
-              <w:rPr>
+              <w:keepNext/>
+              <w:spacing w:after="160" w:line="278" w:lineRule="auto"/>
+              <w:rPr>
+                <w:rFonts w:ascii="Verdana" w:hAnsi="Verdana" w:cs="Arial"/>
                 <w:b/>
               </w:rPr>
             </w:pPr>
             <w:r>
               <w:rPr>
+                <w:rFonts w:ascii="Verdana" w:hAnsi="Verdana" w:cs="Arial"/>
                 <w:b/>
               </w:rPr>
               <w:t>Address</w:t>
@@ -938,13 +1932,16 @@
           </w:tcPr>
           <w:p>
             <w:pPr>
-              <w:spacing w:after="160" w:line="278" w:lineRule="auto"/>
-              <w:rPr>
+              <w:keepNext/>
+              <w:spacing w:after="160" w:line="278" w:lineRule="auto"/>
+              <w:rPr>
+                <w:rFonts w:ascii="Verdana" w:hAnsi="Verdana" w:cs="Arial"/>
                 <w:b/>
               </w:rPr>
             </w:pPr>
             <w:r>
               <w:rPr>
+                <w:rFonts w:ascii="Verdana" w:hAnsi="Verdana" w:cs="Arial"/>
                 <w:b/>
               </w:rPr>
               <w:t>Amount owed</w:t>
@@ -954,8 +1951,31 @@
       </w:tr>
     </w:tbl>
     <w:p>
-      <w:r>
-        <w:t>{% for recipient in award_recipients %}</w:t>
+      <w:pPr>
+        <w:keepNext/>
+        <w:rPr>
+          <w:rFonts w:ascii="Verdana" w:hAnsi="Verdana" w:cs="Arial"/>
+        </w:rPr>
+      </w:pPr>
+      <w:r>
+        <w:rPr>
+          <w:rFonts w:ascii="Verdana" w:hAnsi="Verdana" w:cs="Arial"/>
+        </w:rPr>
+        <w:t xml:space="preserve">{% for recipient in </w:t>
+      </w:r>
+      <w:proofErr w:type="spellStart"/>
+      <w:r>
+        <w:rPr>
+          <w:rFonts w:ascii="Verdana" w:hAnsi="Verdana" w:cs="Arial"/>
+        </w:rPr>
+        <w:t>award_recipients</w:t>
+      </w:r>
+      <w:proofErr w:type="spellEnd"/>
+      <w:r>
+        <w:rPr>
+          <w:rFonts w:ascii="Verdana" w:hAnsi="Verdana" w:cs="Arial"/>
+        </w:rPr>
+        <w:t xml:space="preserve"> %}</w:t>
       </w:r>
     </w:p>
     <w:tbl>
@@ -979,6 +1999,9 @@
         <w:gridCol w:w="2160"/>
       </w:tblGrid>
       <w:tr>
+        <w:trPr>
+          <w:cantSplit/>
+        </w:trPr>
         <w:tc>
           <w:tcPr>
             <w:tcW w:w="2790" w:type="dxa"/>
@@ -987,34 +2010,133 @@
           <w:p>
             <w:pPr>
               <w:spacing w:after="160" w:line="278" w:lineRule="auto"/>
-            </w:pPr>
-            <w:r>
-              <w:t>{{recipient.name_full}}</w:t>
-            </w:r>
-            <w:r>
+              <w:rPr>
+                <w:rFonts w:ascii="Verdana" w:hAnsi="Verdana" w:cs="Arial"/>
+              </w:rPr>
+            </w:pPr>
+            <w:r>
+              <w:rPr>
+                <w:rFonts w:ascii="Verdana" w:hAnsi="Verdana" w:cs="Arial"/>
+              </w:rPr>
+              <w:t>{{</w:t>
+            </w:r>
+            <w:proofErr w:type="spellStart"/>
+            <w:r>
+              <w:rPr>
+                <w:rFonts w:ascii="Verdana" w:hAnsi="Verdana" w:cs="Arial"/>
+              </w:rPr>
+              <w:t>recipient.name_full</w:t>
+            </w:r>
+            <w:proofErr w:type="spellEnd"/>
+            <w:r>
+              <w:rPr>
+                <w:rFonts w:ascii="Verdana" w:hAnsi="Verdana" w:cs="Arial"/>
+              </w:rPr>
+              <w:t>()</w:t>
+            </w:r>
+            <w:r>
+              <w:rPr>
+                <w:rFonts w:ascii="Verdana" w:hAnsi="Verdana" w:cs="Arial"/>
+              </w:rPr>
+              <w:t>}}</w:t>
+            </w:r>
+            <w:r>
+              <w:rPr>
+                <w:rFonts w:ascii="Verdana" w:hAnsi="Verdana" w:cs="Arial"/>
+              </w:rPr>
               <w:t>,</w:t>
             </w:r>
             <w:r>
+              <w:rPr>
+                <w:rFonts w:ascii="Verdana" w:hAnsi="Verdana" w:cs="Arial"/>
+              </w:rPr>
               <w:t xml:space="preserve"> </w:t>
             </w:r>
             <w:r>
-              <w:t>{% if recipient.</w:t>
-            </w:r>
-            <w:r>
-              <w:t>relationship == “Spouse”</w:t>
-            </w:r>
-            <w:r>
-              <w:t xml:space="preserve"> %}spouse %{elif </w:t>
-            </w:r>
-            <w:r>
-              <w:t>was_a_minor(dependent, death_date)</w:t>
-            </w:r>
-            <w:r>
-              <w:t xml:space="preserve"> %}minor </w:t>
-            </w:r>
-            <w:r>
-              <w:lastRenderedPageBreak/>
-              <w:t>child{%else %}dependent adult child{% endif %}</w:t>
+              <w:rPr>
+                <w:rFonts w:ascii="Verdana" w:hAnsi="Verdana" w:cs="Arial"/>
+              </w:rPr>
+              <w:t xml:space="preserve">{% if </w:t>
+            </w:r>
+            <w:proofErr w:type="spellStart"/>
+            <w:r>
+              <w:rPr>
+                <w:rFonts w:ascii="Verdana" w:hAnsi="Verdana" w:cs="Arial"/>
+              </w:rPr>
+              <w:t>recipient.</w:t>
+            </w:r>
+            <w:r>
+              <w:rPr>
+                <w:rFonts w:ascii="Verdana" w:hAnsi="Verdana" w:cs="Arial"/>
+              </w:rPr>
+              <w:t>relationship</w:t>
+            </w:r>
+            <w:proofErr w:type="spellEnd"/>
+            <w:r>
+              <w:rPr>
+                <w:rFonts w:ascii="Verdana" w:hAnsi="Verdana" w:cs="Arial"/>
+              </w:rPr>
+              <w:t xml:space="preserve"> == “Spouse”</w:t>
+            </w:r>
+            <w:r>
+              <w:rPr>
+                <w:rFonts w:ascii="Verdana" w:hAnsi="Verdana" w:cs="Arial"/>
+              </w:rPr>
+              <w:t xml:space="preserve"> %}spouse {</w:t>
+            </w:r>
+            <w:r>
+              <w:rPr>
+                <w:rFonts w:ascii="Verdana" w:hAnsi="Verdana" w:cs="Arial"/>
+              </w:rPr>
+              <w:t xml:space="preserve">% </w:t>
+            </w:r>
+            <w:proofErr w:type="spellStart"/>
+            <w:r>
+              <w:rPr>
+                <w:rFonts w:ascii="Verdana" w:hAnsi="Verdana" w:cs="Arial"/>
+              </w:rPr>
+              <w:t>elif</w:t>
+            </w:r>
+            <w:proofErr w:type="spellEnd"/>
+            <w:r>
+              <w:rPr>
+                <w:rFonts w:ascii="Verdana" w:hAnsi="Verdana" w:cs="Arial"/>
+              </w:rPr>
+              <w:t xml:space="preserve"> </w:t>
+            </w:r>
+            <w:proofErr w:type="spellStart"/>
+            <w:r>
+              <w:rPr>
+                <w:rFonts w:ascii="Verdana" w:hAnsi="Verdana" w:cs="Arial"/>
+              </w:rPr>
+              <w:t>was_a_minor</w:t>
+            </w:r>
+            <w:proofErr w:type="spellEnd"/>
+            <w:r>
+              <w:rPr>
+                <w:rFonts w:ascii="Verdana" w:hAnsi="Verdana" w:cs="Arial"/>
+              </w:rPr>
+              <w:t xml:space="preserve">(dependent, </w:t>
+            </w:r>
+            <w:proofErr w:type="spellStart"/>
+            <w:r>
+              <w:rPr>
+                <w:rFonts w:ascii="Verdana" w:hAnsi="Verdana" w:cs="Arial"/>
+              </w:rPr>
+              <w:t>death_date</w:t>
+            </w:r>
+            <w:proofErr w:type="spellEnd"/>
+            <w:r>
+              <w:rPr>
+                <w:rFonts w:ascii="Verdana" w:hAnsi="Verdana" w:cs="Arial"/>
+              </w:rPr>
+              <w:t>)</w:t>
+            </w:r>
+            <w:r>
+              <w:rPr>
+                <w:rFonts w:ascii="Verdana" w:hAnsi="Verdana" w:cs="Arial"/>
+              </w:rPr>
+              <w:t xml:space="preserve"> %}minor child{%else %}dependent adult child{% endif %}</w:t>
             </w:r>
           </w:p>
         </w:tc>
@@ -1025,11 +2147,31 @@
           </w:tcPr>
           <w:p>
             <w:pPr>
-              <w:spacing w:after="160" w:line="278" w:lineRule="auto"/>
-            </w:pPr>
-            <w:r>
-              <w:lastRenderedPageBreak/>
-              <w:t>{{recipient.address.on_one_line(bare=True)}}</w:t>
+              <w:keepNext/>
+              <w:spacing w:after="160" w:line="278" w:lineRule="auto"/>
+              <w:rPr>
+                <w:rFonts w:ascii="Verdana" w:hAnsi="Verdana" w:cs="Arial"/>
+              </w:rPr>
+            </w:pPr>
+            <w:r>
+              <w:rPr>
+                <w:rFonts w:ascii="Verdana" w:hAnsi="Verdana" w:cs="Arial"/>
+              </w:rPr>
+              <w:t>{{</w:t>
+            </w:r>
+            <w:proofErr w:type="spellStart"/>
+            <w:r>
+              <w:rPr>
+                <w:rFonts w:ascii="Verdana" w:hAnsi="Verdana" w:cs="Arial"/>
+              </w:rPr>
+              <w:t>recipient.address.on_one_line</w:t>
+            </w:r>
+            <w:proofErr w:type="spellEnd"/>
+            <w:r>
+              <w:rPr>
+                <w:rFonts w:ascii="Verdana" w:hAnsi="Verdana" w:cs="Arial"/>
+              </w:rPr>
+              <w:t>(bare=True)}}</w:t>
             </w:r>
           </w:p>
         </w:tc>
@@ -1040,60 +2182,170 @@
           </w:tcPr>
           <w:p>
             <w:pPr>
-              <w:spacing w:after="160" w:line="278" w:lineRule="auto"/>
-            </w:pPr>
-            <w:r>
-              <w:t>{{recipient.award}}</w:t>
+              <w:keepNext/>
+              <w:spacing w:after="160" w:line="278" w:lineRule="auto"/>
+              <w:rPr>
+                <w:rFonts w:ascii="Verdana" w:hAnsi="Verdana" w:cs="Arial"/>
+              </w:rPr>
+            </w:pPr>
+            <w:r>
+              <w:rPr>
+                <w:rFonts w:ascii="Verdana" w:hAnsi="Verdana" w:cs="Arial"/>
+              </w:rPr>
+              <w:t>{{</w:t>
+            </w:r>
+            <w:r>
+              <w:rPr>
+                <w:rFonts w:ascii="Verdana" w:hAnsi="Verdana" w:cs="Arial"/>
+              </w:rPr>
+              <w:t>currency(</w:t>
+            </w:r>
+            <w:proofErr w:type="spellStart"/>
+            <w:r>
+              <w:rPr>
+                <w:rFonts w:ascii="Verdana" w:hAnsi="Verdana" w:cs="Arial"/>
+              </w:rPr>
+              <w:t>recipient.award</w:t>
+            </w:r>
+            <w:proofErr w:type="spellEnd"/>
+            <w:r>
+              <w:rPr>
+                <w:rFonts w:ascii="Verdana" w:hAnsi="Verdana" w:cs="Arial"/>
+              </w:rPr>
+              <w:t>)</w:t>
+            </w:r>
+            <w:r>
+              <w:rPr>
+                <w:rFonts w:ascii="Verdana" w:hAnsi="Verdana" w:cs="Arial"/>
+              </w:rPr>
+              <w:t>}}</w:t>
             </w:r>
           </w:p>
         </w:tc>
       </w:tr>
     </w:tbl>
     <w:p>
-      <w:r>
-        <w:t>{% endfor %}</w:t>
-      </w:r>
-    </w:p>
-    <w:p>
-      <w:r>
+      <w:pPr>
+        <w:rPr>
+          <w:rFonts w:ascii="Verdana" w:hAnsi="Verdana" w:cs="Arial"/>
+        </w:rPr>
+      </w:pPr>
+      <w:r>
+        <w:rPr>
+          <w:rFonts w:ascii="Verdana" w:hAnsi="Verdana" w:cs="Arial"/>
+        </w:rPr>
+        <w:t xml:space="preserve">{% </w:t>
+      </w:r>
+      <w:proofErr w:type="spellStart"/>
+      <w:r>
+        <w:rPr>
+          <w:rFonts w:ascii="Verdana" w:hAnsi="Verdana" w:cs="Arial"/>
+        </w:rPr>
+        <w:t>endfor</w:t>
+      </w:r>
+      <w:proofErr w:type="spellEnd"/>
+      <w:r>
+        <w:rPr>
+          <w:rFonts w:ascii="Verdana" w:hAnsi="Verdana" w:cs="Arial"/>
+        </w:rPr>
+        <w:t xml:space="preserve"> %}</w:t>
+      </w:r>
+    </w:p>
+    <w:p>
+      <w:pPr>
+        <w:rPr>
+          <w:rFonts w:ascii="Verdana" w:hAnsi="Verdana" w:cs="Arial"/>
+        </w:rPr>
+      </w:pPr>
+      <w:r>
+        <w:rPr>
+          <w:rFonts w:ascii="Verdana" w:hAnsi="Verdana" w:cs="Arial"/>
+        </w:rPr>
         <w:t>{% endif %}</w:t>
       </w:r>
     </w:p>
-    <w:p/>
-    <w:p>
-      <w:pPr>
-        <w:rPr>
+    <w:p>
+      <w:pPr>
+        <w:rPr>
+          <w:rFonts w:ascii="Verdana" w:hAnsi="Verdana" w:cs="Arial"/>
+        </w:rPr>
+      </w:pPr>
+    </w:p>
+    <w:p>
+      <w:pPr>
+        <w:keepNext/>
+        <w:rPr>
+          <w:rFonts w:ascii="Verdana" w:hAnsi="Verdana" w:cs="Arial"/>
           <w:b/>
         </w:rPr>
       </w:pPr>
       <w:r>
         <w:rPr>
+          <w:rFonts w:ascii="Verdana" w:hAnsi="Verdana" w:cs="Arial"/>
           <w:b/>
         </w:rPr>
         <w:t>Class 3 – Debts Due the United States</w:t>
       </w:r>
     </w:p>
     <w:p>
-      <w:r>
-        <w:t>«</w:t>
-      </w:r>
-      <w:r>
+      <w:pPr>
+        <w:keepNext/>
+        <w:rPr>
+          <w:rFonts w:ascii="Verdana" w:hAnsi="Verdana" w:cs="Arial"/>
+        </w:rPr>
+      </w:pPr>
+      <w:r>
+        <w:rPr>
+          <w:rFonts w:ascii="Verdana" w:hAnsi="Verdana" w:cs="Arial"/>
+        </w:rPr>
         <w:t>{% if</w:t>
       </w:r>
       <w:r>
-        <w:t xml:space="preserve"> not us_debts.there_are_any</w:t>
-      </w:r>
-      <w:r>
+        <w:rPr>
+          <w:rFonts w:ascii="Verdana" w:hAnsi="Verdana" w:cs="Arial"/>
+        </w:rPr>
+        <w:t xml:space="preserve"> not </w:t>
+      </w:r>
+      <w:proofErr w:type="spellStart"/>
+      <w:r>
+        <w:rPr>
+          <w:rFonts w:ascii="Verdana" w:hAnsi="Verdana" w:cs="Arial"/>
+        </w:rPr>
+        <w:t>us_debts.there_are_any</w:t>
+      </w:r>
+      <w:proofErr w:type="spellEnd"/>
+      <w:r>
+        <w:rPr>
+          <w:rFonts w:ascii="Verdana" w:hAnsi="Verdana" w:cs="Arial"/>
+        </w:rPr>
         <w:t xml:space="preserve"> %}</w:t>
       </w:r>
     </w:p>
     <w:p>
-      <w:r>
+      <w:pPr>
+        <w:keepNext/>
+        <w:rPr>
+          <w:rFonts w:ascii="Verdana" w:hAnsi="Verdana" w:cs="Arial"/>
+        </w:rPr>
+      </w:pPr>
+      <w:r>
+        <w:rPr>
+          <w:rFonts w:ascii="Verdana" w:hAnsi="Verdana" w:cs="Arial"/>
+        </w:rPr>
         <w:t>None</w:t>
       </w:r>
     </w:p>
     <w:p>
-      <w:r>
+      <w:pPr>
+        <w:keepNext/>
+        <w:rPr>
+          <w:rFonts w:ascii="Verdana" w:hAnsi="Verdana" w:cs="Arial"/>
+        </w:rPr>
+      </w:pPr>
+      <w:r>
+        <w:rPr>
+          <w:rFonts w:ascii="Verdana" w:hAnsi="Verdana" w:cs="Arial"/>
+        </w:rPr>
         <w:t>{% else %}</w:t>
       </w:r>
     </w:p>
@@ -1117,6 +2369,9 @@
         <w:gridCol w:w="2178"/>
       </w:tblGrid>
       <w:tr>
+        <w:trPr>
+          <w:cantSplit/>
+        </w:trPr>
         <w:tc>
           <w:tcPr>
             <w:tcW w:w="2790" w:type="dxa"/>
@@ -1124,13 +2379,16 @@
           </w:tcPr>
           <w:p>
             <w:pPr>
-              <w:spacing w:after="160" w:line="278" w:lineRule="auto"/>
-              <w:rPr>
+              <w:keepNext/>
+              <w:spacing w:after="160" w:line="278" w:lineRule="auto"/>
+              <w:rPr>
+                <w:rFonts w:ascii="Verdana" w:hAnsi="Verdana" w:cs="Arial"/>
                 <w:b/>
               </w:rPr>
             </w:pPr>
             <w:r>
               <w:rPr>
+                <w:rFonts w:ascii="Verdana" w:hAnsi="Verdana" w:cs="Arial"/>
                 <w:b/>
               </w:rPr>
               <w:t>Agency or Department</w:t>
@@ -1144,13 +2402,16 @@
           </w:tcPr>
           <w:p>
             <w:pPr>
-              <w:spacing w:after="160" w:line="278" w:lineRule="auto"/>
-              <w:rPr>
+              <w:keepNext/>
+              <w:spacing w:after="160" w:line="278" w:lineRule="auto"/>
+              <w:rPr>
+                <w:rFonts w:ascii="Verdana" w:hAnsi="Verdana" w:cs="Arial"/>
                 <w:b/>
               </w:rPr>
             </w:pPr>
             <w:r>
               <w:rPr>
+                <w:rFonts w:ascii="Verdana" w:hAnsi="Verdana" w:cs="Arial"/>
                 <w:b/>
               </w:rPr>
               <w:t>Address</w:t>
@@ -1164,13 +2425,16 @@
           </w:tcPr>
           <w:p>
             <w:pPr>
-              <w:spacing w:after="160" w:line="278" w:lineRule="auto"/>
-              <w:rPr>
+              <w:keepNext/>
+              <w:spacing w:after="160" w:line="278" w:lineRule="auto"/>
+              <w:rPr>
+                <w:rFonts w:ascii="Verdana" w:hAnsi="Verdana" w:cs="Arial"/>
                 <w:b/>
               </w:rPr>
             </w:pPr>
             <w:r>
               <w:rPr>
+                <w:rFonts w:ascii="Verdana" w:hAnsi="Verdana" w:cs="Arial"/>
                 <w:b/>
               </w:rPr>
               <w:t>Amount owed</w:t>
@@ -1180,8 +2444,31 @@
       </w:tr>
     </w:tbl>
     <w:p>
-      <w:r>
-        <w:t>{% for debt in us_debts %}</w:t>
+      <w:pPr>
+        <w:keepNext/>
+        <w:rPr>
+          <w:rFonts w:ascii="Verdana" w:hAnsi="Verdana" w:cs="Arial"/>
+        </w:rPr>
+      </w:pPr>
+      <w:r>
+        <w:rPr>
+          <w:rFonts w:ascii="Verdana" w:hAnsi="Verdana" w:cs="Arial"/>
+        </w:rPr>
+        <w:t xml:space="preserve">{% for debt in </w:t>
+      </w:r>
+      <w:proofErr w:type="spellStart"/>
+      <w:r>
+        <w:rPr>
+          <w:rFonts w:ascii="Verdana" w:hAnsi="Verdana" w:cs="Arial"/>
+        </w:rPr>
+        <w:t>us_debts</w:t>
+      </w:r>
+      <w:proofErr w:type="spellEnd"/>
+      <w:r>
+        <w:rPr>
+          <w:rFonts w:ascii="Verdana" w:hAnsi="Verdana" w:cs="Arial"/>
+        </w:rPr>
+        <w:t xml:space="preserve"> %}</w:t>
       </w:r>
     </w:p>
     <w:tbl>
@@ -1205,6 +2492,9 @@
         <w:gridCol w:w="2178"/>
       </w:tblGrid>
       <w:tr>
+        <w:trPr>
+          <w:cantSplit/>
+        </w:trPr>
         <w:tc>
           <w:tcPr>
             <w:tcW w:w="2790" w:type="dxa"/>
@@ -1213,9 +2503,29 @@
           <w:p>
             <w:pPr>
               <w:spacing w:after="160" w:line="278" w:lineRule="auto"/>
-            </w:pPr>
-            <w:r>
-              <w:t>{{ debt.name.first }}</w:t>
+              <w:rPr>
+                <w:rFonts w:ascii="Verdana" w:hAnsi="Verdana" w:cs="Arial"/>
+              </w:rPr>
+            </w:pPr>
+            <w:r>
+              <w:rPr>
+                <w:rFonts w:ascii="Verdana" w:hAnsi="Verdana" w:cs="Arial"/>
+              </w:rPr>
+              <w:t xml:space="preserve">{{ </w:t>
+            </w:r>
+            <w:proofErr w:type="spellStart"/>
+            <w:r>
+              <w:rPr>
+                <w:rFonts w:ascii="Verdana" w:hAnsi="Verdana" w:cs="Arial"/>
+              </w:rPr>
+              <w:t>debt.name.first</w:t>
+            </w:r>
+            <w:proofErr w:type="spellEnd"/>
+            <w:r>
+              <w:rPr>
+                <w:rFonts w:ascii="Verdana" w:hAnsi="Verdana" w:cs="Arial"/>
+              </w:rPr>
+              <w:t xml:space="preserve"> }}</w:t>
             </w:r>
           </w:p>
         </w:tc>
@@ -1226,10 +2536,31 @@
           </w:tcPr>
           <w:p>
             <w:pPr>
-              <w:spacing w:after="160" w:line="278" w:lineRule="auto"/>
-            </w:pPr>
-            <w:r>
-              <w:t>{{ debt.address.on_one_line(bare=True)}}</w:t>
+              <w:keepNext/>
+              <w:spacing w:after="160" w:line="278" w:lineRule="auto"/>
+              <w:rPr>
+                <w:rFonts w:ascii="Verdana" w:hAnsi="Verdana" w:cs="Arial"/>
+              </w:rPr>
+            </w:pPr>
+            <w:r>
+              <w:rPr>
+                <w:rFonts w:ascii="Verdana" w:hAnsi="Verdana" w:cs="Arial"/>
+              </w:rPr>
+              <w:t xml:space="preserve">{{ </w:t>
+            </w:r>
+            <w:proofErr w:type="spellStart"/>
+            <w:r>
+              <w:rPr>
+                <w:rFonts w:ascii="Verdana" w:hAnsi="Verdana" w:cs="Arial"/>
+              </w:rPr>
+              <w:t>debt.address.on_one_line</w:t>
+            </w:r>
+            <w:proofErr w:type="spellEnd"/>
+            <w:r>
+              <w:rPr>
+                <w:rFonts w:ascii="Verdana" w:hAnsi="Verdana" w:cs="Arial"/>
+              </w:rPr>
+              <w:t>(bare=True)}}</w:t>
             </w:r>
           </w:p>
         </w:tc>
@@ -1240,51 +2571,153 @@
           </w:tcPr>
           <w:p>
             <w:pPr>
-              <w:spacing w:after="160" w:line="278" w:lineRule="auto"/>
-            </w:pPr>
-            <w:r>
-              <w:t>{{currency(debt.amount)}}</w:t>
+              <w:keepNext/>
+              <w:spacing w:after="160" w:line="278" w:lineRule="auto"/>
+              <w:rPr>
+                <w:rFonts w:ascii="Verdana" w:hAnsi="Verdana" w:cs="Arial"/>
+              </w:rPr>
+            </w:pPr>
+            <w:r>
+              <w:rPr>
+                <w:rFonts w:ascii="Verdana" w:hAnsi="Verdana" w:cs="Arial"/>
+              </w:rPr>
+              <w:t>{{currency(</w:t>
+            </w:r>
+            <w:proofErr w:type="spellStart"/>
+            <w:r>
+              <w:rPr>
+                <w:rFonts w:ascii="Verdana" w:hAnsi="Verdana" w:cs="Arial"/>
+              </w:rPr>
+              <w:t>debt.amount</w:t>
+            </w:r>
+            <w:proofErr w:type="spellEnd"/>
+            <w:r>
+              <w:rPr>
+                <w:rFonts w:ascii="Verdana" w:hAnsi="Verdana" w:cs="Arial"/>
+              </w:rPr>
+              <w:t>)}}</w:t>
             </w:r>
           </w:p>
         </w:tc>
       </w:tr>
     </w:tbl>
     <w:p>
-      <w:r>
-        <w:t>{% endfor %}</w:t>
-      </w:r>
-    </w:p>
-    <w:p>
-      <w:r>
+      <w:pPr>
+        <w:rPr>
+          <w:rFonts w:ascii="Verdana" w:hAnsi="Verdana" w:cs="Arial"/>
+        </w:rPr>
+      </w:pPr>
+      <w:r>
+        <w:rPr>
+          <w:rFonts w:ascii="Verdana" w:hAnsi="Verdana" w:cs="Arial"/>
+        </w:rPr>
+        <w:lastRenderedPageBreak/>
+        <w:t xml:space="preserve">{% </w:t>
+      </w:r>
+      <w:proofErr w:type="spellStart"/>
+      <w:r>
+        <w:rPr>
+          <w:rFonts w:ascii="Verdana" w:hAnsi="Verdana" w:cs="Arial"/>
+        </w:rPr>
+        <w:t>endfor</w:t>
+      </w:r>
+      <w:proofErr w:type="spellEnd"/>
+      <w:r>
+        <w:rPr>
+          <w:rFonts w:ascii="Verdana" w:hAnsi="Verdana" w:cs="Arial"/>
+        </w:rPr>
+        <w:t xml:space="preserve"> %}</w:t>
+      </w:r>
+    </w:p>
+    <w:p>
+      <w:pPr>
+        <w:rPr>
+          <w:rFonts w:ascii="Verdana" w:hAnsi="Verdana" w:cs="Arial"/>
+        </w:rPr>
+      </w:pPr>
+      <w:r>
+        <w:rPr>
+          <w:rFonts w:ascii="Verdana" w:hAnsi="Verdana" w:cs="Arial"/>
+        </w:rPr>
         <w:t>{% endif %}</w:t>
       </w:r>
     </w:p>
-    <w:p/>
-    <w:p>
-      <w:pPr>
-        <w:rPr>
+    <w:p>
+      <w:pPr>
+        <w:rPr>
+          <w:rFonts w:ascii="Verdana" w:hAnsi="Verdana" w:cs="Arial"/>
+        </w:rPr>
+      </w:pPr>
+    </w:p>
+    <w:p>
+      <w:pPr>
+        <w:keepNext/>
+        <w:rPr>
+          <w:rFonts w:ascii="Verdana" w:hAnsi="Verdana" w:cs="Arial"/>
           <w:b/>
         </w:rPr>
       </w:pPr>
       <w:r>
         <w:rPr>
+          <w:rFonts w:ascii="Verdana" w:hAnsi="Verdana" w:cs="Arial"/>
           <w:b/>
         </w:rPr>
         <w:t>Class 4 – Money Due Employees</w:t>
       </w:r>
     </w:p>
     <w:p>
-      <w:r>
-        <w:t>{% if not employee_debts.there_are_any %}</w:t>
-      </w:r>
-    </w:p>
-    <w:p>
-      <w:r>
+      <w:pPr>
+        <w:keepNext/>
+        <w:rPr>
+          <w:rFonts w:ascii="Verdana" w:hAnsi="Verdana" w:cs="Arial"/>
+        </w:rPr>
+      </w:pPr>
+      <w:r>
+        <w:rPr>
+          <w:rFonts w:ascii="Verdana" w:hAnsi="Verdana" w:cs="Arial"/>
+        </w:rPr>
+        <w:t xml:space="preserve">{% if not </w:t>
+      </w:r>
+      <w:proofErr w:type="spellStart"/>
+      <w:r>
+        <w:rPr>
+          <w:rFonts w:ascii="Verdana" w:hAnsi="Verdana" w:cs="Arial"/>
+        </w:rPr>
+        <w:t>employee_debts.there_are_any</w:t>
+      </w:r>
+      <w:proofErr w:type="spellEnd"/>
+      <w:r>
+        <w:rPr>
+          <w:rFonts w:ascii="Verdana" w:hAnsi="Verdana" w:cs="Arial"/>
+        </w:rPr>
+        <w:t xml:space="preserve"> %}</w:t>
+      </w:r>
+    </w:p>
+    <w:p>
+      <w:pPr>
+        <w:keepNext/>
+        <w:rPr>
+          <w:rFonts w:ascii="Verdana" w:hAnsi="Verdana" w:cs="Arial"/>
+        </w:rPr>
+      </w:pPr>
+      <w:r>
+        <w:rPr>
+          <w:rFonts w:ascii="Verdana" w:hAnsi="Verdana" w:cs="Arial"/>
+        </w:rPr>
         <w:t>None</w:t>
       </w:r>
     </w:p>
     <w:p>
-      <w:r>
+      <w:pPr>
+        <w:keepNext/>
+        <w:rPr>
+          <w:rFonts w:ascii="Verdana" w:hAnsi="Verdana" w:cs="Arial"/>
+        </w:rPr>
+      </w:pPr>
+      <w:r>
+        <w:rPr>
+          <w:rFonts w:ascii="Verdana" w:hAnsi="Verdana" w:cs="Arial"/>
+        </w:rPr>
         <w:t>{% else %}</w:t>
       </w:r>
     </w:p>
@@ -1308,6 +2741,9 @@
         <w:gridCol w:w="2178"/>
       </w:tblGrid>
       <w:tr>
+        <w:trPr>
+          <w:cantSplit/>
+        </w:trPr>
         <w:tc>
           <w:tcPr>
             <w:tcW w:w="2790" w:type="dxa"/>
@@ -1315,13 +2751,16 @@
           </w:tcPr>
           <w:p>
             <w:pPr>
-              <w:spacing w:after="160" w:line="278" w:lineRule="auto"/>
-              <w:rPr>
+              <w:keepNext/>
+              <w:spacing w:after="160" w:line="278" w:lineRule="auto"/>
+              <w:rPr>
+                <w:rFonts w:ascii="Verdana" w:hAnsi="Verdana" w:cs="Arial"/>
                 <w:b/>
               </w:rPr>
             </w:pPr>
             <w:r>
               <w:rPr>
+                <w:rFonts w:ascii="Verdana" w:hAnsi="Verdana" w:cs="Arial"/>
                 <w:b/>
               </w:rPr>
               <w:t>Employee Name</w:t>
@@ -1335,13 +2774,16 @@
           </w:tcPr>
           <w:p>
             <w:pPr>
-              <w:spacing w:after="160" w:line="278" w:lineRule="auto"/>
-              <w:rPr>
+              <w:keepNext/>
+              <w:spacing w:after="160" w:line="278" w:lineRule="auto"/>
+              <w:rPr>
+                <w:rFonts w:ascii="Verdana" w:hAnsi="Verdana" w:cs="Arial"/>
                 <w:b/>
               </w:rPr>
             </w:pPr>
             <w:r>
               <w:rPr>
+                <w:rFonts w:ascii="Verdana" w:hAnsi="Verdana" w:cs="Arial"/>
                 <w:b/>
               </w:rPr>
               <w:t>Address</w:t>
@@ -1355,13 +2797,16 @@
           </w:tcPr>
           <w:p>
             <w:pPr>
-              <w:spacing w:after="160" w:line="278" w:lineRule="auto"/>
-              <w:rPr>
+              <w:keepNext/>
+              <w:spacing w:after="160" w:line="278" w:lineRule="auto"/>
+              <w:rPr>
+                <w:rFonts w:ascii="Verdana" w:hAnsi="Verdana" w:cs="Arial"/>
                 <w:b/>
               </w:rPr>
             </w:pPr>
             <w:r>
               <w:rPr>
+                <w:rFonts w:ascii="Verdana" w:hAnsi="Verdana" w:cs="Arial"/>
                 <w:b/>
               </w:rPr>
               <w:t>Amount owed</w:t>
@@ -1371,8 +2816,31 @@
       </w:tr>
     </w:tbl>
     <w:p>
-      <w:r>
-        <w:t>{% for debt in employee_debts %}</w:t>
+      <w:pPr>
+        <w:keepNext/>
+        <w:rPr>
+          <w:rFonts w:ascii="Verdana" w:hAnsi="Verdana" w:cs="Arial"/>
+        </w:rPr>
+      </w:pPr>
+      <w:r>
+        <w:rPr>
+          <w:rFonts w:ascii="Verdana" w:hAnsi="Verdana" w:cs="Arial"/>
+        </w:rPr>
+        <w:t xml:space="preserve">{% for debt in </w:t>
+      </w:r>
+      <w:proofErr w:type="spellStart"/>
+      <w:r>
+        <w:rPr>
+          <w:rFonts w:ascii="Verdana" w:hAnsi="Verdana" w:cs="Arial"/>
+        </w:rPr>
+        <w:t>employee_debts</w:t>
+      </w:r>
+      <w:proofErr w:type="spellEnd"/>
+      <w:r>
+        <w:rPr>
+          <w:rFonts w:ascii="Verdana" w:hAnsi="Verdana" w:cs="Arial"/>
+        </w:rPr>
+        <w:t xml:space="preserve"> %}</w:t>
       </w:r>
     </w:p>
     <w:tbl>
@@ -1396,6 +2864,9 @@
         <w:gridCol w:w="2160"/>
       </w:tblGrid>
       <w:tr>
+        <w:trPr>
+          <w:cantSplit/>
+        </w:trPr>
         <w:tc>
           <w:tcPr>
             <w:tcW w:w="2790" w:type="dxa"/>
@@ -1404,9 +2875,29 @@
           <w:p>
             <w:pPr>
               <w:spacing w:after="160" w:line="278" w:lineRule="auto"/>
-            </w:pPr>
-            <w:r>
-              <w:t>{{debt.name_full()}}</w:t>
+              <w:rPr>
+                <w:rFonts w:ascii="Verdana" w:hAnsi="Verdana" w:cs="Arial"/>
+              </w:rPr>
+            </w:pPr>
+            <w:r>
+              <w:rPr>
+                <w:rFonts w:ascii="Verdana" w:hAnsi="Verdana" w:cs="Arial"/>
+              </w:rPr>
+              <w:t>{{</w:t>
+            </w:r>
+            <w:proofErr w:type="spellStart"/>
+            <w:r>
+              <w:rPr>
+                <w:rFonts w:ascii="Verdana" w:hAnsi="Verdana" w:cs="Arial"/>
+              </w:rPr>
+              <w:t>debt.name_full</w:t>
+            </w:r>
+            <w:proofErr w:type="spellEnd"/>
+            <w:r>
+              <w:rPr>
+                <w:rFonts w:ascii="Verdana" w:hAnsi="Verdana" w:cs="Arial"/>
+              </w:rPr>
+              <w:t>()}}</w:t>
             </w:r>
           </w:p>
         </w:tc>
@@ -1417,10 +2908,31 @@
           </w:tcPr>
           <w:p>
             <w:pPr>
-              <w:spacing w:after="160" w:line="278" w:lineRule="auto"/>
-            </w:pPr>
-            <w:r>
-              <w:t>{{debt.address.on_one_line(bare=True)}}</w:t>
+              <w:keepNext/>
+              <w:spacing w:after="160" w:line="278" w:lineRule="auto"/>
+              <w:rPr>
+                <w:rFonts w:ascii="Verdana" w:hAnsi="Verdana" w:cs="Arial"/>
+              </w:rPr>
+            </w:pPr>
+            <w:r>
+              <w:rPr>
+                <w:rFonts w:ascii="Verdana" w:hAnsi="Verdana" w:cs="Arial"/>
+              </w:rPr>
+              <w:t>{{</w:t>
+            </w:r>
+            <w:proofErr w:type="spellStart"/>
+            <w:r>
+              <w:rPr>
+                <w:rFonts w:ascii="Verdana" w:hAnsi="Verdana" w:cs="Arial"/>
+              </w:rPr>
+              <w:t>debt.address.on_one_line</w:t>
+            </w:r>
+            <w:proofErr w:type="spellEnd"/>
+            <w:r>
+              <w:rPr>
+                <w:rFonts w:ascii="Verdana" w:hAnsi="Verdana" w:cs="Arial"/>
+              </w:rPr>
+              <w:t>(bare=True)}}</w:t>
             </w:r>
           </w:p>
         </w:tc>
@@ -1431,15 +2943,36 @@
           </w:tcPr>
           <w:p>
             <w:pPr>
-              <w:spacing w:after="160" w:line="278" w:lineRule="auto"/>
-            </w:pPr>
-            <w:r>
-              <w:t>{{currency(debt.amount</w:t>
-            </w:r>
-            <w:r>
+              <w:keepNext/>
+              <w:spacing w:after="160" w:line="278" w:lineRule="auto"/>
+              <w:rPr>
+                <w:rFonts w:ascii="Verdana" w:hAnsi="Verdana" w:cs="Arial"/>
+              </w:rPr>
+            </w:pPr>
+            <w:r>
+              <w:rPr>
+                <w:rFonts w:ascii="Verdana" w:hAnsi="Verdana" w:cs="Arial"/>
+              </w:rPr>
+              <w:t>{{currency(</w:t>
+            </w:r>
+            <w:proofErr w:type="spellStart"/>
+            <w:r>
+              <w:rPr>
+                <w:rFonts w:ascii="Verdana" w:hAnsi="Verdana" w:cs="Arial"/>
+              </w:rPr>
+              <w:t>debt.amount</w:t>
+            </w:r>
+            <w:proofErr w:type="spellEnd"/>
+            <w:r>
+              <w:rPr>
+                <w:rFonts w:ascii="Verdana" w:hAnsi="Verdana" w:cs="Arial"/>
+              </w:rPr>
               <w:t>)</w:t>
             </w:r>
             <w:r>
+              <w:rPr>
+                <w:rFonts w:ascii="Verdana" w:hAnsi="Verdana" w:cs="Arial"/>
+              </w:rPr>
               <w:t>}}</w:t>
             </w:r>
           </w:p>
@@ -1447,32 +2980,94 @@
       </w:tr>
     </w:tbl>
     <w:p>
-      <w:r>
-        <w:t>{% endfor %}</w:t>
-      </w:r>
-    </w:p>
-    <w:p>
-      <w:r>
+      <w:pPr>
+        <w:rPr>
+          <w:rFonts w:ascii="Verdana" w:hAnsi="Verdana" w:cs="Arial"/>
+        </w:rPr>
+      </w:pPr>
+      <w:r>
+        <w:rPr>
+          <w:rFonts w:ascii="Verdana" w:hAnsi="Verdana" w:cs="Arial"/>
+        </w:rPr>
+        <w:t xml:space="preserve">{% </w:t>
+      </w:r>
+      <w:proofErr w:type="spellStart"/>
+      <w:r>
+        <w:rPr>
+          <w:rFonts w:ascii="Verdana" w:hAnsi="Verdana" w:cs="Arial"/>
+        </w:rPr>
+        <w:t>endfor</w:t>
+      </w:r>
+      <w:proofErr w:type="spellEnd"/>
+      <w:r>
+        <w:rPr>
+          <w:rFonts w:ascii="Verdana" w:hAnsi="Verdana" w:cs="Arial"/>
+        </w:rPr>
+        <w:t xml:space="preserve"> %}</w:t>
+      </w:r>
+    </w:p>
+    <w:p>
+      <w:pPr>
+        <w:rPr>
+          <w:rFonts w:ascii="Verdana" w:hAnsi="Verdana" w:cs="Arial"/>
+        </w:rPr>
+      </w:pPr>
+      <w:r>
+        <w:rPr>
+          <w:rFonts w:ascii="Verdana" w:hAnsi="Verdana" w:cs="Arial"/>
+        </w:rPr>
         <w:t>{% endif %}</w:t>
       </w:r>
     </w:p>
-    <w:p/>
-    <w:p>
-      <w:pPr>
-        <w:rPr>
+    <w:p>
+      <w:pPr>
+        <w:rPr>
+          <w:rFonts w:ascii="Verdana" w:hAnsi="Verdana" w:cs="Arial"/>
+        </w:rPr>
+      </w:pPr>
+    </w:p>
+    <w:p>
+      <w:pPr>
+        <w:keepNext/>
+        <w:rPr>
+          <w:rFonts w:ascii="Verdana" w:hAnsi="Verdana" w:cs="Arial"/>
           <w:b/>
         </w:rPr>
       </w:pPr>
       <w:r>
         <w:rPr>
+          <w:rFonts w:ascii="Verdana" w:hAnsi="Verdana" w:cs="Arial"/>
           <w:b/>
         </w:rPr>
         <w:t>Class 5 – Money or Property Held in Trust</w:t>
       </w:r>
     </w:p>
     <w:p>
-      <w:r>
-        <w:t>{% if trust_property.there_are_any %}</w:t>
+      <w:pPr>
+        <w:keepNext/>
+        <w:rPr>
+          <w:rFonts w:ascii="Verdana" w:hAnsi="Verdana" w:cs="Arial"/>
+        </w:rPr>
+      </w:pPr>
+      <w:r>
+        <w:rPr>
+          <w:rFonts w:ascii="Verdana" w:hAnsi="Verdana" w:cs="Arial"/>
+        </w:rPr>
+        <w:t xml:space="preserve">{% if </w:t>
+      </w:r>
+      <w:proofErr w:type="spellStart"/>
+      <w:r>
+        <w:rPr>
+          <w:rFonts w:ascii="Verdana" w:hAnsi="Verdana" w:cs="Arial"/>
+        </w:rPr>
+        <w:t>trust_property.there_are_any</w:t>
+      </w:r>
+      <w:proofErr w:type="spellEnd"/>
+      <w:r>
+        <w:rPr>
+          <w:rFonts w:ascii="Verdana" w:hAnsi="Verdana" w:cs="Arial"/>
+        </w:rPr>
+        <w:t xml:space="preserve"> %}</w:t>
       </w:r>
     </w:p>
     <w:tbl>
@@ -1495,6 +3090,9 @@
         <w:gridCol w:w="2610"/>
       </w:tblGrid>
       <w:tr>
+        <w:trPr>
+          <w:cantSplit/>
+        </w:trPr>
         <w:tc>
           <w:tcPr>
             <w:tcW w:w="6750" w:type="dxa"/>
@@ -1502,13 +3100,16 @@
           </w:tcPr>
           <w:p>
             <w:pPr>
-              <w:spacing w:after="160" w:line="278" w:lineRule="auto"/>
-              <w:rPr>
+              <w:keepNext/>
+              <w:spacing w:after="160" w:line="278" w:lineRule="auto"/>
+              <w:rPr>
+                <w:rFonts w:ascii="Verdana" w:hAnsi="Verdana" w:cs="Arial"/>
                 <w:b/>
               </w:rPr>
             </w:pPr>
             <w:r>
               <w:rPr>
+                <w:rFonts w:ascii="Verdana" w:hAnsi="Verdana" w:cs="Arial"/>
                 <w:b/>
               </w:rPr>
               <w:t>Property Description</w:t>
@@ -1522,13 +3123,16 @@
           </w:tcPr>
           <w:p>
             <w:pPr>
-              <w:spacing w:after="160" w:line="278" w:lineRule="auto"/>
-              <w:rPr>
+              <w:keepNext/>
+              <w:spacing w:after="160" w:line="278" w:lineRule="auto"/>
+              <w:rPr>
+                <w:rFonts w:ascii="Verdana" w:hAnsi="Verdana" w:cs="Arial"/>
                 <w:b/>
               </w:rPr>
             </w:pPr>
             <w:r>
               <w:rPr>
+                <w:rFonts w:ascii="Verdana" w:hAnsi="Verdana" w:cs="Arial"/>
                 <w:b/>
               </w:rPr>
               <w:t>Value</w:t>
@@ -1538,8 +3142,31 @@
       </w:tr>
     </w:tbl>
     <w:p>
-      <w:r>
-        <w:t>{% for debt in trust_property %}</w:t>
+      <w:pPr>
+        <w:keepNext/>
+        <w:rPr>
+          <w:rFonts w:ascii="Verdana" w:hAnsi="Verdana" w:cs="Arial"/>
+        </w:rPr>
+      </w:pPr>
+      <w:r>
+        <w:rPr>
+          <w:rFonts w:ascii="Verdana" w:hAnsi="Verdana" w:cs="Arial"/>
+        </w:rPr>
+        <w:t xml:space="preserve">{% for debt in </w:t>
+      </w:r>
+      <w:proofErr w:type="spellStart"/>
+      <w:r>
+        <w:rPr>
+          <w:rFonts w:ascii="Verdana" w:hAnsi="Verdana" w:cs="Arial"/>
+        </w:rPr>
+        <w:t>trust_property</w:t>
+      </w:r>
+      <w:proofErr w:type="spellEnd"/>
+      <w:r>
+        <w:rPr>
+          <w:rFonts w:ascii="Verdana" w:hAnsi="Verdana" w:cs="Arial"/>
+        </w:rPr>
+        <w:t xml:space="preserve"> %}</w:t>
       </w:r>
     </w:p>
     <w:tbl>
@@ -1558,10 +3185,13 @@
         <w:tblLook w:val="04A0" w:firstRow="1" w:lastRow="0" w:firstColumn="1" w:lastColumn="0" w:noHBand="0" w:noVBand="1"/>
       </w:tblPr>
       <w:tblGrid>
-        <w:gridCol w:w="6750"/>
-        <w:gridCol w:w="2628"/>
+        <w:gridCol w:w="5304"/>
+        <w:gridCol w:w="4074"/>
       </w:tblGrid>
       <w:tr>
+        <w:trPr>
+          <w:cantSplit/>
+        </w:trPr>
         <w:tc>
           <w:tcPr>
             <w:tcW w:w="6750" w:type="dxa"/>
@@ -1570,9 +3200,29 @@
           <w:p>
             <w:pPr>
               <w:spacing w:after="160" w:line="278" w:lineRule="auto"/>
-            </w:pPr>
-            <w:r>
-              <w:t>«Trust property description TE»</w:t>
+              <w:rPr>
+                <w:rFonts w:ascii="Verdana" w:hAnsi="Verdana" w:cs="Arial"/>
+              </w:rPr>
+            </w:pPr>
+            <w:r>
+              <w:rPr>
+                <w:rFonts w:ascii="Verdana" w:hAnsi="Verdana" w:cs="Arial"/>
+              </w:rPr>
+              <w:t>{{</w:t>
+            </w:r>
+            <w:proofErr w:type="spellStart"/>
+            <w:r>
+              <w:rPr>
+                <w:rFonts w:ascii="Verdana" w:hAnsi="Verdana" w:cs="Arial"/>
+              </w:rPr>
+              <w:t>debt.name.text</w:t>
+            </w:r>
+            <w:proofErr w:type="spellEnd"/>
+            <w:r>
+              <w:rPr>
+                <w:rFonts w:ascii="Verdana" w:hAnsi="Verdana" w:cs="Arial"/>
+              </w:rPr>
+              <w:t>}}</w:t>
             </w:r>
           </w:p>
         </w:tc>
@@ -1583,59 +3233,164 @@
           </w:tcPr>
           <w:p>
             <w:pPr>
-              <w:spacing w:after="160" w:line="278" w:lineRule="auto"/>
-            </w:pPr>
-            <w:r>
+              <w:keepNext/>
+              <w:spacing w:after="160" w:line="278" w:lineRule="auto"/>
+              <w:rPr>
+                <w:rFonts w:ascii="Verdana" w:hAnsi="Verdana" w:cs="Arial"/>
+              </w:rPr>
+            </w:pPr>
+            <w:r>
+              <w:rPr>
+                <w:rFonts w:ascii="Verdana" w:hAnsi="Verdana" w:cs="Arial"/>
+              </w:rPr>
               <w:tab/>
-              <w:t>$«Trust property value NU»</w:t>
+            </w:r>
+            <w:r>
+              <w:rPr>
+                <w:rFonts w:ascii="Verdana" w:hAnsi="Verdana" w:cs="Arial"/>
+              </w:rPr>
+              <w:t>{{currency(</w:t>
+            </w:r>
+            <w:proofErr w:type="spellStart"/>
+            <w:r>
+              <w:rPr>
+                <w:rFonts w:ascii="Verdana" w:hAnsi="Verdana" w:cs="Arial"/>
+              </w:rPr>
+              <w:t>debt.value</w:t>
+            </w:r>
+            <w:proofErr w:type="spellEnd"/>
+            <w:r>
+              <w:rPr>
+                <w:rFonts w:ascii="Verdana" w:hAnsi="Verdana" w:cs="Arial"/>
+              </w:rPr>
+              <w:t>)}}</w:t>
             </w:r>
           </w:p>
         </w:tc>
       </w:tr>
     </w:tbl>
     <w:p>
-      <w:r>
-        <w:t>{% endfor %}</w:t>
-      </w:r>
-    </w:p>
-    <w:p>
-      <w:r>
+      <w:pPr>
+        <w:rPr>
+          <w:rFonts w:ascii="Verdana" w:hAnsi="Verdana" w:cs="Arial"/>
+        </w:rPr>
+      </w:pPr>
+      <w:r>
+        <w:rPr>
+          <w:rFonts w:ascii="Verdana" w:hAnsi="Verdana" w:cs="Arial"/>
+        </w:rPr>
+        <w:t xml:space="preserve">{% </w:t>
+      </w:r>
+      <w:proofErr w:type="spellStart"/>
+      <w:r>
+        <w:rPr>
+          <w:rFonts w:ascii="Verdana" w:hAnsi="Verdana" w:cs="Arial"/>
+        </w:rPr>
+        <w:t>endfor</w:t>
+      </w:r>
+      <w:proofErr w:type="spellEnd"/>
+      <w:r>
+        <w:rPr>
+          <w:rFonts w:ascii="Verdana" w:hAnsi="Verdana" w:cs="Arial"/>
+        </w:rPr>
+        <w:t xml:space="preserve"> %}</w:t>
+      </w:r>
+    </w:p>
+    <w:p>
+      <w:pPr>
+        <w:rPr>
+          <w:rFonts w:ascii="Verdana" w:hAnsi="Verdana" w:cs="Arial"/>
+        </w:rPr>
+      </w:pPr>
+      <w:r>
+        <w:rPr>
+          <w:rFonts w:ascii="Verdana" w:hAnsi="Verdana" w:cs="Arial"/>
+        </w:rPr>
         <w:t>{% else %}</w:t>
       </w:r>
     </w:p>
     <w:p>
-      <w:r>
+      <w:pPr>
+        <w:rPr>
+          <w:rFonts w:ascii="Verdana" w:hAnsi="Verdana" w:cs="Arial"/>
+        </w:rPr>
+      </w:pPr>
+      <w:r>
+        <w:rPr>
+          <w:rFonts w:ascii="Verdana" w:hAnsi="Verdana" w:cs="Arial"/>
+        </w:rPr>
         <w:t>None</w:t>
       </w:r>
     </w:p>
     <w:p>
-      <w:r>
+      <w:pPr>
+        <w:rPr>
+          <w:rFonts w:ascii="Verdana" w:hAnsi="Verdana" w:cs="Arial"/>
+        </w:rPr>
+      </w:pPr>
+      <w:r>
+        <w:rPr>
+          <w:rFonts w:ascii="Verdana" w:hAnsi="Verdana" w:cs="Arial"/>
+        </w:rPr>
         <w:t>{% endif %}</w:t>
       </w:r>
     </w:p>
-    <w:p/>
-    <w:p>
-      <w:pPr>
-        <w:rPr>
+    <w:p>
+      <w:pPr>
+        <w:rPr>
+          <w:rFonts w:ascii="Verdana" w:hAnsi="Verdana" w:cs="Arial"/>
+        </w:rPr>
+      </w:pPr>
+    </w:p>
+    <w:p>
+      <w:pPr>
+        <w:keepNext/>
+        <w:rPr>
+          <w:rFonts w:ascii="Verdana" w:hAnsi="Verdana" w:cs="Arial"/>
           <w:b/>
         </w:rPr>
       </w:pPr>
       <w:r>
         <w:rPr>
+          <w:rFonts w:ascii="Verdana" w:hAnsi="Verdana" w:cs="Arial"/>
           <w:b/>
         </w:rPr>
+        <w:lastRenderedPageBreak/>
         <w:t>Class 6 – Debts Due State of Illinois and Others</w:t>
       </w:r>
     </w:p>
     <w:p>
-      <w:r>
+      <w:pPr>
+        <w:keepNext/>
+        <w:rPr>
+          <w:rFonts w:ascii="Verdana" w:hAnsi="Verdana" w:cs="Arial"/>
+        </w:rPr>
+      </w:pPr>
+      <w:r>
+        <w:rPr>
+          <w:rFonts w:ascii="Verdana" w:hAnsi="Verdana" w:cs="Arial"/>
+        </w:rPr>
         <w:t xml:space="preserve">{% if </w:t>
       </w:r>
-      <w:r>
+      <w:proofErr w:type="spellStart"/>
+      <w:r>
+        <w:rPr>
+          <w:rFonts w:ascii="Verdana" w:hAnsi="Verdana" w:cs="Arial"/>
+        </w:rPr>
         <w:t>i</w:t>
       </w:r>
       <w:r>
-        <w:t>llinois_debts.there_are_any %}</w:t>
+        <w:rPr>
+          <w:rFonts w:ascii="Verdana" w:hAnsi="Verdana" w:cs="Arial"/>
+        </w:rPr>
+        <w:t>llinois_debts.there_are_any</w:t>
+      </w:r>
+      <w:proofErr w:type="spellEnd"/>
+      <w:r>
+        <w:rPr>
+          <w:rFonts w:ascii="Verdana" w:hAnsi="Verdana" w:cs="Arial"/>
+        </w:rPr>
+        <w:t xml:space="preserve"> %}</w:t>
       </w:r>
     </w:p>
     <w:tbl>
@@ -1659,6 +3414,9 @@
         <w:gridCol w:w="1998"/>
       </w:tblGrid>
       <w:tr>
+        <w:trPr>
+          <w:cantSplit/>
+        </w:trPr>
         <w:tc>
           <w:tcPr>
             <w:tcW w:w="3582" w:type="dxa"/>
@@ -1666,13 +3424,16 @@
           </w:tcPr>
           <w:p>
             <w:pPr>
-              <w:spacing w:after="160" w:line="278" w:lineRule="auto"/>
-              <w:rPr>
+              <w:keepNext/>
+              <w:spacing w:after="160" w:line="278" w:lineRule="auto"/>
+              <w:rPr>
+                <w:rFonts w:ascii="Verdana" w:hAnsi="Verdana" w:cs="Arial"/>
                 <w:b/>
               </w:rPr>
             </w:pPr>
             <w:r>
               <w:rPr>
+                <w:rFonts w:ascii="Verdana" w:hAnsi="Verdana" w:cs="Arial"/>
                 <w:b/>
               </w:rPr>
               <w:t>Agency or Department</w:t>
@@ -1686,13 +3447,16 @@
           </w:tcPr>
           <w:p>
             <w:pPr>
-              <w:spacing w:after="160" w:line="278" w:lineRule="auto"/>
-              <w:rPr>
+              <w:keepNext/>
+              <w:spacing w:after="160" w:line="278" w:lineRule="auto"/>
+              <w:rPr>
+                <w:rFonts w:ascii="Verdana" w:hAnsi="Verdana" w:cs="Arial"/>
                 <w:b/>
               </w:rPr>
             </w:pPr>
             <w:r>
               <w:rPr>
+                <w:rFonts w:ascii="Verdana" w:hAnsi="Verdana" w:cs="Arial"/>
                 <w:b/>
               </w:rPr>
               <w:t>Address</w:t>
@@ -1706,13 +3470,16 @@
           </w:tcPr>
           <w:p>
             <w:pPr>
-              <w:spacing w:after="160" w:line="278" w:lineRule="auto"/>
-              <w:rPr>
+              <w:keepNext/>
+              <w:spacing w:after="160" w:line="278" w:lineRule="auto"/>
+              <w:rPr>
+                <w:rFonts w:ascii="Verdana" w:hAnsi="Verdana" w:cs="Arial"/>
                 <w:b/>
               </w:rPr>
             </w:pPr>
             <w:r>
               <w:rPr>
+                <w:rFonts w:ascii="Verdana" w:hAnsi="Verdana" w:cs="Arial"/>
                 <w:b/>
               </w:rPr>
               <w:t>Amount owed</w:t>
@@ -1722,14 +3489,37 @@
       </w:tr>
     </w:tbl>
     <w:p>
-      <w:r>
+      <w:pPr>
+        <w:keepNext/>
+        <w:rPr>
+          <w:rFonts w:ascii="Verdana" w:hAnsi="Verdana" w:cs="Arial"/>
+        </w:rPr>
+      </w:pPr>
+      <w:r>
+        <w:rPr>
+          <w:rFonts w:ascii="Verdana" w:hAnsi="Verdana" w:cs="Arial"/>
+        </w:rPr>
         <w:t xml:space="preserve">{% for debt in </w:t>
       </w:r>
-      <w:r>
+      <w:proofErr w:type="spellStart"/>
+      <w:r>
+        <w:rPr>
+          <w:rFonts w:ascii="Verdana" w:hAnsi="Verdana" w:cs="Arial"/>
+        </w:rPr>
         <w:t>i</w:t>
       </w:r>
       <w:r>
-        <w:t>llinois_debts %}</w:t>
+        <w:rPr>
+          <w:rFonts w:ascii="Verdana" w:hAnsi="Verdana" w:cs="Arial"/>
+        </w:rPr>
+        <w:t>llinois_debts</w:t>
+      </w:r>
+      <w:proofErr w:type="spellEnd"/>
+      <w:r>
+        <w:rPr>
+          <w:rFonts w:ascii="Verdana" w:hAnsi="Verdana" w:cs="Arial"/>
+        </w:rPr>
+        <w:t xml:space="preserve"> %}</w:t>
       </w:r>
     </w:p>
     <w:tbl>
@@ -1754,6 +3544,9 @@
         <w:gridCol w:w="1980"/>
       </w:tblGrid>
       <w:tr>
+        <w:trPr>
+          <w:cantSplit/>
+        </w:trPr>
         <w:tc>
           <w:tcPr>
             <w:tcW w:w="3600" w:type="dxa"/>
@@ -1762,9 +3555,29 @@
           <w:p>
             <w:pPr>
               <w:spacing w:after="160" w:line="278" w:lineRule="auto"/>
-            </w:pPr>
-            <w:r>
-              <w:t>{{debt.name_full()}}</w:t>
+              <w:rPr>
+                <w:rFonts w:ascii="Verdana" w:hAnsi="Verdana" w:cs="Arial"/>
+              </w:rPr>
+            </w:pPr>
+            <w:r>
+              <w:rPr>
+                <w:rFonts w:ascii="Verdana" w:hAnsi="Verdana" w:cs="Arial"/>
+              </w:rPr>
+              <w:t>{{</w:t>
+            </w:r>
+            <w:proofErr w:type="spellStart"/>
+            <w:r>
+              <w:rPr>
+                <w:rFonts w:ascii="Verdana" w:hAnsi="Verdana" w:cs="Arial"/>
+              </w:rPr>
+              <w:t>debt.name_full</w:t>
+            </w:r>
+            <w:proofErr w:type="spellEnd"/>
+            <w:r>
+              <w:rPr>
+                <w:rFonts w:ascii="Verdana" w:hAnsi="Verdana" w:cs="Arial"/>
+              </w:rPr>
+              <w:t>()}}</w:t>
             </w:r>
           </w:p>
         </w:tc>
@@ -1776,9 +3589,29 @@
           <w:p>
             <w:pPr>
               <w:spacing w:after="160" w:line="278" w:lineRule="auto"/>
-            </w:pPr>
-            <w:r>
-              <w:t>{{debt.address.on_one_line(bare=True)}}</w:t>
+              <w:rPr>
+                <w:rFonts w:ascii="Verdana" w:hAnsi="Verdana" w:cs="Arial"/>
+              </w:rPr>
+            </w:pPr>
+            <w:r>
+              <w:rPr>
+                <w:rFonts w:ascii="Verdana" w:hAnsi="Verdana" w:cs="Arial"/>
+              </w:rPr>
+              <w:t>{{</w:t>
+            </w:r>
+            <w:proofErr w:type="spellStart"/>
+            <w:r>
+              <w:rPr>
+                <w:rFonts w:ascii="Verdana" w:hAnsi="Verdana" w:cs="Arial"/>
+              </w:rPr>
+              <w:t>debt.address.on_one_line</w:t>
+            </w:r>
+            <w:proofErr w:type="spellEnd"/>
+            <w:r>
+              <w:rPr>
+                <w:rFonts w:ascii="Verdana" w:hAnsi="Verdana" w:cs="Arial"/>
+              </w:rPr>
+              <w:t>(bare=True)}}</w:t>
             </w:r>
           </w:p>
         </w:tc>
@@ -1790,57 +3623,155 @@
           <w:p>
             <w:pPr>
               <w:spacing w:after="160" w:line="278" w:lineRule="auto"/>
-            </w:pPr>
-            <w:r>
-              <w:t>{{currency(debt.amount)}}</w:t>
+              <w:rPr>
+                <w:rFonts w:ascii="Verdana" w:hAnsi="Verdana" w:cs="Arial"/>
+              </w:rPr>
+            </w:pPr>
+            <w:r>
+              <w:rPr>
+                <w:rFonts w:ascii="Verdana" w:hAnsi="Verdana" w:cs="Arial"/>
+              </w:rPr>
+              <w:t>{{currency(</w:t>
+            </w:r>
+            <w:proofErr w:type="spellStart"/>
+            <w:r>
+              <w:rPr>
+                <w:rFonts w:ascii="Verdana" w:hAnsi="Verdana" w:cs="Arial"/>
+              </w:rPr>
+              <w:t>debt.amount</w:t>
+            </w:r>
+            <w:proofErr w:type="spellEnd"/>
+            <w:r>
+              <w:rPr>
+                <w:rFonts w:ascii="Verdana" w:hAnsi="Verdana" w:cs="Arial"/>
+              </w:rPr>
+              <w:t>)}}</w:t>
             </w:r>
           </w:p>
         </w:tc>
       </w:tr>
     </w:tbl>
     <w:p>
-      <w:r>
-        <w:t>{% endfor %}</w:t>
-      </w:r>
-    </w:p>
-    <w:p>
-      <w:r>
+      <w:pPr>
+        <w:rPr>
+          <w:rFonts w:ascii="Verdana" w:hAnsi="Verdana" w:cs="Arial"/>
+        </w:rPr>
+      </w:pPr>
+      <w:r>
+        <w:rPr>
+          <w:rFonts w:ascii="Verdana" w:hAnsi="Verdana" w:cs="Arial"/>
+        </w:rPr>
+        <w:t xml:space="preserve">{% </w:t>
+      </w:r>
+      <w:proofErr w:type="spellStart"/>
+      <w:r>
+        <w:rPr>
+          <w:rFonts w:ascii="Verdana" w:hAnsi="Verdana" w:cs="Arial"/>
+        </w:rPr>
+        <w:t>endfor</w:t>
+      </w:r>
+      <w:proofErr w:type="spellEnd"/>
+      <w:r>
+        <w:rPr>
+          <w:rFonts w:ascii="Verdana" w:hAnsi="Verdana" w:cs="Arial"/>
+        </w:rPr>
+        <w:t xml:space="preserve"> %}</w:t>
+      </w:r>
+    </w:p>
+    <w:p>
+      <w:pPr>
+        <w:rPr>
+          <w:rFonts w:ascii="Verdana" w:hAnsi="Verdana" w:cs="Arial"/>
+        </w:rPr>
+      </w:pPr>
+      <w:r>
+        <w:rPr>
+          <w:rFonts w:ascii="Verdana" w:hAnsi="Verdana" w:cs="Arial"/>
+        </w:rPr>
         <w:t>{% else %}</w:t>
       </w:r>
     </w:p>
     <w:p>
-      <w:r>
+      <w:pPr>
+        <w:rPr>
+          <w:rFonts w:ascii="Verdana" w:hAnsi="Verdana" w:cs="Arial"/>
+        </w:rPr>
+      </w:pPr>
+      <w:r>
+        <w:rPr>
+          <w:rFonts w:ascii="Verdana" w:hAnsi="Verdana" w:cs="Arial"/>
+        </w:rPr>
         <w:t>None</w:t>
       </w:r>
     </w:p>
     <w:p>
-      <w:r>
+      <w:pPr>
+        <w:rPr>
+          <w:rFonts w:ascii="Verdana" w:hAnsi="Verdana" w:cs="Arial"/>
+        </w:rPr>
+      </w:pPr>
+      <w:r>
+        <w:rPr>
+          <w:rFonts w:ascii="Verdana" w:hAnsi="Verdana" w:cs="Arial"/>
+        </w:rPr>
         <w:t>{% endif %}</w:t>
       </w:r>
     </w:p>
-    <w:p/>
-    <w:p>
-      <w:pPr>
-        <w:rPr>
+    <w:p>
+      <w:pPr>
+        <w:rPr>
+          <w:rFonts w:ascii="Verdana" w:hAnsi="Verdana" w:cs="Arial"/>
+        </w:rPr>
+      </w:pPr>
+    </w:p>
+    <w:p>
+      <w:pPr>
+        <w:keepNext/>
+        <w:rPr>
+          <w:rFonts w:ascii="Verdana" w:hAnsi="Verdana" w:cs="Arial"/>
           <w:b/>
         </w:rPr>
       </w:pPr>
       <w:r>
         <w:rPr>
+          <w:rFonts w:ascii="Verdana" w:hAnsi="Verdana" w:cs="Arial"/>
           <w:b/>
         </w:rPr>
         <w:t>Class 7 – All Other Claims</w:t>
       </w:r>
     </w:p>
     <w:p>
-      <w:r>
+      <w:pPr>
+        <w:keepNext/>
+        <w:rPr>
+          <w:rFonts w:ascii="Verdana" w:hAnsi="Verdana" w:cs="Arial"/>
+        </w:rPr>
+      </w:pPr>
+      <w:r>
+        <w:rPr>
+          <w:rFonts w:ascii="Verdana" w:hAnsi="Verdana" w:cs="Arial"/>
+        </w:rPr>
         <w:t xml:space="preserve">{% </w:t>
       </w:r>
       <w:r>
+        <w:rPr>
+          <w:rFonts w:ascii="Verdana" w:hAnsi="Verdana" w:cs="Arial"/>
+        </w:rPr>
         <w:t xml:space="preserve">if </w:t>
       </w:r>
-      <w:r>
-        <w:t>other_debts.there_are_any %}</w:t>
+      <w:proofErr w:type="spellStart"/>
+      <w:r>
+        <w:rPr>
+          <w:rFonts w:ascii="Verdana" w:hAnsi="Verdana" w:cs="Arial"/>
+        </w:rPr>
+        <w:t>other_debts.there_are_any</w:t>
+      </w:r>
+      <w:proofErr w:type="spellEnd"/>
+      <w:r>
+        <w:rPr>
+          <w:rFonts w:ascii="Verdana" w:hAnsi="Verdana" w:cs="Arial"/>
+        </w:rPr>
+        <w:t xml:space="preserve"> %}</w:t>
       </w:r>
     </w:p>
     <w:tbl>
@@ -1865,6 +3796,9 @@
         <w:gridCol w:w="1890"/>
       </w:tblGrid>
       <w:tr>
+        <w:trPr>
+          <w:cantSplit/>
+        </w:trPr>
         <w:tc>
           <w:tcPr>
             <w:tcW w:w="1710" w:type="dxa"/>
@@ -1872,13 +3806,16 @@
           </w:tcPr>
           <w:p>
             <w:pPr>
-              <w:spacing w:after="160" w:line="278" w:lineRule="auto"/>
-              <w:rPr>
+              <w:keepNext/>
+              <w:spacing w:after="160" w:line="278" w:lineRule="auto"/>
+              <w:rPr>
+                <w:rFonts w:ascii="Verdana" w:hAnsi="Verdana" w:cs="Arial"/>
                 <w:b/>
               </w:rPr>
             </w:pPr>
             <w:r>
               <w:rPr>
+                <w:rFonts w:ascii="Verdana" w:hAnsi="Verdana" w:cs="Arial"/>
                 <w:b/>
               </w:rPr>
               <w:t>Name</w:t>
@@ -1892,13 +3829,16 @@
           </w:tcPr>
           <w:p>
             <w:pPr>
-              <w:spacing w:after="160" w:line="278" w:lineRule="auto"/>
-              <w:rPr>
+              <w:keepNext/>
+              <w:spacing w:after="160" w:line="278" w:lineRule="auto"/>
+              <w:rPr>
+                <w:rFonts w:ascii="Verdana" w:hAnsi="Verdana" w:cs="Arial"/>
                 <w:b/>
               </w:rPr>
             </w:pPr>
             <w:r>
               <w:rPr>
+                <w:rFonts w:ascii="Verdana" w:hAnsi="Verdana" w:cs="Arial"/>
                 <w:b/>
               </w:rPr>
               <w:t>Address</w:t>
@@ -1912,13 +3852,16 @@
           </w:tcPr>
           <w:p>
             <w:pPr>
-              <w:spacing w:after="160" w:line="278" w:lineRule="auto"/>
-              <w:rPr>
+              <w:keepNext/>
+              <w:spacing w:after="160" w:line="278" w:lineRule="auto"/>
+              <w:rPr>
+                <w:rFonts w:ascii="Verdana" w:hAnsi="Verdana" w:cs="Arial"/>
                 <w:b/>
               </w:rPr>
             </w:pPr>
             <w:r>
               <w:rPr>
+                <w:rFonts w:ascii="Verdana" w:hAnsi="Verdana" w:cs="Arial"/>
                 <w:b/>
               </w:rPr>
               <w:t>Description</w:t>
@@ -1932,13 +3875,16 @@
           </w:tcPr>
           <w:p>
             <w:pPr>
-              <w:spacing w:after="160" w:line="278" w:lineRule="auto"/>
-              <w:rPr>
+              <w:keepNext/>
+              <w:spacing w:after="160" w:line="278" w:lineRule="auto"/>
+              <w:rPr>
+                <w:rFonts w:ascii="Verdana" w:hAnsi="Verdana" w:cs="Arial"/>
                 <w:b/>
               </w:rPr>
             </w:pPr>
             <w:r>
               <w:rPr>
+                <w:rFonts w:ascii="Verdana" w:hAnsi="Verdana" w:cs="Arial"/>
                 <w:b/>
               </w:rPr>
               <w:t>Amount owed</w:t>
@@ -1948,8 +3894,31 @@
       </w:tr>
     </w:tbl>
     <w:p>
-      <w:r>
-        <w:t>{% for debt in other_debts %}</w:t>
+      <w:pPr>
+        <w:keepNext/>
+        <w:rPr>
+          <w:rFonts w:ascii="Verdana" w:hAnsi="Verdana" w:cs="Arial"/>
+        </w:rPr>
+      </w:pPr>
+      <w:r>
+        <w:rPr>
+          <w:rFonts w:ascii="Verdana" w:hAnsi="Verdana" w:cs="Arial"/>
+        </w:rPr>
+        <w:t xml:space="preserve">{% for debt in </w:t>
+      </w:r>
+      <w:proofErr w:type="spellStart"/>
+      <w:r>
+        <w:rPr>
+          <w:rFonts w:ascii="Verdana" w:hAnsi="Verdana" w:cs="Arial"/>
+        </w:rPr>
+        <w:t>other_debts</w:t>
+      </w:r>
+      <w:proofErr w:type="spellEnd"/>
+      <w:r>
+        <w:rPr>
+          <w:rFonts w:ascii="Verdana" w:hAnsi="Verdana" w:cs="Arial"/>
+        </w:rPr>
+        <w:t xml:space="preserve"> %}</w:t>
       </w:r>
     </w:p>
     <w:tbl>
@@ -1975,6 +3944,9 @@
         <w:gridCol w:w="1691"/>
       </w:tblGrid>
       <w:tr>
+        <w:trPr>
+          <w:cantSplit/>
+        </w:trPr>
         <w:tc>
           <w:tcPr>
             <w:tcW w:w="1710" w:type="dxa"/>
@@ -1983,12 +3955,34 @@
           <w:p>
             <w:pPr>
               <w:spacing w:after="160" w:line="278" w:lineRule="auto"/>
-            </w:pPr>
-            <w:r>
-              <w:lastRenderedPageBreak/>
-              <w:t>{{debt.name_full()}</w:t>
-            </w:r>
-            <w:r>
+              <w:rPr>
+                <w:rFonts w:ascii="Verdana" w:hAnsi="Verdana" w:cs="Arial"/>
+              </w:rPr>
+            </w:pPr>
+            <w:r>
+              <w:rPr>
+                <w:rFonts w:ascii="Verdana" w:hAnsi="Verdana" w:cs="Arial"/>
+              </w:rPr>
+              <w:t>{{</w:t>
+            </w:r>
+            <w:proofErr w:type="spellStart"/>
+            <w:r>
+              <w:rPr>
+                <w:rFonts w:ascii="Verdana" w:hAnsi="Verdana" w:cs="Arial"/>
+              </w:rPr>
+              <w:t>debt.name_full</w:t>
+            </w:r>
+            <w:proofErr w:type="spellEnd"/>
+            <w:r>
+              <w:rPr>
+                <w:rFonts w:ascii="Verdana" w:hAnsi="Verdana" w:cs="Arial"/>
+              </w:rPr>
+              <w:t>()}</w:t>
+            </w:r>
+            <w:r>
+              <w:rPr>
+                <w:rFonts w:ascii="Verdana" w:hAnsi="Verdana" w:cs="Arial"/>
+              </w:rPr>
               <w:t>}</w:t>
             </w:r>
           </w:p>
@@ -2001,9 +3995,29 @@
           <w:p>
             <w:pPr>
               <w:spacing w:after="160" w:line="278" w:lineRule="auto"/>
-            </w:pPr>
-            <w:r>
-              <w:t>{{debt.address.on_one_line(bare=True)}}</w:t>
+              <w:rPr>
+                <w:rFonts w:ascii="Verdana" w:hAnsi="Verdana" w:cs="Arial"/>
+              </w:rPr>
+            </w:pPr>
+            <w:r>
+              <w:rPr>
+                <w:rFonts w:ascii="Verdana" w:hAnsi="Verdana" w:cs="Arial"/>
+              </w:rPr>
+              <w:t>{{</w:t>
+            </w:r>
+            <w:proofErr w:type="spellStart"/>
+            <w:r>
+              <w:rPr>
+                <w:rFonts w:ascii="Verdana" w:hAnsi="Verdana" w:cs="Arial"/>
+              </w:rPr>
+              <w:t>debt.address.on_one_line</w:t>
+            </w:r>
+            <w:proofErr w:type="spellEnd"/>
+            <w:r>
+              <w:rPr>
+                <w:rFonts w:ascii="Verdana" w:hAnsi="Verdana" w:cs="Arial"/>
+              </w:rPr>
+              <w:t>(bare=True)}}</w:t>
             </w:r>
           </w:p>
         </w:tc>
@@ -2015,9 +4029,29 @@
           <w:p>
             <w:pPr>
               <w:spacing w:after="160" w:line="278" w:lineRule="auto"/>
-            </w:pPr>
-            <w:r>
-              <w:t>{{debt.description}}</w:t>
+              <w:rPr>
+                <w:rFonts w:ascii="Verdana" w:hAnsi="Verdana" w:cs="Arial"/>
+              </w:rPr>
+            </w:pPr>
+            <w:r>
+              <w:rPr>
+                <w:rFonts w:ascii="Verdana" w:hAnsi="Verdana" w:cs="Arial"/>
+              </w:rPr>
+              <w:t>{{</w:t>
+            </w:r>
+            <w:proofErr w:type="spellStart"/>
+            <w:r>
+              <w:rPr>
+                <w:rFonts w:ascii="Verdana" w:hAnsi="Verdana" w:cs="Arial"/>
+              </w:rPr>
+              <w:t>debt.description</w:t>
+            </w:r>
+            <w:proofErr w:type="spellEnd"/>
+            <w:r>
+              <w:rPr>
+                <w:rFonts w:ascii="Verdana" w:hAnsi="Verdana" w:cs="Arial"/>
+              </w:rPr>
+              <w:t>}}</w:t>
             </w:r>
           </w:p>
         </w:tc>
@@ -2029,35 +4063,107 @@
           <w:p>
             <w:pPr>
               <w:spacing w:after="160" w:line="278" w:lineRule="auto"/>
-            </w:pPr>
-            <w:r>
-              <w:t>{{currency(debt.amount)}}</w:t>
+              <w:rPr>
+                <w:rFonts w:ascii="Verdana" w:hAnsi="Verdana" w:cs="Arial"/>
+              </w:rPr>
+            </w:pPr>
+            <w:r>
+              <w:rPr>
+                <w:rFonts w:ascii="Verdana" w:hAnsi="Verdana" w:cs="Arial"/>
+              </w:rPr>
+              <w:t>{{currency(</w:t>
+            </w:r>
+            <w:proofErr w:type="spellStart"/>
+            <w:r>
+              <w:rPr>
+                <w:rFonts w:ascii="Verdana" w:hAnsi="Verdana" w:cs="Arial"/>
+              </w:rPr>
+              <w:t>debt.amount</w:t>
+            </w:r>
+            <w:proofErr w:type="spellEnd"/>
+            <w:r>
+              <w:rPr>
+                <w:rFonts w:ascii="Verdana" w:hAnsi="Verdana" w:cs="Arial"/>
+              </w:rPr>
+              <w:t>)}}</w:t>
             </w:r>
           </w:p>
         </w:tc>
       </w:tr>
     </w:tbl>
     <w:p>
-      <w:r>
-        <w:t>{% endfor %}</w:t>
-      </w:r>
-    </w:p>
-    <w:p>
-      <w:r>
+      <w:pPr>
+        <w:rPr>
+          <w:rFonts w:ascii="Verdana" w:hAnsi="Verdana" w:cs="Arial"/>
+        </w:rPr>
+      </w:pPr>
+      <w:r>
+        <w:rPr>
+          <w:rFonts w:ascii="Verdana" w:hAnsi="Verdana" w:cs="Arial"/>
+        </w:rPr>
+        <w:t xml:space="preserve">{% </w:t>
+      </w:r>
+      <w:proofErr w:type="spellStart"/>
+      <w:r>
+        <w:rPr>
+          <w:rFonts w:ascii="Verdana" w:hAnsi="Verdana" w:cs="Arial"/>
+        </w:rPr>
+        <w:t>endfor</w:t>
+      </w:r>
+      <w:proofErr w:type="spellEnd"/>
+      <w:r>
+        <w:rPr>
+          <w:rFonts w:ascii="Verdana" w:hAnsi="Verdana" w:cs="Arial"/>
+        </w:rPr>
+        <w:t xml:space="preserve"> %}</w:t>
+      </w:r>
+    </w:p>
+    <w:p>
+      <w:pPr>
+        <w:rPr>
+          <w:rFonts w:ascii="Verdana" w:hAnsi="Verdana" w:cs="Arial"/>
+        </w:rPr>
+      </w:pPr>
+      <w:r>
+        <w:rPr>
+          <w:rFonts w:ascii="Verdana" w:hAnsi="Verdana" w:cs="Arial"/>
+        </w:rPr>
         <w:t>{% else %}</w:t>
       </w:r>
     </w:p>
     <w:p>
-      <w:r>
+      <w:pPr>
+        <w:rPr>
+          <w:rFonts w:ascii="Verdana" w:hAnsi="Verdana" w:cs="Arial"/>
+        </w:rPr>
+      </w:pPr>
+      <w:r>
+        <w:rPr>
+          <w:rFonts w:ascii="Verdana" w:hAnsi="Verdana" w:cs="Arial"/>
+        </w:rPr>
         <w:t>None</w:t>
       </w:r>
     </w:p>
     <w:p>
-      <w:r>
+      <w:pPr>
+        <w:rPr>
+          <w:rFonts w:ascii="Verdana" w:hAnsi="Verdana" w:cs="Arial"/>
+        </w:rPr>
+      </w:pPr>
+      <w:r>
+        <w:rPr>
+          <w:rFonts w:ascii="Verdana" w:hAnsi="Verdana" w:cs="Arial"/>
+        </w:rPr>
         <w:t>{% endif %}{% endif %}</w:t>
       </w:r>
     </w:p>
-    <w:p/>
+    <w:p>
+      <w:pPr>
+        <w:rPr>
+          <w:rFonts w:ascii="Verdana" w:hAnsi="Verdana" w:cs="Arial"/>
+        </w:rPr>
+      </w:pPr>
+    </w:p>
     <w:tbl>
       <w:tblPr>
         <w:tblStyle w:val="TableGrid"/>
@@ -2087,8 +4193,14 @@
           <w:p>
             <w:pPr>
               <w:spacing w:after="160" w:line="278" w:lineRule="auto"/>
-            </w:pPr>
-            <w:r>
+              <w:rPr>
+                <w:rFonts w:ascii="Verdana" w:hAnsi="Verdana" w:cs="Arial"/>
+              </w:rPr>
+            </w:pPr>
+            <w:r>
+              <w:rPr>
+                <w:rFonts w:ascii="Verdana" w:hAnsi="Verdana" w:cs="Arial"/>
+              </w:rPr>
               <w:t>7.</w:t>
             </w:r>
           </w:p>
@@ -2101,48 +4213,133 @@
           <w:p>
             <w:pPr>
               <w:spacing w:after="160" w:line="278" w:lineRule="auto"/>
-            </w:pPr>
-            <w:r>
-              <w:t>I understand that all valid claims against the decedent's estate described in paragraph 7 must be paid by me from the decedent's estate before any distribution is made to any heir or legatee. I further understand that the decedent's estate should pay all claims in the order set forth above, and if the decedent's estate is insufficient to pay the claims in any one class, the claims in that class shall be paid pro rata.</w:t>
+              <w:rPr>
+                <w:rFonts w:ascii="Verdana" w:hAnsi="Verdana" w:cs="Arial"/>
+              </w:rPr>
+            </w:pPr>
+            <w:r>
+              <w:rPr>
+                <w:rFonts w:ascii="Verdana" w:hAnsi="Verdana" w:cs="Arial"/>
+              </w:rPr>
+              <w:t xml:space="preserve">I understand that all valid claims against the decedent's estate described in paragraph 7 must be paid by me from the decedent's estate before any distribution is made to any heir </w:t>
+            </w:r>
+            <w:r>
+              <w:rPr>
+                <w:rFonts w:ascii="Verdana" w:hAnsi="Verdana" w:cs="Arial"/>
+              </w:rPr>
+              <w:lastRenderedPageBreak/>
+              <w:t>or legatee. I further understand that the decedent's estate should pay all claims in the order set forth above, and if the decedent's estate is insufficient to pay the claims in any one class, the claims in that class shall be paid pro rata.</w:t>
             </w:r>
           </w:p>
         </w:tc>
       </w:tr>
     </w:tbl>
-    <w:p/>
+    <w:p>
+      <w:pPr>
+        <w:rPr>
+          <w:rFonts w:ascii="Verdana" w:hAnsi="Verdana" w:cs="Arial"/>
+        </w:rPr>
+      </w:pPr>
+    </w:p>
     <w:p>
       <w:pPr>
         <w:numPr>
           <w:ilvl w:val="0"/>
           <w:numId w:val="4"/>
         </w:numPr>
-      </w:pPr>
-      <w:r>
+        <w:rPr>
+          <w:rFonts w:ascii="Verdana" w:hAnsi="Verdana" w:cs="Arial"/>
+        </w:rPr>
+      </w:pPr>
+      <w:r>
+        <w:rPr>
+          <w:rFonts w:ascii="Verdana" w:hAnsi="Verdana" w:cs="Arial"/>
+        </w:rPr>
         <w:t>There is no known unpaid claimant or contested claim against the decedent, except as stated in paragraph 7.</w:t>
       </w:r>
     </w:p>
-    <w:p/>
+    <w:p>
+      <w:pPr>
+        <w:rPr>
+          <w:rFonts w:ascii="Verdana" w:hAnsi="Verdana" w:cs="Arial"/>
+        </w:rPr>
+      </w:pPr>
+    </w:p>
     <w:p>
       <w:pPr>
         <w:numPr>
           <w:ilvl w:val="0"/>
           <w:numId w:val="4"/>
         </w:numPr>
-      </w:pPr>
-      <w:r>
+        <w:rPr>
+          <w:rFonts w:ascii="Verdana" w:hAnsi="Verdana" w:cs="Arial"/>
+        </w:rPr>
+      </w:pPr>
+      <w:r>
+        <w:rPr>
+          <w:rFonts w:ascii="Verdana" w:hAnsi="Verdana" w:cs="Arial"/>
+        </w:rPr>
         <w:t>(a) The names and places of residence of any surviving spouse</w:t>
       </w:r>
       <w:r>
+        <w:rPr>
+          <w:rFonts w:ascii="Verdana" w:hAnsi="Verdana" w:cs="Arial"/>
+        </w:rPr>
         <w:t xml:space="preserve"> and dependent</w:t>
       </w:r>
       <w:r>
+        <w:rPr>
+          <w:rFonts w:ascii="Verdana" w:hAnsi="Verdana" w:cs="Arial"/>
+        </w:rPr>
         <w:t xml:space="preserve"> children of the decedent are as follows:</w:t>
       </w:r>
     </w:p>
-    <w:p/>
-    <w:p>
-      <w:r>
-        <w:t>{% if decedent.was_married or dependents.there_are_any %}</w:t>
+    <w:p>
+      <w:pPr>
+        <w:rPr>
+          <w:rFonts w:ascii="Verdana" w:hAnsi="Verdana" w:cs="Arial"/>
+        </w:rPr>
+      </w:pPr>
+    </w:p>
+    <w:p>
+      <w:pPr>
+        <w:rPr>
+          <w:rFonts w:ascii="Verdana" w:hAnsi="Verdana" w:cs="Arial"/>
+        </w:rPr>
+      </w:pPr>
+      <w:r>
+        <w:rPr>
+          <w:rFonts w:ascii="Verdana" w:hAnsi="Verdana" w:cs="Arial"/>
+        </w:rPr>
+        <w:t xml:space="preserve">{% if </w:t>
+      </w:r>
+      <w:proofErr w:type="spellStart"/>
+      <w:r>
+        <w:rPr>
+          <w:rFonts w:ascii="Verdana" w:hAnsi="Verdana" w:cs="Arial"/>
+        </w:rPr>
+        <w:t>decedent.was_married</w:t>
+      </w:r>
+      <w:proofErr w:type="spellEnd"/>
+      <w:r>
+        <w:rPr>
+          <w:rFonts w:ascii="Verdana" w:hAnsi="Verdana" w:cs="Arial"/>
+        </w:rPr>
+        <w:t xml:space="preserve"> or </w:t>
+      </w:r>
+      <w:proofErr w:type="spellStart"/>
+      <w:r>
+        <w:rPr>
+          <w:rFonts w:ascii="Verdana" w:hAnsi="Verdana" w:cs="Arial"/>
+        </w:rPr>
+        <w:t>dependents.there_are_any</w:t>
+      </w:r>
+      <w:proofErr w:type="spellEnd"/>
+      <w:r>
+        <w:rPr>
+          <w:rFonts w:ascii="Verdana" w:hAnsi="Verdana" w:cs="Arial"/>
+        </w:rPr>
+        <w:t xml:space="preserve"> %}</w:t>
       </w:r>
     </w:p>
     <w:tbl>
@@ -2165,6 +4362,9 @@
         <w:gridCol w:w="1620"/>
       </w:tblGrid>
       <w:tr>
+        <w:trPr>
+          <w:cantSplit/>
+        </w:trPr>
         <w:tc>
           <w:tcPr>
             <w:tcW w:w="3510" w:type="dxa"/>
@@ -2173,13 +4373,16 @@
           </w:tcPr>
           <w:p>
             <w:pPr>
-              <w:spacing w:after="160" w:line="278" w:lineRule="auto"/>
-              <w:rPr>
+              <w:keepNext/>
+              <w:spacing w:after="160" w:line="278" w:lineRule="auto"/>
+              <w:rPr>
+                <w:rFonts w:ascii="Verdana" w:hAnsi="Verdana" w:cs="Arial"/>
                 <w:b/>
               </w:rPr>
             </w:pPr>
             <w:r>
               <w:rPr>
+                <w:rFonts w:ascii="Verdana" w:hAnsi="Verdana" w:cs="Arial"/>
                 <w:b/>
               </w:rPr>
               <w:t>Name and Relationship</w:t>
@@ -2194,13 +4397,16 @@
           </w:tcPr>
           <w:p>
             <w:pPr>
-              <w:spacing w:after="160" w:line="278" w:lineRule="auto"/>
-              <w:rPr>
+              <w:keepNext/>
+              <w:spacing w:after="160" w:line="278" w:lineRule="auto"/>
+              <w:rPr>
+                <w:rFonts w:ascii="Verdana" w:hAnsi="Verdana" w:cs="Arial"/>
                 <w:b/>
               </w:rPr>
             </w:pPr>
             <w:r>
               <w:rPr>
+                <w:rFonts w:ascii="Verdana" w:hAnsi="Verdana" w:cs="Arial"/>
                 <w:b/>
               </w:rPr>
               <w:t>Place of Residence</w:t>
@@ -2214,13 +4420,16 @@
           </w:tcPr>
           <w:p>
             <w:pPr>
-              <w:spacing w:after="160" w:line="278" w:lineRule="auto"/>
-              <w:rPr>
+              <w:keepNext/>
+              <w:spacing w:after="160" w:line="278" w:lineRule="auto"/>
+              <w:rPr>
+                <w:rFonts w:ascii="Verdana" w:hAnsi="Verdana" w:cs="Arial"/>
                 <w:b/>
               </w:rPr>
             </w:pPr>
             <w:r>
               <w:rPr>
+                <w:rFonts w:ascii="Verdana" w:hAnsi="Verdana" w:cs="Arial"/>
                 <w:b/>
               </w:rPr>
               <w:t>Birthdate of child</w:t>
@@ -2230,16 +4439,36 @@
       </w:tr>
     </w:tbl>
     <w:p>
-      <w:r>
+      <w:pPr>
+        <w:keepNext/>
+        <w:rPr>
+          <w:rFonts w:ascii="Verdana" w:hAnsi="Verdana" w:cs="Arial"/>
+        </w:rPr>
+      </w:pPr>
+      <w:r>
+        <w:rPr>
+          <w:rFonts w:ascii="Verdana" w:hAnsi="Verdana" w:cs="Arial"/>
+        </w:rPr>
         <w:t xml:space="preserve">{% for person in </w:t>
       </w:r>
-      <w:r>
+      <w:proofErr w:type="spellStart"/>
+      <w:r>
+        <w:rPr>
+          <w:rFonts w:ascii="Verdana" w:hAnsi="Verdana" w:cs="Arial"/>
+        </w:rPr>
         <w:t>spouse_</w:t>
       </w:r>
       <w:r>
+        <w:rPr>
+          <w:rFonts w:ascii="Verdana" w:hAnsi="Verdana" w:cs="Arial"/>
+        </w:rPr>
         <w:t>and_dependents</w:t>
       </w:r>
-      <w:r>
+      <w:proofErr w:type="spellEnd"/>
+      <w:r>
+        <w:rPr>
+          <w:rFonts w:ascii="Verdana" w:hAnsi="Verdana" w:cs="Arial"/>
+        </w:rPr>
         <w:t xml:space="preserve"> %}</w:t>
       </w:r>
     </w:p>
@@ -2264,6 +4493,9 @@
         <w:gridCol w:w="1620"/>
       </w:tblGrid>
       <w:tr>
+        <w:trPr>
+          <w:cantSplit/>
+        </w:trPr>
         <w:tc>
           <w:tcPr>
             <w:tcW w:w="3510" w:type="dxa"/>
@@ -2272,15 +4504,55 @@
           <w:p>
             <w:pPr>
               <w:spacing w:after="160" w:line="278" w:lineRule="auto"/>
-            </w:pPr>
-            <w:r>
-              <w:t xml:space="preserve">{{person.name_full()}}, </w:t>
-            </w:r>
-            <w:r>
+              <w:rPr>
+                <w:rFonts w:ascii="Verdana" w:hAnsi="Verdana" w:cs="Arial"/>
+              </w:rPr>
+            </w:pPr>
+            <w:r>
+              <w:rPr>
+                <w:rFonts w:ascii="Verdana" w:hAnsi="Verdana" w:cs="Arial"/>
+              </w:rPr>
+              <w:t>{{</w:t>
+            </w:r>
+            <w:proofErr w:type="spellStart"/>
+            <w:r>
+              <w:rPr>
+                <w:rFonts w:ascii="Verdana" w:hAnsi="Verdana" w:cs="Arial"/>
+              </w:rPr>
+              <w:t>person.name_full</w:t>
+            </w:r>
+            <w:proofErr w:type="spellEnd"/>
+            <w:r>
+              <w:rPr>
+                <w:rFonts w:ascii="Verdana" w:hAnsi="Verdana" w:cs="Arial"/>
+              </w:rPr>
+              <w:t xml:space="preserve">()}}, </w:t>
+            </w:r>
+            <w:r>
+              <w:rPr>
+                <w:rFonts w:ascii="Verdana" w:hAnsi="Verdana" w:cs="Arial"/>
+              </w:rPr>
               <w:t>{</w:t>
             </w:r>
             <w:r>
-              <w:t>{person.relationship}}</w:t>
+              <w:rPr>
+                <w:rFonts w:ascii="Verdana" w:hAnsi="Verdana" w:cs="Arial"/>
+              </w:rPr>
+              <w:t>{</w:t>
+            </w:r>
+            <w:proofErr w:type="spellStart"/>
+            <w:r>
+              <w:rPr>
+                <w:rFonts w:ascii="Verdana" w:hAnsi="Verdana" w:cs="Arial"/>
+              </w:rPr>
+              <w:t>person.relationship</w:t>
+            </w:r>
+            <w:proofErr w:type="spellEnd"/>
+            <w:r>
+              <w:rPr>
+                <w:rFonts w:ascii="Verdana" w:hAnsi="Verdana" w:cs="Arial"/>
+              </w:rPr>
+              <w:t>}}</w:t>
             </w:r>
           </w:p>
         </w:tc>
@@ -2292,9 +4564,29 @@
           <w:p>
             <w:pPr>
               <w:spacing w:after="160" w:line="278" w:lineRule="auto"/>
-            </w:pPr>
-            <w:r>
-              <w:t>{{person.address.on_one_line(bare=True)}}</w:t>
+              <w:rPr>
+                <w:rFonts w:ascii="Verdana" w:hAnsi="Verdana" w:cs="Arial"/>
+              </w:rPr>
+            </w:pPr>
+            <w:r>
+              <w:rPr>
+                <w:rFonts w:ascii="Verdana" w:hAnsi="Verdana" w:cs="Arial"/>
+              </w:rPr>
+              <w:t>{{</w:t>
+            </w:r>
+            <w:proofErr w:type="spellStart"/>
+            <w:r>
+              <w:rPr>
+                <w:rFonts w:ascii="Verdana" w:hAnsi="Verdana" w:cs="Arial"/>
+              </w:rPr>
+              <w:t>person.address.on_one_line</w:t>
+            </w:r>
+            <w:proofErr w:type="spellEnd"/>
+            <w:r>
+              <w:rPr>
+                <w:rFonts w:ascii="Verdana" w:hAnsi="Verdana" w:cs="Arial"/>
+              </w:rPr>
+              <w:t>(bare=True)}}</w:t>
             </w:r>
           </w:p>
         </w:tc>
@@ -2306,139 +4598,439 @@
           <w:p>
             <w:pPr>
               <w:spacing w:after="160" w:line="278" w:lineRule="auto"/>
-            </w:pPr>
-            <w:r>
-              <w:t>{% if person</w:t>
-            </w:r>
-            <w:r>
-              <w:t xml:space="preserve">.relationship == “Child” </w:t>
-            </w:r>
-            <w:r>
-              <w:t>%}{{person.bi</w:t>
-            </w:r>
-            <w:r>
-              <w:lastRenderedPageBreak/>
-              <w:t>rthdate}}{% endif %}</w:t>
+              <w:rPr>
+                <w:rFonts w:ascii="Verdana" w:hAnsi="Verdana" w:cs="Arial"/>
+              </w:rPr>
+            </w:pPr>
+            <w:r>
+              <w:rPr>
+                <w:rFonts w:ascii="Verdana" w:hAnsi="Verdana" w:cs="Arial"/>
+              </w:rPr>
+              <w:t xml:space="preserve">{% if </w:t>
+            </w:r>
+            <w:proofErr w:type="spellStart"/>
+            <w:r>
+              <w:rPr>
+                <w:rFonts w:ascii="Verdana" w:hAnsi="Verdana" w:cs="Arial"/>
+              </w:rPr>
+              <w:t>person</w:t>
+            </w:r>
+            <w:r>
+              <w:rPr>
+                <w:rFonts w:ascii="Verdana" w:hAnsi="Verdana" w:cs="Arial"/>
+              </w:rPr>
+              <w:t>.relationship</w:t>
+            </w:r>
+            <w:proofErr w:type="spellEnd"/>
+            <w:r>
+              <w:rPr>
+                <w:rFonts w:ascii="Verdana" w:hAnsi="Verdana" w:cs="Arial"/>
+              </w:rPr>
+              <w:t xml:space="preserve"> == “Child” </w:t>
+            </w:r>
+            <w:r>
+              <w:rPr>
+                <w:rFonts w:ascii="Verdana" w:hAnsi="Verdana" w:cs="Arial"/>
+              </w:rPr>
+              <w:t>%}{{</w:t>
+            </w:r>
+            <w:proofErr w:type="spellStart"/>
+            <w:r>
+              <w:rPr>
+                <w:rFonts w:ascii="Verdana" w:hAnsi="Verdana" w:cs="Arial"/>
+              </w:rPr>
+              <w:t>person.birthdate</w:t>
+            </w:r>
+            <w:proofErr w:type="spellEnd"/>
+            <w:r>
+              <w:rPr>
+                <w:rFonts w:ascii="Verdana" w:hAnsi="Verdana" w:cs="Arial"/>
+              </w:rPr>
+              <w:t>}}{% endif %}</w:t>
             </w:r>
           </w:p>
         </w:tc>
       </w:tr>
     </w:tbl>
     <w:p>
-      <w:r>
-        <w:lastRenderedPageBreak/>
-        <w:t>{% endfor %}</w:t>
-      </w:r>
-    </w:p>
-    <w:p>
-      <w:r>
+      <w:pPr>
+        <w:rPr>
+          <w:rFonts w:ascii="Verdana" w:hAnsi="Verdana" w:cs="Arial"/>
+        </w:rPr>
+      </w:pPr>
+      <w:r>
+        <w:rPr>
+          <w:rFonts w:ascii="Verdana" w:hAnsi="Verdana" w:cs="Arial"/>
+        </w:rPr>
+        <w:t xml:space="preserve">{% </w:t>
+      </w:r>
+      <w:proofErr w:type="spellStart"/>
+      <w:r>
+        <w:rPr>
+          <w:rFonts w:ascii="Verdana" w:hAnsi="Verdana" w:cs="Arial"/>
+        </w:rPr>
+        <w:t>endfor</w:t>
+      </w:r>
+      <w:proofErr w:type="spellEnd"/>
+      <w:r>
+        <w:rPr>
+          <w:rFonts w:ascii="Verdana" w:hAnsi="Verdana" w:cs="Arial"/>
+        </w:rPr>
+        <w:t xml:space="preserve"> %}</w:t>
+      </w:r>
+    </w:p>
+    <w:p>
+      <w:pPr>
+        <w:rPr>
+          <w:rFonts w:ascii="Verdana" w:hAnsi="Verdana" w:cs="Arial"/>
+        </w:rPr>
+      </w:pPr>
+      <w:r>
+        <w:rPr>
+          <w:rFonts w:ascii="Verdana" w:hAnsi="Verdana" w:cs="Arial"/>
+        </w:rPr>
         <w:t>{% else %}</w:t>
       </w:r>
     </w:p>
     <w:p>
-      <w:r>
+      <w:pPr>
+        <w:rPr>
+          <w:rFonts w:ascii="Verdana" w:hAnsi="Verdana" w:cs="Arial"/>
+        </w:rPr>
+      </w:pPr>
+      <w:r>
+        <w:rPr>
+          <w:rFonts w:ascii="Verdana" w:hAnsi="Verdana" w:cs="Arial"/>
+        </w:rPr>
         <w:t>Not applicable</w:t>
       </w:r>
     </w:p>
     <w:p>
-      <w:r>
+      <w:pPr>
+        <w:rPr>
+          <w:rFonts w:ascii="Verdana" w:hAnsi="Verdana" w:cs="Arial"/>
+        </w:rPr>
+      </w:pPr>
+      <w:r>
+        <w:rPr>
+          <w:rFonts w:ascii="Verdana" w:hAnsi="Verdana" w:cs="Arial"/>
+        </w:rPr>
         <w:t>{% endif %}</w:t>
       </w:r>
     </w:p>
-    <w:p/>
-    <w:p>
-      <w:r>
+    <w:p>
+      <w:pPr>
+        <w:rPr>
+          <w:rFonts w:ascii="Verdana" w:hAnsi="Verdana" w:cs="Arial"/>
+        </w:rPr>
+      </w:pPr>
+    </w:p>
+    <w:p>
+      <w:pPr>
+        <w:rPr>
+          <w:rFonts w:ascii="Verdana" w:hAnsi="Verdana" w:cs="Arial"/>
+        </w:rPr>
+      </w:pPr>
+      <w:r>
+        <w:rPr>
+          <w:rFonts w:ascii="Verdana" w:hAnsi="Verdana" w:cs="Arial"/>
+        </w:rPr>
         <w:t>(Note: An adult dependent child is one who is unable to maintain himself and is likely to become a public charge.)</w:t>
       </w:r>
     </w:p>
-    <w:p/>
-    <w:p>
-      <w:r>
+    <w:p>
+      <w:pPr>
+        <w:rPr>
+          <w:rFonts w:ascii="Verdana" w:hAnsi="Verdana" w:cs="Arial"/>
+        </w:rPr>
+      </w:pPr>
+    </w:p>
+    <w:p>
+      <w:pPr>
+        <w:rPr>
+          <w:rFonts w:ascii="Verdana" w:hAnsi="Verdana" w:cs="Arial"/>
+        </w:rPr>
+      </w:pPr>
+      <w:r>
+        <w:rPr>
+          <w:rFonts w:ascii="Verdana" w:hAnsi="Verdana" w:cs="Arial"/>
+        </w:rPr>
         <w:t>(b) The award allowable to the surviving spouse of a decedent who was an Illinois resident is:</w:t>
       </w:r>
       <w:r>
-        <w:t>{% if decedent.was_married %}</w:t>
-      </w:r>
-    </w:p>
-    <w:p>
-      <w:r>
+        <w:rPr>
+          <w:rFonts w:ascii="Verdana" w:hAnsi="Verdana" w:cs="Arial"/>
+        </w:rPr>
+        <w:t xml:space="preserve">{% if </w:t>
+      </w:r>
+      <w:proofErr w:type="spellStart"/>
+      <w:r>
+        <w:rPr>
+          <w:rFonts w:ascii="Verdana" w:hAnsi="Verdana" w:cs="Arial"/>
+        </w:rPr>
+        <w:t>decedent.was_married</w:t>
+      </w:r>
+      <w:proofErr w:type="spellEnd"/>
+      <w:r>
+        <w:rPr>
+          <w:rFonts w:ascii="Verdana" w:hAnsi="Verdana" w:cs="Arial"/>
+        </w:rPr>
+        <w:t xml:space="preserve"> %}</w:t>
+      </w:r>
+    </w:p>
+    <w:p>
+      <w:pPr>
+        <w:rPr>
+          <w:rFonts w:ascii="Verdana" w:hAnsi="Verdana" w:cs="Arial"/>
+        </w:rPr>
+      </w:pPr>
+      <w:r>
+        <w:rPr>
+          <w:rFonts w:ascii="Verdana" w:hAnsi="Verdana" w:cs="Arial"/>
+        </w:rPr>
         <w:t>{{currency(</w:t>
       </w:r>
-      <w:r>
+      <w:proofErr w:type="spellStart"/>
+      <w:r>
+        <w:rPr>
+          <w:rFonts w:ascii="Verdana" w:hAnsi="Verdana" w:cs="Arial"/>
+        </w:rPr>
         <w:t>spouse_min_award</w:t>
       </w:r>
-      <w:r>
+      <w:proofErr w:type="spellEnd"/>
+      <w:r>
+        <w:rPr>
+          <w:rFonts w:ascii="Verdana" w:hAnsi="Verdana" w:cs="Arial"/>
+        </w:rPr>
         <w:t>)}}{% endif %}</w:t>
       </w:r>
     </w:p>
     <w:p>
-      <w:r>
+      <w:pPr>
+        <w:rPr>
+          <w:rFonts w:ascii="Verdana" w:hAnsi="Verdana" w:cs="Arial"/>
+        </w:rPr>
+      </w:pPr>
+      <w:r>
+        <w:rPr>
+          <w:rFonts w:ascii="Verdana" w:hAnsi="Verdana" w:cs="Arial"/>
+        </w:rPr>
         <w:t>($20,000, plus $10,000 multiplied by the number of minor children and adult dependent children who resided with the surviving spouse at the time of the decedent's death. If any such child did not reside with the surviving spouse at the time of the decedent's death, so indicate).</w:t>
       </w:r>
     </w:p>
-    <w:p/>
-    <w:p>
-      <w:r>
-        <w:t>{% if decedent.was_married and dependents.there_are_any and elsewhere</w:t>
-      </w:r>
-      <w:r>
-        <w:t>_dependents</w:t>
-      </w:r>
-      <w:r>
-        <w:t>.number_gathered() &gt; 0 %}</w:t>
-      </w:r>
-    </w:p>
-    <w:p>
-      <w:r>
+    <w:p>
+      <w:pPr>
+        <w:rPr>
+          <w:rFonts w:ascii="Verdana" w:hAnsi="Verdana" w:cs="Arial"/>
+        </w:rPr>
+      </w:pPr>
+    </w:p>
+    <w:p>
+      <w:pPr>
+        <w:rPr>
+          <w:rFonts w:ascii="Verdana" w:hAnsi="Verdana" w:cs="Arial"/>
+        </w:rPr>
+      </w:pPr>
+      <w:r>
+        <w:rPr>
+          <w:rFonts w:ascii="Verdana" w:hAnsi="Verdana" w:cs="Arial"/>
+        </w:rPr>
+        <w:t xml:space="preserve">{% if </w:t>
+      </w:r>
+      <w:proofErr w:type="spellStart"/>
+      <w:r>
+        <w:rPr>
+          <w:rFonts w:ascii="Verdana" w:hAnsi="Verdana" w:cs="Arial"/>
+        </w:rPr>
+        <w:t>decedent.was_married</w:t>
+      </w:r>
+      <w:proofErr w:type="spellEnd"/>
+      <w:r>
+        <w:rPr>
+          <w:rFonts w:ascii="Verdana" w:hAnsi="Verdana" w:cs="Arial"/>
+        </w:rPr>
+        <w:t xml:space="preserve"> and </w:t>
+      </w:r>
+      <w:proofErr w:type="spellStart"/>
+      <w:r>
+        <w:rPr>
+          <w:rFonts w:ascii="Verdana" w:hAnsi="Verdana" w:cs="Arial"/>
+        </w:rPr>
+        <w:t>dependents.there_are_any</w:t>
+      </w:r>
+      <w:proofErr w:type="spellEnd"/>
+      <w:r>
+        <w:rPr>
+          <w:rFonts w:ascii="Verdana" w:hAnsi="Verdana" w:cs="Arial"/>
+        </w:rPr>
+        <w:t xml:space="preserve"> and </w:t>
+      </w:r>
+      <w:proofErr w:type="spellStart"/>
+      <w:r>
+        <w:rPr>
+          <w:rFonts w:ascii="Verdana" w:hAnsi="Verdana" w:cs="Arial"/>
+        </w:rPr>
+        <w:t>elsewhere_dependents.number_gathered</w:t>
+      </w:r>
+      <w:proofErr w:type="spellEnd"/>
+      <w:r>
+        <w:rPr>
+          <w:rFonts w:ascii="Verdana" w:hAnsi="Verdana" w:cs="Arial"/>
+        </w:rPr>
+        <w:t>() &gt; 0 %}</w:t>
+      </w:r>
+    </w:p>
+    <w:p>
+      <w:pPr>
+        <w:rPr>
+          <w:rFonts w:ascii="Verdana" w:hAnsi="Verdana" w:cs="Arial"/>
+        </w:rPr>
+      </w:pPr>
+      <w:r>
+        <w:rPr>
+          <w:rFonts w:ascii="Verdana" w:hAnsi="Verdana" w:cs="Arial"/>
+        </w:rPr>
         <w:t xml:space="preserve">At the time of the decedent's death, the following minor or adult disabled child(ren) of the decedent did not reside with the surviving spouse: </w:t>
       </w:r>
       <w:r>
-        <w:t>{{elsewhere_dependents</w:t>
-      </w:r>
-      <w:r>
+        <w:rPr>
+          <w:rFonts w:ascii="Verdana" w:hAnsi="Verdana" w:cs="Arial"/>
+        </w:rPr>
+        <w:t>{{</w:t>
+      </w:r>
+      <w:proofErr w:type="spellStart"/>
+      <w:r>
+        <w:rPr>
+          <w:rFonts w:ascii="Verdana" w:hAnsi="Verdana" w:cs="Arial"/>
+        </w:rPr>
+        <w:t>elsewhere_dependents</w:t>
+      </w:r>
+      <w:r>
+        <w:rPr>
+          <w:rFonts w:ascii="Verdana" w:hAnsi="Verdana" w:cs="Arial"/>
+        </w:rPr>
         <w:t>.</w:t>
       </w:r>
       <w:r>
-        <w:t>full_names()}}</w:t>
-      </w:r>
-    </w:p>
-    <w:p/>
-    <w:p>
-      <w:r>
+        <w:rPr>
+          <w:rFonts w:ascii="Verdana" w:hAnsi="Verdana" w:cs="Arial"/>
+        </w:rPr>
+        <w:t>full_names</w:t>
+      </w:r>
+      <w:proofErr w:type="spellEnd"/>
+      <w:r>
+        <w:rPr>
+          <w:rFonts w:ascii="Verdana" w:hAnsi="Verdana" w:cs="Arial"/>
+        </w:rPr>
+        <w:t>()}}</w:t>
+      </w:r>
+    </w:p>
+    <w:p>
+      <w:pPr>
+        <w:rPr>
+          <w:rFonts w:ascii="Verdana" w:hAnsi="Verdana" w:cs="Arial"/>
+        </w:rPr>
+      </w:pPr>
+    </w:p>
+    <w:p>
+      <w:pPr>
+        <w:rPr>
+          <w:rFonts w:ascii="Verdana" w:hAnsi="Verdana" w:cs="Arial"/>
+        </w:rPr>
+      </w:pPr>
+      <w:r>
+        <w:rPr>
+          <w:rFonts w:ascii="Verdana" w:hAnsi="Verdana" w:cs="Arial"/>
+        </w:rPr>
         <w:t>{% endif %}</w:t>
       </w:r>
     </w:p>
     <w:p>
-      <w:r>
+      <w:pPr>
+        <w:rPr>
+          <w:rFonts w:ascii="Verdana" w:hAnsi="Verdana" w:cs="Arial"/>
+        </w:rPr>
+      </w:pPr>
+      <w:r>
+        <w:rPr>
+          <w:rFonts w:ascii="Verdana" w:hAnsi="Verdana" w:cs="Arial"/>
+        </w:rPr>
         <w:t xml:space="preserve">(c) If there is no surviving spouse, the award allowable to the minor children and adult dependent children of a decedent who was an Illinois resident is: </w:t>
       </w:r>
       <w:r>
+        <w:rPr>
+          <w:rFonts w:ascii="Verdana" w:hAnsi="Verdana" w:cs="Arial"/>
+        </w:rPr>
         <w:t>{{currency(</w:t>
       </w:r>
-      <w:r>
+      <w:proofErr w:type="spellStart"/>
+      <w:r>
+        <w:rPr>
+          <w:rFonts w:ascii="Verdana" w:hAnsi="Verdana" w:cs="Arial"/>
+        </w:rPr>
         <w:t>minor_child_default_award</w:t>
       </w:r>
-      <w:r>
-        <w:t>)}} for each minor child and {{currency(adult_child_default_award</w:t>
-      </w:r>
-      <w:r>
+      <w:proofErr w:type="spellEnd"/>
+      <w:r>
+        <w:rPr>
+          <w:rFonts w:ascii="Verdana" w:hAnsi="Verdana" w:cs="Arial"/>
+        </w:rPr>
+        <w:t>)}} for each minor child and {{currency(</w:t>
+      </w:r>
+      <w:proofErr w:type="spellStart"/>
+      <w:r>
+        <w:rPr>
+          <w:rFonts w:ascii="Verdana" w:hAnsi="Verdana" w:cs="Arial"/>
+        </w:rPr>
+        <w:t>adult_child_default_award</w:t>
+      </w:r>
+      <w:proofErr w:type="spellEnd"/>
+      <w:r>
+        <w:rPr>
+          <w:rFonts w:ascii="Verdana" w:hAnsi="Verdana" w:cs="Arial"/>
+        </w:rPr>
         <w:t>)</w:t>
       </w:r>
       <w:r>
+        <w:rPr>
+          <w:rFonts w:ascii="Verdana" w:hAnsi="Verdana" w:cs="Arial"/>
+        </w:rPr>
         <w:t>}} for each adult dependent child.</w:t>
       </w:r>
     </w:p>
     <w:p>
       <w:pPr>
         <w:rPr>
+          <w:rFonts w:ascii="Verdana" w:hAnsi="Verdana" w:cs="Arial"/>
           <w:b/>
         </w:rPr>
       </w:pPr>
     </w:p>
     <w:p>
-      <w:r>
-        <w:lastRenderedPageBreak/>
-        <w:t>{% if have_a_will %}</w:t>
+      <w:pPr>
+        <w:rPr>
+          <w:rFonts w:ascii="Verdana" w:hAnsi="Verdana" w:cs="Arial"/>
+        </w:rPr>
+      </w:pPr>
+      <w:r>
+        <w:rPr>
+          <w:rFonts w:ascii="Verdana" w:hAnsi="Verdana" w:cs="Arial"/>
+        </w:rPr>
+        <w:t xml:space="preserve">{% if </w:t>
+      </w:r>
+      <w:proofErr w:type="spellStart"/>
+      <w:r>
+        <w:rPr>
+          <w:rFonts w:ascii="Verdana" w:hAnsi="Verdana" w:cs="Arial"/>
+        </w:rPr>
+        <w:t>have_a_will</w:t>
+      </w:r>
+      <w:proofErr w:type="spellEnd"/>
+      <w:r>
+        <w:rPr>
+          <w:rFonts w:ascii="Verdana" w:hAnsi="Verdana" w:cs="Arial"/>
+        </w:rPr>
+        <w:t xml:space="preserve"> %}</w:t>
       </w:r>
     </w:p>
     <w:p>
@@ -2447,13 +5039,27 @@
           <w:ilvl w:val="0"/>
           <w:numId w:val="4"/>
         </w:numPr>
-      </w:pPr>
-      <w:r>
+        <w:rPr>
+          <w:rFonts w:ascii="Verdana" w:hAnsi="Verdana" w:cs="Arial"/>
+        </w:rPr>
+      </w:pPr>
+      <w:r>
+        <w:rPr>
+          <w:rFonts w:ascii="Verdana" w:hAnsi="Verdana" w:cs="Arial"/>
+        </w:rPr>
         <w:t>The decedent left a will, which has been filed with the clerk of an appropriate court. A certified copy of the will on file is attached. To the best of my knowledge and belief the will on file is the decedent's last will and was signed by the decedent and the attesting witnesses as required by law and would be admittable to probate. The names and places of residence of the legatees and the portion of the estate, if any, to which each legatee is entitled are as follows:</w:t>
       </w:r>
     </w:p>
     <w:p>
-      <w:r>
+      <w:pPr>
+        <w:rPr>
+          <w:rFonts w:ascii="Verdana" w:hAnsi="Verdana" w:cs="Arial"/>
+        </w:rPr>
+      </w:pPr>
+      <w:r>
+        <w:rPr>
+          <w:rFonts w:ascii="Verdana" w:hAnsi="Verdana" w:cs="Arial"/>
+        </w:rPr>
         <w:t>{% else %}</w:t>
       </w:r>
     </w:p>
@@ -2463,13 +5069,28 @@
           <w:ilvl w:val="0"/>
           <w:numId w:val="5"/>
         </w:numPr>
-      </w:pPr>
-      <w:r>
+        <w:rPr>
+          <w:rFonts w:ascii="Verdana" w:hAnsi="Verdana" w:cs="Arial"/>
+        </w:rPr>
+      </w:pPr>
+      <w:r>
+        <w:rPr>
+          <w:rFonts w:ascii="Verdana" w:hAnsi="Verdana" w:cs="Arial"/>
+        </w:rPr>
+        <w:lastRenderedPageBreak/>
         <w:t>The decedent left no will. The names, places of residence and relationships of the decedent's heirs, and the portion of the estate to which each heir is entitled under the law where decedent died intestate are as follows:</w:t>
       </w:r>
     </w:p>
     <w:p>
-      <w:r>
+      <w:pPr>
+        <w:rPr>
+          <w:rFonts w:ascii="Verdana" w:hAnsi="Verdana" w:cs="Arial"/>
+        </w:rPr>
+      </w:pPr>
+      <w:r>
+        <w:rPr>
+          <w:rFonts w:ascii="Verdana" w:hAnsi="Verdana" w:cs="Arial"/>
+        </w:rPr>
         <w:t>{% endif %}</w:t>
       </w:r>
     </w:p>
@@ -2489,12 +5110,15 @@
         <w:tblLook w:val="04A0" w:firstRow="1" w:lastRow="0" w:firstColumn="1" w:lastColumn="0" w:noHBand="0" w:noVBand="1"/>
       </w:tblPr>
       <w:tblGrid>
-        <w:gridCol w:w="3861"/>
-        <w:gridCol w:w="2949"/>
-        <w:gridCol w:w="1231"/>
-        <w:gridCol w:w="1787"/>
+        <w:gridCol w:w="3736"/>
+        <w:gridCol w:w="2863"/>
+        <w:gridCol w:w="1478"/>
+        <w:gridCol w:w="1751"/>
       </w:tblGrid>
       <w:tr>
+        <w:trPr>
+          <w:cantSplit/>
+        </w:trPr>
         <w:tc>
           <w:tcPr>
             <w:tcW w:w="3899" w:type="dxa"/>
@@ -2503,13 +5127,16 @@
           </w:tcPr>
           <w:p>
             <w:pPr>
-              <w:spacing w:after="160" w:line="278" w:lineRule="auto"/>
-              <w:rPr>
+              <w:keepNext/>
+              <w:spacing w:after="160" w:line="278" w:lineRule="auto"/>
+              <w:rPr>
+                <w:rFonts w:ascii="Verdana" w:hAnsi="Verdana" w:cs="Arial"/>
                 <w:b/>
               </w:rPr>
             </w:pPr>
             <w:r>
               <w:rPr>
+                <w:rFonts w:ascii="Verdana" w:hAnsi="Verdana" w:cs="Arial"/>
                 <w:b/>
               </w:rPr>
               <w:t>Name and Relationship</w:t>
@@ -2524,13 +5151,16 @@
           </w:tcPr>
           <w:p>
             <w:pPr>
-              <w:spacing w:after="160" w:line="278" w:lineRule="auto"/>
-              <w:rPr>
+              <w:keepNext/>
+              <w:spacing w:after="160" w:line="278" w:lineRule="auto"/>
+              <w:rPr>
+                <w:rFonts w:ascii="Verdana" w:hAnsi="Verdana" w:cs="Arial"/>
                 <w:b/>
               </w:rPr>
             </w:pPr>
             <w:r>
               <w:rPr>
+                <w:rFonts w:ascii="Verdana" w:hAnsi="Verdana" w:cs="Arial"/>
                 <w:b/>
               </w:rPr>
               <w:t>Place of Residence</w:t>
@@ -2544,43 +5174,51 @@
           </w:tcPr>
           <w:p>
             <w:pPr>
-              <w:spacing w:after="160" w:line="278" w:lineRule="auto"/>
-              <w:rPr>
+              <w:keepNext/>
+              <w:spacing w:after="160" w:line="278" w:lineRule="auto"/>
+              <w:rPr>
+                <w:rFonts w:ascii="Verdana" w:hAnsi="Verdana" w:cs="Arial"/>
                 <w:b/>
               </w:rPr>
             </w:pPr>
             <w:r>
               <w:rPr>
+                <w:rFonts w:ascii="Verdana" w:hAnsi="Verdana" w:cs="Arial"/>
                 <w:b/>
               </w:rPr>
               <w:t>Birthdate</w:t>
             </w:r>
             <w:r>
               <w:rPr>
+                <w:rFonts w:ascii="Verdana" w:hAnsi="Verdana" w:cs="Arial"/>
                 <w:b/>
               </w:rPr>
               <w:t xml:space="preserve"> of</w:t>
             </w:r>
             <w:r>
               <w:rPr>
+                <w:rFonts w:ascii="Verdana" w:hAnsi="Verdana" w:cs="Arial"/>
                 <w:b/>
               </w:rPr>
               <w:t xml:space="preserve"> </w:t>
             </w:r>
             <w:r>
               <w:rPr>
+                <w:rFonts w:ascii="Verdana" w:hAnsi="Verdana" w:cs="Arial"/>
                 <w:b/>
               </w:rPr>
               <w:t>minor</w:t>
             </w:r>
             <w:r>
               <w:rPr>
+                <w:rFonts w:ascii="Verdana" w:hAnsi="Verdana" w:cs="Arial"/>
                 <w:b/>
               </w:rPr>
               <w:t xml:space="preserve"> </w:t>
             </w:r>
             <w:r>
               <w:rPr>
+                <w:rFonts w:ascii="Verdana" w:hAnsi="Verdana" w:cs="Arial"/>
                 <w:b/>
               </w:rPr>
               <w:t>child</w:t>
@@ -2595,25 +5233,30 @@
           </w:tcPr>
           <w:p>
             <w:pPr>
-              <w:spacing w:after="160" w:line="278" w:lineRule="auto"/>
-              <w:rPr>
+              <w:keepNext/>
+              <w:spacing w:after="160" w:line="278" w:lineRule="auto"/>
+              <w:rPr>
+                <w:rFonts w:ascii="Verdana" w:hAnsi="Verdana" w:cs="Arial"/>
                 <w:b/>
               </w:rPr>
             </w:pPr>
             <w:r>
               <w:rPr>
+                <w:rFonts w:ascii="Verdana" w:hAnsi="Verdana" w:cs="Arial"/>
                 <w:b/>
               </w:rPr>
               <w:t>Portion of</w:t>
             </w:r>
             <w:r>
               <w:rPr>
+                <w:rFonts w:ascii="Verdana" w:hAnsi="Verdana" w:cs="Arial"/>
                 <w:b/>
               </w:rPr>
               <w:t xml:space="preserve"> </w:t>
             </w:r>
             <w:r>
               <w:rPr>
+                <w:rFonts w:ascii="Verdana" w:hAnsi="Verdana" w:cs="Arial"/>
                 <w:b/>
               </w:rPr>
               <w:t>Estate</w:t>
@@ -2623,8 +5266,31 @@
       </w:tr>
     </w:tbl>
     <w:p>
-      <w:r>
-        <w:t>{% for heir in collected_heirs %}</w:t>
+      <w:pPr>
+        <w:keepNext/>
+        <w:rPr>
+          <w:rFonts w:ascii="Verdana" w:hAnsi="Verdana" w:cs="Arial"/>
+        </w:rPr>
+      </w:pPr>
+      <w:r>
+        <w:rPr>
+          <w:rFonts w:ascii="Verdana" w:hAnsi="Verdana" w:cs="Arial"/>
+        </w:rPr>
+        <w:t xml:space="preserve">{% for heir in </w:t>
+      </w:r>
+      <w:proofErr w:type="spellStart"/>
+      <w:r>
+        <w:rPr>
+          <w:rFonts w:ascii="Verdana" w:hAnsi="Verdana" w:cs="Arial"/>
+        </w:rPr>
+        <w:t>collected_heirs</w:t>
+      </w:r>
+      <w:proofErr w:type="spellEnd"/>
+      <w:r>
+        <w:rPr>
+          <w:rFonts w:ascii="Verdana" w:hAnsi="Verdana" w:cs="Arial"/>
+        </w:rPr>
+        <w:t xml:space="preserve"> %}</w:t>
       </w:r>
     </w:p>
     <w:tbl>
@@ -2650,6 +5316,9 @@
         <w:gridCol w:w="1800"/>
       </w:tblGrid>
       <w:tr>
+        <w:trPr>
+          <w:cantSplit/>
+        </w:trPr>
         <w:tc>
           <w:tcPr>
             <w:tcW w:w="3870" w:type="dxa"/>
@@ -2658,15 +5327,55 @@
           <w:p>
             <w:pPr>
               <w:spacing w:after="160" w:line="278" w:lineRule="auto"/>
-            </w:pPr>
-            <w:r>
-              <w:t>{{heir.name_full()}}</w:t>
-            </w:r>
-            <w:r>
+              <w:rPr>
+                <w:rFonts w:ascii="Verdana" w:hAnsi="Verdana" w:cs="Arial"/>
+              </w:rPr>
+            </w:pPr>
+            <w:r>
+              <w:rPr>
+                <w:rFonts w:ascii="Verdana" w:hAnsi="Verdana" w:cs="Arial"/>
+              </w:rPr>
+              <w:t>{{</w:t>
+            </w:r>
+            <w:proofErr w:type="spellStart"/>
+            <w:r>
+              <w:rPr>
+                <w:rFonts w:ascii="Verdana" w:hAnsi="Verdana" w:cs="Arial"/>
+              </w:rPr>
+              <w:t>heir.name_full</w:t>
+            </w:r>
+            <w:proofErr w:type="spellEnd"/>
+            <w:r>
+              <w:rPr>
+                <w:rFonts w:ascii="Verdana" w:hAnsi="Verdana" w:cs="Arial"/>
+              </w:rPr>
+              <w:t>()}}</w:t>
+            </w:r>
+            <w:r>
+              <w:rPr>
+                <w:rFonts w:ascii="Verdana" w:hAnsi="Verdana" w:cs="Arial"/>
+              </w:rPr>
               <w:t xml:space="preserve">, </w:t>
             </w:r>
             <w:r>
-              <w:t>{{heir.relationship}}</w:t>
+              <w:rPr>
+                <w:rFonts w:ascii="Verdana" w:hAnsi="Verdana" w:cs="Arial"/>
+              </w:rPr>
+              <w:t>{{</w:t>
+            </w:r>
+            <w:proofErr w:type="spellStart"/>
+            <w:r>
+              <w:rPr>
+                <w:rFonts w:ascii="Verdana" w:hAnsi="Verdana" w:cs="Arial"/>
+              </w:rPr>
+              <w:t>heir.relationship</w:t>
+            </w:r>
+            <w:proofErr w:type="spellEnd"/>
+            <w:r>
+              <w:rPr>
+                <w:rFonts w:ascii="Verdana" w:hAnsi="Verdana" w:cs="Arial"/>
+              </w:rPr>
+              <w:t>}}</w:t>
             </w:r>
           </w:p>
         </w:tc>
@@ -2678,9 +5387,29 @@
           <w:p>
             <w:pPr>
               <w:spacing w:after="160" w:line="278" w:lineRule="auto"/>
-            </w:pPr>
-            <w:r>
-              <w:t>{{heir.address.on_one_line(bare=True)}}</w:t>
+              <w:rPr>
+                <w:rFonts w:ascii="Verdana" w:hAnsi="Verdana" w:cs="Arial"/>
+              </w:rPr>
+            </w:pPr>
+            <w:r>
+              <w:rPr>
+                <w:rFonts w:ascii="Verdana" w:hAnsi="Verdana" w:cs="Arial"/>
+              </w:rPr>
+              <w:t>{{</w:t>
+            </w:r>
+            <w:proofErr w:type="spellStart"/>
+            <w:r>
+              <w:rPr>
+                <w:rFonts w:ascii="Verdana" w:hAnsi="Verdana" w:cs="Arial"/>
+              </w:rPr>
+              <w:t>heir.address.on_one_line</w:t>
+            </w:r>
+            <w:proofErr w:type="spellEnd"/>
+            <w:r>
+              <w:rPr>
+                <w:rFonts w:ascii="Verdana" w:hAnsi="Verdana" w:cs="Arial"/>
+              </w:rPr>
+              <w:t>(bare=True)}}</w:t>
             </w:r>
           </w:p>
         </w:tc>
@@ -2692,23 +5421,68 @@
           <w:p>
             <w:pPr>
               <w:spacing w:after="160" w:line="278" w:lineRule="auto"/>
-            </w:pPr>
-            <w:r>
+              <w:rPr>
+                <w:rFonts w:ascii="Verdana" w:hAnsi="Verdana" w:cs="Arial"/>
+              </w:rPr>
+            </w:pPr>
+            <w:r>
+              <w:rPr>
+                <w:rFonts w:ascii="Verdana" w:hAnsi="Verdana" w:cs="Arial"/>
+              </w:rPr>
               <w:t xml:space="preserve">{% if </w:t>
             </w:r>
-            <w:r>
+            <w:proofErr w:type="spellStart"/>
+            <w:r>
+              <w:rPr>
+                <w:rFonts w:ascii="Verdana" w:hAnsi="Verdana" w:cs="Arial"/>
+              </w:rPr>
               <w:t>heir.</w:t>
             </w:r>
             <w:r>
-              <w:t>relationship</w:t>
-            </w:r>
-            <w:r>
-              <w:t xml:space="preserve"> == “Child” and </w:t>
-            </w:r>
-            <w:r>
-              <w:t>defined(‘heir.birthdate’) %}{{heir.birthdate}}</w:t>
-            </w:r>
-            <w:r>
+              <w:rPr>
+                <w:rFonts w:ascii="Verdana" w:hAnsi="Verdana" w:cs="Arial"/>
+              </w:rPr>
+              <w:t>flag</w:t>
+            </w:r>
+            <w:proofErr w:type="spellEnd"/>
+            <w:r>
+              <w:rPr>
+                <w:rFonts w:ascii="Verdana" w:hAnsi="Verdana" w:cs="Arial"/>
+              </w:rPr>
+              <w:t xml:space="preserve"> == “dependent” and </w:t>
+            </w:r>
+            <w:proofErr w:type="spellStart"/>
+            <w:r>
+              <w:rPr>
+                <w:rFonts w:ascii="Verdana" w:hAnsi="Verdana" w:cs="Arial"/>
+              </w:rPr>
+              <w:t>heir.age_in_years</w:t>
+            </w:r>
+            <w:proofErr w:type="spellEnd"/>
+            <w:r>
+              <w:rPr>
+                <w:rFonts w:ascii="Verdana" w:hAnsi="Verdana" w:cs="Arial"/>
+              </w:rPr>
+              <w:t>() &lt; 18 %}{{</w:t>
+            </w:r>
+            <w:proofErr w:type="spellStart"/>
+            <w:r>
+              <w:rPr>
+                <w:rFonts w:ascii="Verdana" w:hAnsi="Verdana" w:cs="Arial"/>
+              </w:rPr>
+              <w:t>heir.birthdate</w:t>
+            </w:r>
+            <w:proofErr w:type="spellEnd"/>
+            <w:r>
+              <w:rPr>
+                <w:rFonts w:ascii="Verdana" w:hAnsi="Verdana" w:cs="Arial"/>
+              </w:rPr>
+              <w:t>}}</w:t>
+            </w:r>
+            <w:r>
+              <w:rPr>
+                <w:rFonts w:ascii="Verdana" w:hAnsi="Verdana" w:cs="Arial"/>
+              </w:rPr>
               <w:t>{% endif %}</w:t>
             </w:r>
           </w:p>
@@ -2721,41 +5495,88 @@
           <w:p>
             <w:pPr>
               <w:spacing w:after="160" w:line="278" w:lineRule="auto"/>
-            </w:pPr>
-            <w:r>
-              <w:t xml:space="preserve">{% if defined(‘heir.amount_received’) %}{{currency(heir.amount_received)}}{% </w:t>
-            </w:r>
-            <w:r>
-              <w:t>el</w:t>
-            </w:r>
-            <w:r>
-              <w:t xml:space="preserve">if </w:t>
-            </w:r>
-            <w:r>
-              <w:t>have_a_will</w:t>
-            </w:r>
-            <w:r>
-              <w:t xml:space="preserve"> %}</w:t>
-            </w:r>
-            <w:r>
-              <w:t>{{heir.numerator}}/{{heir.denominator}} of the residue{% else %}{{heir.numerator}}/{{heir.denominator}}{% endif %}</w:t>
+              <w:rPr>
+                <w:rFonts w:ascii="Verdana" w:hAnsi="Verdana" w:cs="Arial"/>
+              </w:rPr>
+            </w:pPr>
+            <w:r>
+              <w:rPr>
+                <w:rFonts w:ascii="Verdana" w:hAnsi="Verdana" w:cs="Arial"/>
+              </w:rPr>
+              <w:t>{{</w:t>
+            </w:r>
+            <w:proofErr w:type="spellStart"/>
+            <w:r>
+              <w:rPr>
+                <w:rFonts w:ascii="Verdana" w:hAnsi="Verdana" w:cs="Arial"/>
+              </w:rPr>
+              <w:t>share_value</w:t>
+            </w:r>
+            <w:proofErr w:type="spellEnd"/>
+            <w:r>
+              <w:rPr>
+                <w:rFonts w:ascii="Verdana" w:hAnsi="Verdana" w:cs="Arial"/>
+              </w:rPr>
+              <w:t>(heir)}}</w:t>
             </w:r>
           </w:p>
         </w:tc>
       </w:tr>
     </w:tbl>
     <w:p>
-      <w:r>
-        <w:t>{% endfor %}</w:t>
-      </w:r>
-    </w:p>
-    <w:p/>
-    <w:p>
-      <w:r>
+      <w:pPr>
+        <w:rPr>
+          <w:rFonts w:ascii="Verdana" w:hAnsi="Verdana" w:cs="Arial"/>
+        </w:rPr>
+      </w:pPr>
+      <w:r>
+        <w:rPr>
+          <w:rFonts w:ascii="Verdana" w:hAnsi="Verdana" w:cs="Arial"/>
+        </w:rPr>
+        <w:t xml:space="preserve">{% </w:t>
+      </w:r>
+      <w:proofErr w:type="spellStart"/>
+      <w:r>
+        <w:rPr>
+          <w:rFonts w:ascii="Verdana" w:hAnsi="Verdana" w:cs="Arial"/>
+        </w:rPr>
+        <w:t>endfor</w:t>
+      </w:r>
+      <w:proofErr w:type="spellEnd"/>
+      <w:r>
+        <w:rPr>
+          <w:rFonts w:ascii="Verdana" w:hAnsi="Verdana" w:cs="Arial"/>
+        </w:rPr>
+        <w:t xml:space="preserve"> %}</w:t>
+      </w:r>
+    </w:p>
+    <w:p>
+      <w:pPr>
+        <w:rPr>
+          <w:rFonts w:ascii="Verdana" w:hAnsi="Verdana" w:cs="Arial"/>
+        </w:rPr>
+      </w:pPr>
+    </w:p>
+    <w:p>
+      <w:pPr>
+        <w:rPr>
+          <w:rFonts w:ascii="Verdana" w:hAnsi="Verdana" w:cs="Arial"/>
+        </w:rPr>
+      </w:pPr>
+      <w:r>
+        <w:rPr>
+          <w:rFonts w:ascii="Verdana" w:hAnsi="Verdana" w:cs="Arial"/>
+        </w:rPr>
         <w:t>(c) Affiant is unaware of any dispute or potential conflict as to the heirship or will of the decedent.</w:t>
       </w:r>
     </w:p>
-    <w:p/>
+    <w:p>
+      <w:pPr>
+        <w:rPr>
+          <w:rFonts w:ascii="Verdana" w:hAnsi="Verdana" w:cs="Arial"/>
+        </w:rPr>
+      </w:pPr>
+    </w:p>
     <w:tbl>
       <w:tblPr>
         <w:tblStyle w:val="TableGrid"/>
@@ -2784,38 +5605,90 @@
           <w:p>
             <w:pPr>
               <w:spacing w:after="160" w:line="278" w:lineRule="auto"/>
-            </w:pPr>
-            <w:r>
+              <w:rPr>
+                <w:rFonts w:ascii="Verdana" w:hAnsi="Verdana" w:cs="Arial"/>
+              </w:rPr>
+            </w:pPr>
+            <w:r>
+              <w:rPr>
+                <w:rFonts w:ascii="Verdana" w:hAnsi="Verdana" w:cs="Arial"/>
+              </w:rPr>
               <w:t xml:space="preserve">10.3 My relationship to the decedent or the decedent's estate is as follows: </w:t>
             </w:r>
             <w:r>
-              <w:t>{{return_user_relationship(users[0])}}</w:t>
+              <w:rPr>
+                <w:rFonts w:ascii="Verdana" w:hAnsi="Verdana" w:cs="Arial"/>
+              </w:rPr>
+              <w:t>{{</w:t>
+            </w:r>
+            <w:proofErr w:type="spellStart"/>
+            <w:r>
+              <w:rPr>
+                <w:rFonts w:ascii="Verdana" w:hAnsi="Verdana" w:cs="Arial"/>
+              </w:rPr>
+              <w:t>return_user_relationship</w:t>
+            </w:r>
+            <w:proofErr w:type="spellEnd"/>
+            <w:r>
+              <w:rPr>
+                <w:rFonts w:ascii="Verdana" w:hAnsi="Verdana" w:cs="Arial"/>
+              </w:rPr>
+              <w:t>(users[0])}}</w:t>
             </w:r>
           </w:p>
         </w:tc>
       </w:tr>
     </w:tbl>
-    <w:p/>
-    <w:p>
-      <w:pPr>
-        <w:rPr>
+    <w:p>
+      <w:pPr>
+        <w:rPr>
+          <w:rFonts w:ascii="Verdana" w:hAnsi="Verdana" w:cs="Arial"/>
+        </w:rPr>
+      </w:pPr>
+    </w:p>
+    <w:p>
+      <w:pPr>
+        <w:rPr>
+          <w:rFonts w:ascii="Verdana" w:hAnsi="Verdana" w:cs="Arial"/>
           <w:b/>
         </w:rPr>
       </w:pPr>
       <w:r>
         <w:rPr>
+          <w:rFonts w:ascii="Verdana" w:hAnsi="Verdana" w:cs="Arial"/>
           <w:b/>
         </w:rPr>
+        <w:lastRenderedPageBreak/>
         <w:t xml:space="preserve">10.5 I understand that the decedent's estate must be distributed first to satisfy claims against the decedent's estate as set forth in paragraph 7.5 of this affidavit before any distribution is made to any heir or legatee. By signing this affidavit, I agree to indemnify and hold harmless all creditors of the decedent's estate, the decedent's heirs and legatees, and other persons, corporations, or financial institutions relying upon this affidavit who incur any loss because of reliance on this affidavit, up to the amount lost because of any act or omission by me. I further understand that any person, corporation, or financial institution recovering under this indemnification provision shall be entitled to reasonable attorney's fees and the expenses of recovery. </w:t>
       </w:r>
     </w:p>
-    <w:p/>
-    <w:p>
-      <w:r>
+    <w:p>
+      <w:pPr>
+        <w:rPr>
+          <w:rFonts w:ascii="Verdana" w:hAnsi="Verdana" w:cs="Arial"/>
+        </w:rPr>
+      </w:pPr>
+    </w:p>
+    <w:p>
+      <w:pPr>
+        <w:rPr>
+          <w:rFonts w:ascii="Verdana" w:hAnsi="Verdana" w:cs="Arial"/>
+        </w:rPr>
+      </w:pPr>
+      <w:r>
+        <w:rPr>
+          <w:rFonts w:ascii="Verdana" w:hAnsi="Verdana" w:cs="Arial"/>
+        </w:rPr>
         <w:t>11. The property described in paragraph 6 of this affidavit should be distributed as follows:</w:t>
       </w:r>
     </w:p>
-    <w:p/>
+    <w:p>
+      <w:pPr>
+        <w:rPr>
+          <w:rFonts w:ascii="Verdana" w:hAnsi="Verdana" w:cs="Arial"/>
+        </w:rPr>
+      </w:pPr>
+    </w:p>
     <w:tbl>
       <w:tblPr>
         <w:tblStyle w:val="TableGrid"/>
@@ -2837,6 +5710,9 @@
         <w:gridCol w:w="1800"/>
       </w:tblGrid>
       <w:tr>
+        <w:trPr>
+          <w:cantSplit/>
+        </w:trPr>
         <w:tc>
           <w:tcPr>
             <w:tcW w:w="2970" w:type="dxa"/>
@@ -2845,13 +5721,16 @@
           </w:tcPr>
           <w:p>
             <w:pPr>
-              <w:spacing w:after="160" w:line="278" w:lineRule="auto"/>
-              <w:rPr>
+              <w:keepNext/>
+              <w:spacing w:after="160" w:line="278" w:lineRule="auto"/>
+              <w:rPr>
+                <w:rFonts w:ascii="Verdana" w:hAnsi="Verdana" w:cs="Arial"/>
                 <w:b/>
               </w:rPr>
             </w:pPr>
             <w:r>
               <w:rPr>
+                <w:rFonts w:ascii="Verdana" w:hAnsi="Verdana" w:cs="Arial"/>
                 <w:b/>
               </w:rPr>
               <w:t>Name</w:t>
@@ -2866,14 +5745,17 @@
           </w:tcPr>
           <w:p>
             <w:pPr>
-              <w:spacing w:after="160" w:line="278" w:lineRule="auto"/>
-              <w:rPr>
+              <w:keepNext/>
+              <w:spacing w:after="160" w:line="278" w:lineRule="auto"/>
+              <w:rPr>
+                <w:rFonts w:ascii="Verdana" w:hAnsi="Verdana" w:cs="Arial"/>
                 <w:b/>
                 <w:bCs/>
               </w:rPr>
             </w:pPr>
             <w:r>
               <w:rPr>
+                <w:rFonts w:ascii="Verdana" w:hAnsi="Verdana" w:cs="Arial"/>
                 <w:b/>
                 <w:bCs/>
               </w:rPr>
@@ -2882,14 +5764,17 @@
           </w:p>
           <w:p>
             <w:pPr>
-              <w:spacing w:after="160" w:line="278" w:lineRule="auto"/>
-              <w:rPr>
+              <w:keepNext/>
+              <w:spacing w:after="160" w:line="278" w:lineRule="auto"/>
+              <w:rPr>
+                <w:rFonts w:ascii="Verdana" w:hAnsi="Verdana" w:cs="Arial"/>
                 <w:b/>
                 <w:bCs/>
               </w:rPr>
             </w:pPr>
             <w:r>
               <w:rPr>
+                <w:rFonts w:ascii="Verdana" w:hAnsi="Verdana" w:cs="Arial"/>
                 <w:b/>
                 <w:bCs/>
               </w:rPr>
@@ -2905,13 +5790,16 @@
           </w:tcPr>
           <w:p>
             <w:pPr>
-              <w:spacing w:after="160" w:line="278" w:lineRule="auto"/>
-              <w:rPr>
+              <w:keepNext/>
+              <w:spacing w:after="160" w:line="278" w:lineRule="auto"/>
+              <w:rPr>
+                <w:rFonts w:ascii="Verdana" w:hAnsi="Verdana" w:cs="Arial"/>
                 <w:b/>
               </w:rPr>
             </w:pPr>
             <w:r>
               <w:rPr>
+                <w:rFonts w:ascii="Verdana" w:hAnsi="Verdana" w:cs="Arial"/>
                 <w:b/>
                 <w:bCs/>
               </w:rPr>
@@ -2922,8 +5810,31 @@
       </w:tr>
     </w:tbl>
     <w:p>
-      <w:r>
-        <w:t>{% for heir in collected_heirs %}</w:t>
+      <w:pPr>
+        <w:keepNext/>
+        <w:rPr>
+          <w:rFonts w:ascii="Verdana" w:hAnsi="Verdana" w:cs="Arial"/>
+        </w:rPr>
+      </w:pPr>
+      <w:r>
+        <w:rPr>
+          <w:rFonts w:ascii="Verdana" w:hAnsi="Verdana" w:cs="Arial"/>
+        </w:rPr>
+        <w:t xml:space="preserve">{% for heir in </w:t>
+      </w:r>
+      <w:proofErr w:type="spellStart"/>
+      <w:r>
+        <w:rPr>
+          <w:rFonts w:ascii="Verdana" w:hAnsi="Verdana" w:cs="Arial"/>
+        </w:rPr>
+        <w:t>collected_heirs</w:t>
+      </w:r>
+      <w:proofErr w:type="spellEnd"/>
+      <w:r>
+        <w:rPr>
+          <w:rFonts w:ascii="Verdana" w:hAnsi="Verdana" w:cs="Arial"/>
+        </w:rPr>
+        <w:t xml:space="preserve"> %}</w:t>
       </w:r>
     </w:p>
     <w:tbl>
@@ -2947,6 +5858,9 @@
         <w:gridCol w:w="1800"/>
       </w:tblGrid>
       <w:tr>
+        <w:trPr>
+          <w:cantSplit/>
+        </w:trPr>
         <w:tc>
           <w:tcPr>
             <w:tcW w:w="2970" w:type="dxa"/>
@@ -2955,9 +5869,29 @@
           <w:p>
             <w:pPr>
               <w:spacing w:after="160" w:line="278" w:lineRule="auto"/>
-            </w:pPr>
-            <w:r>
-              <w:t>{{ heir.name_full()}}</w:t>
+              <w:rPr>
+                <w:rFonts w:ascii="Verdana" w:hAnsi="Verdana" w:cs="Arial"/>
+              </w:rPr>
+            </w:pPr>
+            <w:r>
+              <w:rPr>
+                <w:rFonts w:ascii="Verdana" w:hAnsi="Verdana" w:cs="Arial"/>
+              </w:rPr>
+              <w:t>{{ hei</w:t>
+            </w:r>
+            <w:proofErr w:type="spellStart"/>
+            <w:r>
+              <w:rPr>
+                <w:rFonts w:ascii="Verdana" w:hAnsi="Verdana" w:cs="Arial"/>
+              </w:rPr>
+              <w:t>r.name_full</w:t>
+            </w:r>
+            <w:proofErr w:type="spellEnd"/>
+            <w:r>
+              <w:rPr>
+                <w:rFonts w:ascii="Verdana" w:hAnsi="Verdana" w:cs="Arial"/>
+              </w:rPr>
+              <w:t>()}}</w:t>
             </w:r>
           </w:p>
         </w:tc>
@@ -2969,21 +5903,25 @@
           <w:p>
             <w:pPr>
               <w:spacing w:after="160" w:line="278" w:lineRule="auto"/>
-            </w:pPr>
-          </w:p>
-          <w:p>
-            <w:pPr>
-              <w:spacing w:after="160" w:line="278" w:lineRule="auto"/>
-            </w:pPr>
-          </w:p>
-          <w:p>
-            <w:pPr>
-              <w:spacing w:after="160" w:line="278" w:lineRule="auto"/>
-            </w:pPr>
-          </w:p>
-          <w:p>
-            <w:pPr>
-              <w:spacing w:after="160" w:line="278" w:lineRule="auto"/>
+              <w:rPr>
+                <w:rFonts w:ascii="Verdana" w:hAnsi="Verdana" w:cs="Arial"/>
+              </w:rPr>
+            </w:pPr>
+          </w:p>
+          <w:p>
+            <w:pPr>
+              <w:spacing w:after="160" w:line="278" w:lineRule="auto"/>
+              <w:rPr>
+                <w:rFonts w:ascii="Verdana" w:hAnsi="Verdana" w:cs="Arial"/>
+              </w:rPr>
+            </w:pPr>
+          </w:p>
+          <w:p>
+            <w:pPr>
+              <w:spacing w:after="160" w:line="278" w:lineRule="auto"/>
+              <w:rPr>
+                <w:rFonts w:ascii="Verdana" w:hAnsi="Verdana" w:cs="Arial"/>
+              </w:rPr>
             </w:pPr>
           </w:p>
         </w:tc>
@@ -2995,29 +5933,60 @@
           <w:p>
             <w:pPr>
               <w:spacing w:after="160" w:line="278" w:lineRule="auto"/>
+              <w:rPr>
+                <w:rFonts w:ascii="Verdana" w:hAnsi="Verdana" w:cs="Arial"/>
+              </w:rPr>
             </w:pPr>
           </w:p>
         </w:tc>
       </w:tr>
     </w:tbl>
     <w:p>
-      <w:r>
-        <w:t>{% endfor</w:t>
-      </w:r>
-      <w:r>
+      <w:pPr>
+        <w:rPr>
+          <w:rFonts w:ascii="Verdana" w:hAnsi="Verdana" w:cs="Arial"/>
+        </w:rPr>
+      </w:pPr>
+      <w:r>
+        <w:rPr>
+          <w:rFonts w:ascii="Verdana" w:hAnsi="Verdana" w:cs="Arial"/>
+        </w:rPr>
+        <w:t xml:space="preserve">{% </w:t>
+      </w:r>
+      <w:proofErr w:type="spellStart"/>
+      <w:r>
+        <w:rPr>
+          <w:rFonts w:ascii="Verdana" w:hAnsi="Verdana" w:cs="Arial"/>
+        </w:rPr>
+        <w:t>endfor</w:t>
+      </w:r>
+      <w:proofErr w:type="spellEnd"/>
+      <w:r>
+        <w:rPr>
+          <w:rFonts w:ascii="Verdana" w:hAnsi="Verdana" w:cs="Arial"/>
+        </w:rPr>
         <w:t xml:space="preserve"> %}</w:t>
       </w:r>
     </w:p>
-    <w:p/>
-    <w:p>
-      <w:pPr>
-        <w:rPr>
+    <w:p>
+      <w:pPr>
+        <w:rPr>
+          <w:rFonts w:ascii="Verdana" w:hAnsi="Verdana" w:cs="Arial"/>
+        </w:rPr>
+      </w:pPr>
+    </w:p>
+    <w:p>
+      <w:pPr>
+        <w:keepNext/>
+        <w:rPr>
+          <w:rFonts w:ascii="Verdana" w:hAnsi="Verdana" w:cs="Arial"/>
           <w:b/>
           <w:bCs/>
         </w:rPr>
       </w:pPr>
       <w:r>
         <w:rPr>
+          <w:rFonts w:ascii="Verdana" w:hAnsi="Verdana" w:cs="Arial"/>
           <w:b/>
           <w:bCs/>
         </w:rPr>
@@ -3026,7 +5995,9 @@
     </w:p>
     <w:p>
       <w:pPr>
-        <w:rPr>
+        <w:keepNext/>
+        <w:rPr>
+          <w:rFonts w:ascii="Verdana" w:hAnsi="Verdana" w:cs="Arial"/>
           <w:b/>
           <w:bCs/>
         </w:rPr>
@@ -3047,8 +6018,8 @@
         <w:tblLook w:val="04A0" w:firstRow="1" w:lastRow="0" w:firstColumn="1" w:lastColumn="0" w:noHBand="0" w:noVBand="1"/>
       </w:tblPr>
       <w:tblGrid>
-        <w:gridCol w:w="4772"/>
-        <w:gridCol w:w="4588"/>
+        <w:gridCol w:w="6014"/>
+        <w:gridCol w:w="3346"/>
       </w:tblGrid>
       <w:tr>
         <w:tc>
@@ -3058,13 +6029,16 @@
           </w:tcPr>
           <w:p>
             <w:pPr>
-              <w:spacing w:after="160" w:line="278" w:lineRule="auto"/>
-              <w:rPr>
+              <w:keepNext/>
+              <w:spacing w:after="160" w:line="278" w:lineRule="auto"/>
+              <w:rPr>
+                <w:rFonts w:ascii="Verdana" w:hAnsi="Verdana" w:cs="Arial"/>
                 <w:u w:val="single"/>
               </w:rPr>
             </w:pPr>
             <w:r>
               <w:rPr>
+                <w:rFonts w:ascii="Verdana" w:hAnsi="Verdana" w:cs="Arial"/>
                 <w:u w:val="single"/>
               </w:rPr>
               <w:t>______________________________________</w:t>
@@ -3077,7 +6051,11 @@
           </w:tcPr>
           <w:p>
             <w:pPr>
-              <w:spacing w:after="160" w:line="278" w:lineRule="auto"/>
+              <w:keepNext/>
+              <w:spacing w:after="160" w:line="278" w:lineRule="auto"/>
+              <w:rPr>
+                <w:rFonts w:ascii="Verdana" w:hAnsi="Verdana" w:cs="Arial"/>
+              </w:rPr>
             </w:pPr>
           </w:p>
         </w:tc>
@@ -3090,9 +6068,16 @@
           </w:tcPr>
           <w:p>
             <w:pPr>
-              <w:spacing w:after="160" w:line="278" w:lineRule="auto"/>
-            </w:pPr>
-            <w:r>
+              <w:keepNext/>
+              <w:spacing w:after="160" w:line="278" w:lineRule="auto"/>
+              <w:rPr>
+                <w:rFonts w:ascii="Verdana" w:hAnsi="Verdana" w:cs="Arial"/>
+              </w:rPr>
+            </w:pPr>
+            <w:r>
+              <w:rPr>
+                <w:rFonts w:ascii="Verdana" w:hAnsi="Verdana" w:cs="Arial"/>
+              </w:rPr>
               <w:t>Signature of Affiant</w:t>
             </w:r>
           </w:p>
@@ -3103,19 +6088,57 @@
           </w:tcPr>
           <w:p>
             <w:pPr>
-              <w:spacing w:after="160" w:line="278" w:lineRule="auto"/>
+              <w:keepNext/>
+              <w:spacing w:after="160" w:line="278" w:lineRule="auto"/>
+              <w:rPr>
+                <w:rFonts w:ascii="Verdana" w:hAnsi="Verdana" w:cs="Arial"/>
+              </w:rPr>
             </w:pPr>
           </w:p>
         </w:tc>
       </w:tr>
     </w:tbl>
     <w:p>
-      <w:r>
-        <w:t>{{return_user_name(users[0])}}</w:t>
-      </w:r>
-    </w:p>
-    <w:p/>
-    <w:p/>
+      <w:pPr>
+        <w:rPr>
+          <w:rFonts w:ascii="Verdana" w:hAnsi="Verdana" w:cs="Arial"/>
+        </w:rPr>
+      </w:pPr>
+      <w:r>
+        <w:rPr>
+          <w:rFonts w:ascii="Verdana" w:hAnsi="Verdana" w:cs="Arial"/>
+        </w:rPr>
+        <w:t>{{</w:t>
+      </w:r>
+      <w:proofErr w:type="spellStart"/>
+      <w:r>
+        <w:rPr>
+          <w:rFonts w:ascii="Verdana" w:hAnsi="Verdana" w:cs="Arial"/>
+        </w:rPr>
+        <w:t>return_user_name</w:t>
+      </w:r>
+      <w:proofErr w:type="spellEnd"/>
+      <w:r>
+        <w:rPr>
+          <w:rFonts w:ascii="Verdana" w:hAnsi="Verdana" w:cs="Arial"/>
+        </w:rPr>
+        <w:t>(users[0])}}</w:t>
+      </w:r>
+    </w:p>
+    <w:p>
+      <w:pPr>
+        <w:rPr>
+          <w:rFonts w:ascii="Verdana" w:hAnsi="Verdana" w:cs="Arial"/>
+        </w:rPr>
+      </w:pPr>
+    </w:p>
+    <w:p>
+      <w:pPr>
+        <w:rPr>
+          <w:rFonts w:ascii="Verdana" w:hAnsi="Verdana" w:cs="Arial"/>
+        </w:rPr>
+      </w:pPr>
+    </w:p>
     <w:tbl>
       <w:tblPr>
         <w:tblStyle w:val="TableGrid"/>
@@ -3131,8 +6154,8 @@
         <w:tblLook w:val="04A0" w:firstRow="1" w:lastRow="0" w:firstColumn="1" w:lastColumn="0" w:noHBand="0" w:noVBand="1"/>
       </w:tblPr>
       <w:tblGrid>
-        <w:gridCol w:w="3018"/>
-        <w:gridCol w:w="6342"/>
+        <w:gridCol w:w="3020"/>
+        <w:gridCol w:w="6340"/>
       </w:tblGrid>
       <w:tr>
         <w:tc>
@@ -3144,10 +6167,14 @@
             <w:pPr>
               <w:spacing w:after="160" w:line="278" w:lineRule="auto"/>
               <w:rPr>
+                <w:rFonts w:ascii="Verdana" w:hAnsi="Verdana" w:cs="Arial"/>
                 <w:u w:val="single"/>
               </w:rPr>
             </w:pPr>
             <w:r>
+              <w:rPr>
+                <w:rFonts w:ascii="Verdana" w:hAnsi="Verdana" w:cs="Arial"/>
+              </w:rPr>
               <w:t xml:space="preserve">Signed and sworn before me on </w:t>
             </w:r>
           </w:p>
@@ -3160,39 +6187,48 @@
           <w:p>
             <w:pPr>
               <w:spacing w:after="160" w:line="278" w:lineRule="auto"/>
-            </w:pPr>
-            <w:r>
-              <w:rPr>
+              <w:rPr>
+                <w:rFonts w:ascii="Verdana" w:hAnsi="Verdana" w:cs="Arial"/>
+              </w:rPr>
+            </w:pPr>
+            <w:r>
+              <w:rPr>
+                <w:rFonts w:ascii="Verdana" w:hAnsi="Verdana" w:cs="Arial"/>
                 <w:u w:val="single"/>
               </w:rPr>
               <w:tab/>
             </w:r>
             <w:r>
               <w:rPr>
+                <w:rFonts w:ascii="Verdana" w:hAnsi="Verdana" w:cs="Arial"/>
                 <w:u w:val="single"/>
               </w:rPr>
               <w:tab/>
             </w:r>
             <w:r>
               <w:rPr>
+                <w:rFonts w:ascii="Verdana" w:hAnsi="Verdana" w:cs="Arial"/>
                 <w:u w:val="single"/>
               </w:rPr>
               <w:tab/>
             </w:r>
             <w:r>
               <w:rPr>
+                <w:rFonts w:ascii="Verdana" w:hAnsi="Verdana" w:cs="Arial"/>
                 <w:u w:val="single"/>
               </w:rPr>
               <w:tab/>
             </w:r>
             <w:r>
               <w:rPr>
+                <w:rFonts w:ascii="Verdana" w:hAnsi="Verdana" w:cs="Arial"/>
                 <w:u w:val="single"/>
               </w:rPr>
               <w:tab/>
             </w:r>
             <w:r>
               <w:rPr>
+                <w:rFonts w:ascii="Verdana" w:hAnsi="Verdana" w:cs="Arial"/>
                 <w:u w:val="single"/>
               </w:rPr>
               <w:tab/>
@@ -3211,6 +6247,9 @@
           <w:p>
             <w:pPr>
               <w:spacing w:after="160" w:line="278" w:lineRule="auto"/>
+              <w:rPr>
+                <w:rFonts w:ascii="Verdana" w:hAnsi="Verdana" w:cs="Arial"/>
+              </w:rPr>
             </w:pPr>
           </w:p>
         </w:tc>
@@ -3222,8 +6261,14 @@
           <w:p>
             <w:pPr>
               <w:spacing w:after="160" w:line="278" w:lineRule="auto"/>
-            </w:pPr>
-            <w:r>
+              <w:rPr>
+                <w:rFonts w:ascii="Verdana" w:hAnsi="Verdana" w:cs="Arial"/>
+              </w:rPr>
+            </w:pPr>
+            <w:r>
+              <w:rPr>
+                <w:rFonts w:ascii="Verdana" w:hAnsi="Verdana" w:cs="Arial"/>
+              </w:rPr>
               <w:t>Date</w:t>
             </w:r>
           </w:p>
@@ -3233,6 +6278,7 @@
     <w:p>
       <w:pPr>
         <w:rPr>
+          <w:rFonts w:ascii="Verdana" w:hAnsi="Verdana" w:cs="Arial"/>
           <w:b/>
           <w:bCs/>
         </w:rPr>
@@ -3253,8 +6299,8 @@
         <w:tblLook w:val="04A0" w:firstRow="1" w:lastRow="0" w:firstColumn="1" w:lastColumn="0" w:noHBand="0" w:noVBand="1"/>
       </w:tblPr>
       <w:tblGrid>
-        <w:gridCol w:w="3005"/>
-        <w:gridCol w:w="6355"/>
+        <w:gridCol w:w="3004"/>
+        <w:gridCol w:w="6356"/>
       </w:tblGrid>
       <w:tr>
         <w:tc>
@@ -3265,6 +6311,7 @@
             <w:pPr>
               <w:spacing w:after="160" w:line="278" w:lineRule="auto"/>
               <w:rPr>
+                <w:rFonts w:ascii="Verdana" w:hAnsi="Verdana" w:cs="Arial"/>
                 <w:u w:val="single"/>
               </w:rPr>
             </w:pPr>
@@ -3278,39 +6325,48 @@
           <w:p>
             <w:pPr>
               <w:spacing w:after="160" w:line="278" w:lineRule="auto"/>
-            </w:pPr>
-            <w:r>
-              <w:rPr>
+              <w:rPr>
+                <w:rFonts w:ascii="Verdana" w:hAnsi="Verdana" w:cs="Arial"/>
+              </w:rPr>
+            </w:pPr>
+            <w:r>
+              <w:rPr>
+                <w:rFonts w:ascii="Verdana" w:hAnsi="Verdana" w:cs="Arial"/>
                 <w:u w:val="single"/>
               </w:rPr>
               <w:tab/>
             </w:r>
             <w:r>
               <w:rPr>
+                <w:rFonts w:ascii="Verdana" w:hAnsi="Verdana" w:cs="Arial"/>
                 <w:u w:val="single"/>
               </w:rPr>
               <w:tab/>
             </w:r>
             <w:r>
               <w:rPr>
+                <w:rFonts w:ascii="Verdana" w:hAnsi="Verdana" w:cs="Arial"/>
                 <w:u w:val="single"/>
               </w:rPr>
               <w:tab/>
             </w:r>
             <w:r>
               <w:rPr>
+                <w:rFonts w:ascii="Verdana" w:hAnsi="Verdana" w:cs="Arial"/>
                 <w:u w:val="single"/>
               </w:rPr>
               <w:tab/>
             </w:r>
             <w:r>
               <w:rPr>
+                <w:rFonts w:ascii="Verdana" w:hAnsi="Verdana" w:cs="Arial"/>
                 <w:u w:val="single"/>
               </w:rPr>
               <w:tab/>
             </w:r>
             <w:r>
               <w:rPr>
+                <w:rFonts w:ascii="Verdana" w:hAnsi="Verdana" w:cs="Arial"/>
                 <w:u w:val="single"/>
               </w:rPr>
               <w:tab/>
@@ -3329,6 +6385,9 @@
           <w:p>
             <w:pPr>
               <w:spacing w:after="160" w:line="278" w:lineRule="auto"/>
+              <w:rPr>
+                <w:rFonts w:ascii="Verdana" w:hAnsi="Verdana" w:cs="Arial"/>
+              </w:rPr>
             </w:pPr>
           </w:p>
         </w:tc>
@@ -3340,8 +6399,14 @@
           <w:p>
             <w:pPr>
               <w:spacing w:after="160" w:line="278" w:lineRule="auto"/>
-            </w:pPr>
-            <w:r>
+              <w:rPr>
+                <w:rFonts w:ascii="Verdana" w:hAnsi="Verdana" w:cs="Arial"/>
+              </w:rPr>
+            </w:pPr>
+            <w:r>
+              <w:rPr>
+                <w:rFonts w:ascii="Verdana" w:hAnsi="Verdana" w:cs="Arial"/>
+              </w:rPr>
               <w:t>Notary Public</w:t>
             </w:r>
           </w:p>
@@ -3351,6 +6416,7 @@
     <w:p>
       <w:pPr>
         <w:rPr>
+          <w:rFonts w:ascii="Verdana" w:hAnsi="Verdana" w:cs="Arial"/>
           <w:b/>
           <w:bCs/>
         </w:rPr>
@@ -3359,19 +6425,27 @@
     <w:p>
       <w:pPr>
         <w:rPr>
+          <w:rFonts w:ascii="Verdana" w:hAnsi="Verdana" w:cs="Arial"/>
           <w:b/>
           <w:bCs/>
         </w:rPr>
       </w:pPr>
       <w:r>
         <w:rPr>
+          <w:rFonts w:ascii="Verdana" w:hAnsi="Verdana" w:cs="Arial"/>
           <w:b/>
           <w:bCs/>
         </w:rPr>
         <w:t>*(Note: A fraudulent statement made under the penalties of perjury is perjury, as defined in Section 32-2 of the Criminal Code of 2012.)</w:t>
       </w:r>
     </w:p>
-    <w:p/>
+    <w:p>
+      <w:pPr>
+        <w:rPr>
+          <w:rFonts w:ascii="Verdana" w:hAnsi="Verdana" w:cs="Arial"/>
+        </w:rPr>
+      </w:pPr>
+    </w:p>
     <w:sectPr>
       <w:pgSz w:w="12240" w:h="15840"/>
       <w:pgMar w:top="1440" w:right="1440" w:bottom="1440" w:left="1440" w:header="720" w:footer="720" w:gutter="0"/>
